--- a/交付成果/第4轮朗读优化版/朗读优化8周版/读书会07_四念处（二）——心念处与法念处_8周资料包（朗读优化版）/Word版/第1周_前情回顾与心念处总说_主持人版.docx
+++ b/交付成果/第4轮朗读优化版/朗读优化8周版/读书会07_四念处（二）——心念处与法念处_8周资料包（朗读优化版）/Word版/第1周_前情回顾与心念处总说_主持人版.docx
@@ -4,59 +4,67 @@
   <w:body>
     <w:p>
       <w:pPr>
-        <w:spacing w:before="160" w:after="80"/>
-      </w:pPr>
-      <w:r>
-        <w:rPr>
-          <w:rFonts w:ascii="Microsoft YaHei" w:hAnsi="Microsoft YaHei" w:eastAsia="Microsoft YaHei"/>
+        <w:jc w:val="right"/>
+      </w:pPr>
+      <w:r>
+        <w:rPr>
+          <w:color w:val="888888"/>
+          <w:sz w:val="16"/>
+        </w:rPr>
+        <w:t>📅 最近更新：2026-09-26 13:14　|　第二版修订：六环节120分钟口径（静心10／共读25／分享20／讨论35／禅修15／收尾15）；共读原文标注「本周朗读段」；补心理安全三约定与禅修禁忌；静心增破冰、讨论增分层追问；第4轮朗读优化（2026-09-26）：音频转写来源的共读原文已口语化改写</w:t>
+      </w:r>
+    </w:p>
+    <w:p>
+      <w:pPr>
+        <w:jc w:val="center"/>
+      </w:pPr>
+      <w:r>
+        <w:rPr>
           <w:b/>
           <w:color w:val="1F3864"/>
-          <w:sz w:val="34"/>
-        </w:rPr>
-        <w:t>第1周：前情回顾与心念处总说（主持人版）</w:t>
+          <w:sz w:val="36"/>
+        </w:rPr>
+        <w:t>第1周：前情回顾与心念处总说</w:t>
       </w:r>
     </w:p>
     <w:p>
       <w:pPr>
-        <w:spacing w:before="40" w:after="80"/>
-        <w:ind w:left="283"/>
-        <w:shd w:val="clear" w:color="auto" w:fill="EEF2F8"/>
+        <w:ind w:left="170"/>
         <w:pBdr>
-          <w:left w:val="single" w:sz="20" w:space="6" w:color="1F3864"/>
+          <w:left w:val="single" w:sz="18" w:space="4" w:color="1F3864"/>
         </w:pBdr>
-      </w:pPr>
-      <w:r>
-        <w:rPr>
-          <w:sz w:val="20"/>
+        <w:shd w:val="clear" w:fill="F2F5FA"/>
+      </w:pPr>
+      <w:r>
+        <w:rPr>
+          <w:b w:val="0"/>
         </w:rPr>
         <w:t xml:space="preserve">⭐ </w:t>
       </w:r>
       <w:r>
         <w:rPr>
           <w:b/>
-          <w:sz w:val="20"/>
         </w:rPr>
         <w:t>本讲主持人速览</w:t>
       </w:r>
       <w:r>
         <w:rPr>
-          <w:sz w:val="20"/>
+          <w:b w:val="0"/>
         </w:rPr>
         <w:t>（新主持人必读，2分钟看完）</w:t>
       </w:r>
     </w:p>
     <w:p>
       <w:pPr>
-        <w:spacing w:before="40" w:after="80"/>
-        <w:ind w:left="283"/>
-        <w:shd w:val="clear" w:color="auto" w:fill="EEF2F8"/>
+        <w:ind w:left="170"/>
         <w:pBdr>
-          <w:left w:val="single" w:sz="20" w:space="6" w:color="1F3864"/>
+          <w:left w:val="single" w:sz="18" w:space="4" w:color="1F3864"/>
         </w:pBdr>
-      </w:pPr>
-      <w:r>
-        <w:rPr>
-          <w:sz w:val="20"/>
+        <w:shd w:val="clear" w:fill="F2F5FA"/>
+      </w:pPr>
+      <w:r>
+        <w:rPr>
+          <w:b w:val="0"/>
         </w:rPr>
         <w:t>你不是老师，是"共学同行者"。你不需要懂阿毗达摩，只需要按流程走。</w:t>
       </w:r>
@@ -65,7 +73,6 @@
       <w:tblPr>
         <w:tblStyle w:val="TableGrid"/>
         <w:tblW w:type="auto" w:w="0"/>
-        <w:jc w:val="center"/>
         <w:tblLook w:firstColumn="1" w:firstRow="1" w:lastColumn="0" w:lastRow="0" w:noHBand="0" w:noVBand="1" w:val="04A0"/>
       </w:tblPr>
       <w:tblGrid>
@@ -78,17 +85,20 @@
         <w:tc>
           <w:tcPr>
             <w:tcW w:type="dxa" w:w="2409"/>
-            <w:shd w:val="clear" w:color="auto" w:fill="1F3864"/>
+            <w:shd w:val="clear" w:fill="1F3864"/>
           </w:tcPr>
           <w:p>
-            <w:pPr>
-              <w:spacing w:after="20"/>
-            </w:pPr>
             <w:r>
               <w:rPr>
-                <w:b/>
                 <w:color w:val="FFFFFF"/>
-                <w:sz w:val="19"/>
+                <w:sz w:val="18"/>
+              </w:rPr>
+            </w:r>
+            <w:r>
+              <w:rPr>
+                <w:b w:val="0"/>
+                <w:color w:val="FFFFFF"/>
+                <w:sz w:val="18"/>
               </w:rPr>
               <w:t>环节</w:t>
             </w:r>
@@ -97,17 +107,20 @@
         <w:tc>
           <w:tcPr>
             <w:tcW w:type="dxa" w:w="2409"/>
-            <w:shd w:val="clear" w:color="auto" w:fill="1F3864"/>
+            <w:shd w:val="clear" w:fill="1F3864"/>
           </w:tcPr>
           <w:p>
-            <w:pPr>
-              <w:spacing w:after="20"/>
-            </w:pPr>
             <w:r>
               <w:rPr>
-                <w:b/>
                 <w:color w:val="FFFFFF"/>
-                <w:sz w:val="19"/>
+                <w:sz w:val="18"/>
+              </w:rPr>
+            </w:r>
+            <w:r>
+              <w:rPr>
+                <w:b w:val="0"/>
+                <w:color w:val="FFFFFF"/>
+                <w:sz w:val="18"/>
               </w:rPr>
               <w:t>标准时长</w:t>
             </w:r>
@@ -116,17 +129,20 @@
         <w:tc>
           <w:tcPr>
             <w:tcW w:type="dxa" w:w="2409"/>
-            <w:shd w:val="clear" w:color="auto" w:fill="1F3864"/>
+            <w:shd w:val="clear" w:fill="1F3864"/>
           </w:tcPr>
           <w:p>
-            <w:pPr>
-              <w:spacing w:after="20"/>
-            </w:pPr>
             <w:r>
               <w:rPr>
-                <w:b/>
                 <w:color w:val="FFFFFF"/>
-                <w:sz w:val="19"/>
+                <w:sz w:val="18"/>
+              </w:rPr>
+            </w:r>
+            <w:r>
+              <w:rPr>
+                <w:b w:val="0"/>
+                <w:color w:val="FFFFFF"/>
+                <w:sz w:val="18"/>
               </w:rPr>
               <w:t>⏱ 时间不够→</w:t>
             </w:r>
@@ -135,17 +151,20 @@
         <w:tc>
           <w:tcPr>
             <w:tcW w:type="dxa" w:w="2409"/>
-            <w:shd w:val="clear" w:color="auto" w:fill="1F3864"/>
+            <w:shd w:val="clear" w:fill="1F3864"/>
           </w:tcPr>
           <w:p>
-            <w:pPr>
-              <w:spacing w:after="20"/>
-            </w:pPr>
             <w:r>
               <w:rPr>
-                <w:b/>
                 <w:color w:val="FFFFFF"/>
-                <w:sz w:val="19"/>
+                <w:sz w:val="18"/>
+              </w:rPr>
+            </w:r>
+            <w:r>
+              <w:rPr>
+                <w:b w:val="0"/>
+                <w:color w:val="FFFFFF"/>
+                <w:sz w:val="18"/>
               </w:rPr>
               <w:t>⏱ 时间富余→</w:t>
             </w:r>
@@ -158,12 +177,15 @@
             <w:tcW w:type="dxa" w:w="2409"/>
           </w:tcPr>
           <w:p>
-            <w:pPr>
-              <w:spacing w:after="20"/>
-            </w:pPr>
             <w:r>
               <w:rPr>
-                <w:sz w:val="19"/>
+                <w:sz w:val="18"/>
+              </w:rPr>
+            </w:r>
+            <w:r>
+              <w:rPr>
+                <w:b w:val="0"/>
+                <w:sz w:val="18"/>
               </w:rPr>
               <w:t>🧘 静心开场</w:t>
             </w:r>
@@ -174,12 +196,15 @@
             <w:tcW w:type="dxa" w:w="2409"/>
           </w:tcPr>
           <w:p>
-            <w:pPr>
-              <w:spacing w:after="20"/>
-            </w:pPr>
             <w:r>
               <w:rPr>
-                <w:sz w:val="19"/>
+                <w:sz w:val="18"/>
+              </w:rPr>
+            </w:r>
+            <w:r>
+              <w:rPr>
+                <w:b w:val="0"/>
+                <w:sz w:val="18"/>
               </w:rPr>
               <w:t>10 min</w:t>
             </w:r>
@@ -190,12 +215,15 @@
             <w:tcW w:type="dxa" w:w="2409"/>
           </w:tcPr>
           <w:p>
-            <w:pPr>
-              <w:spacing w:after="20"/>
-            </w:pPr>
             <w:r>
               <w:rPr>
-                <w:sz w:val="19"/>
+                <w:sz w:val="18"/>
+              </w:rPr>
+            </w:r>
+            <w:r>
+              <w:rPr>
+                <w:b w:val="0"/>
+                <w:sz w:val="18"/>
               </w:rPr>
               <w:t>缩至5 min</w:t>
             </w:r>
@@ -206,12 +234,15 @@
             <w:tcW w:type="dxa" w:w="2409"/>
           </w:tcPr>
           <w:p>
-            <w:pPr>
-              <w:spacing w:after="20"/>
-            </w:pPr>
             <w:r>
               <w:rPr>
-                <w:sz w:val="19"/>
+                <w:sz w:val="18"/>
+              </w:rPr>
+            </w:r>
+            <w:r>
+              <w:rPr>
+                <w:b w:val="0"/>
+                <w:sz w:val="18"/>
               </w:rPr>
               <w:t>加2分钟静坐</w:t>
             </w:r>
@@ -222,15 +253,18 @@
         <w:tc>
           <w:tcPr>
             <w:tcW w:type="dxa" w:w="2409"/>
-            <w:shd w:val="clear" w:color="auto" w:fill="F2F2F2"/>
+            <w:shd w:val="clear" w:fill="F2F5FA"/>
           </w:tcPr>
           <w:p>
-            <w:pPr>
-              <w:spacing w:after="20"/>
-            </w:pPr>
             <w:r>
               <w:rPr>
-                <w:sz w:val="19"/>
+                <w:sz w:val="18"/>
+              </w:rPr>
+            </w:r>
+            <w:r>
+              <w:rPr>
+                <w:b w:val="0"/>
+                <w:sz w:val="18"/>
               </w:rPr>
               <w:t>📖 共读原文</w:t>
             </w:r>
@@ -239,15 +273,18 @@
         <w:tc>
           <w:tcPr>
             <w:tcW w:type="dxa" w:w="2409"/>
-            <w:shd w:val="clear" w:color="auto" w:fill="F2F2F2"/>
+            <w:shd w:val="clear" w:fill="F2F5FA"/>
           </w:tcPr>
           <w:p>
-            <w:pPr>
-              <w:spacing w:after="20"/>
-            </w:pPr>
             <w:r>
               <w:rPr>
-                <w:sz w:val="19"/>
+                <w:sz w:val="18"/>
+              </w:rPr>
+            </w:r>
+            <w:r>
+              <w:rPr>
+                <w:b w:val="0"/>
+                <w:sz w:val="18"/>
               </w:rPr>
               <w:t>25 min</w:t>
             </w:r>
@@ -256,15 +293,18 @@
         <w:tc>
           <w:tcPr>
             <w:tcW w:type="dxa" w:w="2409"/>
-            <w:shd w:val="clear" w:color="auto" w:fill="F2F2F2"/>
+            <w:shd w:val="clear" w:fill="F2F5FA"/>
           </w:tcPr>
           <w:p>
-            <w:pPr>
-              <w:spacing w:after="20"/>
-            </w:pPr>
             <w:r>
               <w:rPr>
-                <w:sz w:val="19"/>
+                <w:sz w:val="18"/>
+              </w:rPr>
+            </w:r>
+            <w:r>
+              <w:rPr>
+                <w:b w:val="0"/>
+                <w:sz w:val="18"/>
               </w:rPr>
               <w:t>只读★核心段（约15 min）</w:t>
             </w:r>
@@ -273,15 +313,18 @@
         <w:tc>
           <w:tcPr>
             <w:tcW w:type="dxa" w:w="2409"/>
-            <w:shd w:val="clear" w:color="auto" w:fill="F2F2F2"/>
+            <w:shd w:val="clear" w:fill="F2F5FA"/>
           </w:tcPr>
           <w:p>
-            <w:pPr>
-              <w:spacing w:after="20"/>
-            </w:pPr>
             <w:r>
               <w:rPr>
-                <w:sz w:val="19"/>
+                <w:sz w:val="18"/>
+              </w:rPr>
+            </w:r>
+            <w:r>
+              <w:rPr>
+                <w:b w:val="0"/>
+                <w:sz w:val="18"/>
               </w:rPr>
               <w:t>加读◈扩展段（约40 min）</w:t>
             </w:r>
@@ -294,12 +337,15 @@
             <w:tcW w:type="dxa" w:w="2409"/>
           </w:tcPr>
           <w:p>
-            <w:pPr>
-              <w:spacing w:after="20"/>
-            </w:pPr>
             <w:r>
               <w:rPr>
-                <w:sz w:val="19"/>
+                <w:sz w:val="18"/>
+              </w:rPr>
+            </w:r>
+            <w:r>
+              <w:rPr>
+                <w:b w:val="0"/>
+                <w:sz w:val="18"/>
               </w:rPr>
               <w:t>💬 第一轮分享</w:t>
             </w:r>
@@ -310,12 +356,15 @@
             <w:tcW w:type="dxa" w:w="2409"/>
           </w:tcPr>
           <w:p>
-            <w:pPr>
-              <w:spacing w:after="20"/>
-            </w:pPr>
             <w:r>
               <w:rPr>
-                <w:sz w:val="19"/>
+                <w:sz w:val="18"/>
+              </w:rPr>
+            </w:r>
+            <w:r>
+              <w:rPr>
+                <w:b w:val="0"/>
+                <w:sz w:val="18"/>
               </w:rPr>
               <w:t>20 min</w:t>
             </w:r>
@@ -326,12 +375,15 @@
             <w:tcW w:type="dxa" w:w="2409"/>
           </w:tcPr>
           <w:p>
-            <w:pPr>
-              <w:spacing w:after="20"/>
-            </w:pPr>
             <w:r>
               <w:rPr>
-                <w:sz w:val="19"/>
+                <w:sz w:val="18"/>
+              </w:rPr>
+            </w:r>
+            <w:r>
+              <w:rPr>
+                <w:b w:val="0"/>
+                <w:sz w:val="18"/>
               </w:rPr>
               <w:t>每人1句话（约15 min）</w:t>
             </w:r>
@@ -342,12 +394,15 @@
             <w:tcW w:type="dxa" w:w="2409"/>
           </w:tcPr>
           <w:p>
-            <w:pPr>
-              <w:spacing w:after="20"/>
-            </w:pPr>
             <w:r>
               <w:rPr>
-                <w:sz w:val="19"/>
+                <w:sz w:val="18"/>
+              </w:rPr>
+            </w:r>
+            <w:r>
+              <w:rPr>
+                <w:b w:val="0"/>
+                <w:sz w:val="18"/>
               </w:rPr>
               <w:t>每人3分钟（约30 min）</w:t>
             </w:r>
@@ -358,15 +413,18 @@
         <w:tc>
           <w:tcPr>
             <w:tcW w:type="dxa" w:w="2409"/>
-            <w:shd w:val="clear" w:color="auto" w:fill="F2F2F2"/>
+            <w:shd w:val="clear" w:fill="F2F5FA"/>
           </w:tcPr>
           <w:p>
-            <w:pPr>
-              <w:spacing w:after="20"/>
-            </w:pPr>
             <w:r>
               <w:rPr>
-                <w:sz w:val="19"/>
+                <w:sz w:val="18"/>
+              </w:rPr>
+            </w:r>
+            <w:r>
+              <w:rPr>
+                <w:b w:val="0"/>
+                <w:sz w:val="18"/>
               </w:rPr>
               <w:t>🎯 主题讨论</w:t>
             </w:r>
@@ -375,15 +433,18 @@
         <w:tc>
           <w:tcPr>
             <w:tcW w:type="dxa" w:w="2409"/>
-            <w:shd w:val="clear" w:color="auto" w:fill="F2F2F2"/>
+            <w:shd w:val="clear" w:fill="F2F5FA"/>
           </w:tcPr>
           <w:p>
-            <w:pPr>
-              <w:spacing w:after="20"/>
-            </w:pPr>
             <w:r>
               <w:rPr>
-                <w:sz w:val="19"/>
+                <w:sz w:val="18"/>
+              </w:rPr>
+            </w:r>
+            <w:r>
+              <w:rPr>
+                <w:b w:val="0"/>
+                <w:sz w:val="18"/>
               </w:rPr>
               <w:t>35 min</w:t>
             </w:r>
@@ -392,15 +453,18 @@
         <w:tc>
           <w:tcPr>
             <w:tcW w:type="dxa" w:w="2409"/>
-            <w:shd w:val="clear" w:color="auto" w:fill="F2F2F2"/>
+            <w:shd w:val="clear" w:fill="F2F5FA"/>
           </w:tcPr>
           <w:p>
-            <w:pPr>
-              <w:spacing w:after="20"/>
-            </w:pPr>
             <w:r>
               <w:rPr>
-                <w:sz w:val="19"/>
+                <w:sz w:val="18"/>
+              </w:rPr>
+            </w:r>
+            <w:r>
+              <w:rPr>
+                <w:b w:val="0"/>
+                <w:sz w:val="18"/>
               </w:rPr>
               <w:t>只讨论问题①（约20 min）</w:t>
             </w:r>
@@ -409,15 +473,18 @@
         <w:tc>
           <w:tcPr>
             <w:tcW w:type="dxa" w:w="2409"/>
-            <w:shd w:val="clear" w:color="auto" w:fill="F2F2F2"/>
+            <w:shd w:val="clear" w:fill="F2F5FA"/>
           </w:tcPr>
           <w:p>
-            <w:pPr>
-              <w:spacing w:after="20"/>
-            </w:pPr>
             <w:r>
               <w:rPr>
-                <w:sz w:val="19"/>
+                <w:sz w:val="18"/>
+              </w:rPr>
+            </w:r>
+            <w:r>
+              <w:rPr>
+                <w:b w:val="0"/>
+                <w:sz w:val="18"/>
               </w:rPr>
               <w:t>讨论全部问题+扩展（约45 min）</w:t>
             </w:r>
@@ -430,12 +497,15 @@
             <w:tcW w:type="dxa" w:w="2409"/>
           </w:tcPr>
           <w:p>
-            <w:pPr>
-              <w:spacing w:after="20"/>
-            </w:pPr>
             <w:r>
               <w:rPr>
-                <w:sz w:val="19"/>
+                <w:sz w:val="18"/>
+              </w:rPr>
+            </w:r>
+            <w:r>
+              <w:rPr>
+                <w:b w:val="0"/>
+                <w:sz w:val="18"/>
               </w:rPr>
               <w:t>🧘 禅修练习</w:t>
             </w:r>
@@ -446,12 +516,15 @@
             <w:tcW w:type="dxa" w:w="2409"/>
           </w:tcPr>
           <w:p>
-            <w:pPr>
-              <w:spacing w:after="20"/>
-            </w:pPr>
             <w:r>
               <w:rPr>
-                <w:sz w:val="19"/>
+                <w:sz w:val="18"/>
+              </w:rPr>
+            </w:r>
+            <w:r>
+              <w:rPr>
+                <w:b w:val="0"/>
+                <w:sz w:val="18"/>
               </w:rPr>
               <w:t>15 min</w:t>
             </w:r>
@@ -462,12 +535,15 @@
             <w:tcW w:type="dxa" w:w="2409"/>
           </w:tcPr>
           <w:p>
-            <w:pPr>
-              <w:spacing w:after="20"/>
-            </w:pPr>
             <w:r>
               <w:rPr>
-                <w:sz w:val="19"/>
+                <w:sz w:val="18"/>
+              </w:rPr>
+            </w:r>
+            <w:r>
+              <w:rPr>
+                <w:b w:val="0"/>
+                <w:sz w:val="18"/>
               </w:rPr>
               <w:t>缩至8 min（只带"观受→观心→慈心收尾"三步）</w:t>
             </w:r>
@@ -478,12 +554,15 @@
             <w:tcW w:type="dxa" w:w="2409"/>
           </w:tcPr>
           <w:p>
-            <w:pPr>
-              <w:spacing w:after="20"/>
-            </w:pPr>
             <w:r>
               <w:rPr>
-                <w:sz w:val="19"/>
+                <w:sz w:val="18"/>
+              </w:rPr>
+            </w:r>
+            <w:r>
+              <w:rPr>
+                <w:b w:val="0"/>
+                <w:sz w:val="18"/>
               </w:rPr>
               <w:t>延长至20 min（静坐加满）</w:t>
             </w:r>
@@ -494,15 +573,18 @@
         <w:tc>
           <w:tcPr>
             <w:tcW w:type="dxa" w:w="2409"/>
-            <w:shd w:val="clear" w:color="auto" w:fill="F2F2F2"/>
+            <w:shd w:val="clear" w:fill="F2F5FA"/>
           </w:tcPr>
           <w:p>
-            <w:pPr>
-              <w:spacing w:after="20"/>
-            </w:pPr>
             <w:r>
               <w:rPr>
-                <w:sz w:val="19"/>
+                <w:sz w:val="18"/>
+              </w:rPr>
+            </w:r>
+            <w:r>
+              <w:rPr>
+                <w:b w:val="0"/>
+                <w:sz w:val="18"/>
               </w:rPr>
               <w:t>🔚 收尾回向</w:t>
             </w:r>
@@ -511,15 +593,18 @@
         <w:tc>
           <w:tcPr>
             <w:tcW w:type="dxa" w:w="2409"/>
-            <w:shd w:val="clear" w:color="auto" w:fill="F2F2F2"/>
+            <w:shd w:val="clear" w:fill="F2F5FA"/>
           </w:tcPr>
           <w:p>
-            <w:pPr>
-              <w:spacing w:after="20"/>
-            </w:pPr>
             <w:r>
               <w:rPr>
-                <w:sz w:val="19"/>
+                <w:sz w:val="18"/>
+              </w:rPr>
+            </w:r>
+            <w:r>
+              <w:rPr>
+                <w:b w:val="0"/>
+                <w:sz w:val="18"/>
               </w:rPr>
               <w:t>15 min</w:t>
             </w:r>
@@ -528,15 +613,18 @@
         <w:tc>
           <w:tcPr>
             <w:tcW w:type="dxa" w:w="2409"/>
-            <w:shd w:val="clear" w:color="auto" w:fill="F2F2F2"/>
+            <w:shd w:val="clear" w:fill="F2F5FA"/>
           </w:tcPr>
           <w:p>
-            <w:pPr>
-              <w:spacing w:after="20"/>
-            </w:pPr>
             <w:r>
               <w:rPr>
-                <w:sz w:val="19"/>
+                <w:sz w:val="18"/>
+              </w:rPr>
+            </w:r>
+            <w:r>
+              <w:rPr>
+                <w:b w:val="0"/>
+                <w:sz w:val="18"/>
               </w:rPr>
               <w:t>缩至10 min</w:t>
             </w:r>
@@ -545,15 +633,18 @@
         <w:tc>
           <w:tcPr>
             <w:tcW w:type="dxa" w:w="2409"/>
-            <w:shd w:val="clear" w:color="auto" w:fill="F2F2F2"/>
+            <w:shd w:val="clear" w:fill="F2F5FA"/>
           </w:tcPr>
           <w:p>
-            <w:pPr>
-              <w:spacing w:after="20"/>
-            </w:pPr>
             <w:r>
               <w:rPr>
-                <w:sz w:val="19"/>
+                <w:sz w:val="18"/>
+              </w:rPr>
+            </w:r>
+            <w:r>
+              <w:rPr>
+                <w:b w:val="0"/>
+                <w:sz w:val="18"/>
               </w:rPr>
               <w:t>保持</w:t>
             </w:r>
@@ -563,67 +654,97 @@
     </w:tbl>
     <w:p>
       <w:pPr>
-        <w:spacing w:before="40" w:after="80"/>
-        <w:ind w:left="283"/>
-        <w:shd w:val="clear" w:color="auto" w:fill="EEF2F8"/>
+        <w:ind w:left="170"/>
         <w:pBdr>
-          <w:left w:val="single" w:sz="20" w:space="6" w:color="1F3864"/>
+          <w:left w:val="single" w:sz="18" w:space="4" w:color="1F3864"/>
         </w:pBdr>
+        <w:shd w:val="clear" w:fill="F2F5FA"/>
       </w:pPr>
       <w:r>
         <w:rPr>
           <w:b/>
-          <w:sz w:val="20"/>
         </w:rPr>
         <w:t>主持人10条守则（精简版）</w:t>
       </w:r>
       <w:r>
         <w:rPr>
-          <w:sz w:val="20"/>
-        </w:rPr>
-        <w:t>： ① 不讲解、不提供答案——让原文自己说话；② 有人问"正确答案"→说"先听听大家的看法"；③ 冷场→主持人先分享自己的真实感受；④ 跑题→温和拉回："这个有意思，我们回到今天的原文"；⑤ 争论→"两种看法都很好，大家保留自己的理解"；⑥ 确保人人发言；⑦ 不评判任何人的分享；⑧ 时间到了就推进；⑨ 禅修练习照读引导词即可；⑩ 结束一起回向。</w:t>
+          <w:b w:val="0"/>
+        </w:rPr>
+        <w:t>：</w:t>
       </w:r>
     </w:p>
     <w:p>
       <w:pPr>
-        <w:spacing w:before="40" w:after="80"/>
-        <w:ind w:left="283"/>
-        <w:shd w:val="clear" w:color="auto" w:fill="EEF2F8"/>
+        <w:ind w:left="170"/>
         <w:pBdr>
-          <w:left w:val="single" w:sz="20" w:space="6" w:color="1F3864"/>
+          <w:left w:val="single" w:sz="18" w:space="4" w:color="1F3864"/>
         </w:pBdr>
-      </w:pPr>
-      <w:r>
-        <w:rPr>
-          <w:b/>
-          <w:sz w:val="20"/>
-        </w:rPr>
-        <w:t>读书会07：四念处（二）——心念处与法念处 · 第1周</w:t>
-      </w:r>
-      <w:r>
-        <w:rPr>
-          <w:sz w:val="20"/>
-        </w:rPr>
-        <w:t xml:space="preserve"> 主持人：你不需要提前懂阿毗达摩，按本手册推进即可。 本周主题：前情回顾与心念处总说。一句话：四念处的修行走到第三站——心念处。先把上一程（读书会06的身念处、受念处）轻轻回顾一遍，然后跨出关键的一步：从"被感受到的"走向"能知能觉的心"。名业处（观照名法）有三种入手——先观照受是受念处，先观照识是心念处，先观照触是法念处；而观心的总说，是八对十六种世间心；佛陀给观心定的次第是"先色后名"——先把色法看明白，再来观心。本周不求把十六种心认全（那是下周的主题），只求对"心念处观察什么、从哪里入手"有一张清晰的地图。</w:t>
-      </w:r>
-      <w:r>
-        <w:rPr>
-          <w:b/>
-          <w:sz w:val="20"/>
-        </w:rPr>
-        <w:t>材料①为Word课件原文直取，材料②为录音转写整理（已校对明显同音错字），均可直接共读。</w:t>
+        <w:shd w:val="clear" w:fill="F2F5FA"/>
+      </w:pPr>
+      <w:r>
+        <w:rPr>
+          <w:b w:val="0"/>
+        </w:rPr>
+        <w:t>① 不讲解、不提供答案——让原文自己说话；② 有人问"正确答案"→说"先听听大家的看法"；③ 冷场→主持人先分享自己的真实感受；④ 跑题→温和拉回："这个有意思，我们回到今天的原文"；⑤ 争论→"两种看法都很好，大家保留自己的理解"；⑥ 确保人人发言；⑦ 不评判任何人的分享；⑧ 时间到了就推进；⑨ 禅修练习照读引导词即可；⑩ 结束一起回向。</w:t>
       </w:r>
     </w:p>
     <w:p>
       <w:pPr>
-        <w:spacing w:before="160" w:after="80"/>
-      </w:pPr>
-      <w:r>
-        <w:rPr>
-          <w:rFonts w:ascii="Microsoft YaHei" w:hAnsi="Microsoft YaHei" w:eastAsia="Microsoft YaHei"/>
+        <w:ind w:left="170"/>
+        <w:pBdr>
+          <w:left w:val="single" w:sz="18" w:space="4" w:color="1F3864"/>
+        </w:pBdr>
+        <w:shd w:val="clear" w:fill="F2F5FA"/>
+      </w:pPr>
+      <w:r>
+        <w:rPr>
+          <w:b/>
+        </w:rPr>
+        <w:t>读书会07：四念处（二）——心念处与法念处 · 第1周</w:t>
+      </w:r>
+    </w:p>
+    <w:p>
+      <w:pPr>
+        <w:ind w:left="170"/>
+        <w:pBdr>
+          <w:left w:val="single" w:sz="18" w:space="4" w:color="1F3864"/>
+        </w:pBdr>
+        <w:shd w:val="clear" w:fill="F2F5FA"/>
+      </w:pPr>
+      <w:r>
+        <w:rPr>
+          <w:b w:val="0"/>
+        </w:rPr>
+        <w:t>主持人：你不需要提前懂阿毗达摩，按本手册推进即可。</w:t>
+      </w:r>
+    </w:p>
+    <w:p>
+      <w:pPr>
+        <w:ind w:left="170"/>
+        <w:pBdr>
+          <w:left w:val="single" w:sz="18" w:space="4" w:color="1F3864"/>
+        </w:pBdr>
+        <w:shd w:val="clear" w:fill="F2F5FA"/>
+      </w:pPr>
+      <w:r>
+        <w:rPr>
+          <w:b w:val="0"/>
+        </w:rPr>
+        <w:t>本周主题：前情回顾与心念处总说。一句话：四念处的修行走到第三站——心念处。先把上一程（读书会06的身念处、受念处）轻轻回顾一遍，然后跨出关键的一步：从"被感受到的"走向"能知能觉的心"。名业处（观照名法）有三种入手——先观照受是受念处，先观照识是心念处，先观照触是法念处；而观心的总说，是八对十六种世间心；佛陀给观心定的次第是"先色后名"——先把色法看明白，再来观心。本周不求把十六种心认全（那是下周的主题），只求对"心念处观察什么、从哪里入手"有一张清晰的地图。</w:t>
+      </w:r>
+      <w:r>
+        <w:rPr>
+          <w:b/>
+        </w:rPr>
+        <w:t>材料①为Word课件原文直取，材料②为录音转写整理（已校对明显同音错字），均可直接共读。</w:t>
+      </w:r>
+    </w:p>
+    <w:p>
+      <w:r>
+        <w:rPr>
           <w:b/>
           <w:color w:val="1F3864"/>
-          <w:sz w:val="28"/>
+          <w:sz w:val="26"/>
         </w:rPr>
         <w:t>📋 本周信息卡</w:t>
       </w:r>
@@ -632,7 +753,6 @@
       <w:tblPr>
         <w:tblStyle w:val="TableGrid"/>
         <w:tblW w:type="auto" w:w="0"/>
-        <w:jc w:val="center"/>
         <w:tblLook w:firstColumn="1" w:firstRow="1" w:lastColumn="0" w:lastRow="0" w:noHBand="0" w:noVBand="1" w:val="04A0"/>
       </w:tblPr>
       <w:tblGrid>
@@ -643,17 +763,20 @@
         <w:tc>
           <w:tcPr>
             <w:tcW w:type="dxa" w:w="4819"/>
-            <w:shd w:val="clear" w:color="auto" w:fill="1F3864"/>
+            <w:shd w:val="clear" w:fill="1F3864"/>
           </w:tcPr>
           <w:p>
-            <w:pPr>
-              <w:spacing w:after="20"/>
-            </w:pPr>
             <w:r>
               <w:rPr>
-                <w:b/>
                 <w:color w:val="FFFFFF"/>
-                <w:sz w:val="19"/>
+                <w:sz w:val="18"/>
+              </w:rPr>
+            </w:r>
+            <w:r>
+              <w:rPr>
+                <w:b w:val="0"/>
+                <w:color w:val="FFFFFF"/>
+                <w:sz w:val="18"/>
               </w:rPr>
               <w:t>项目</w:t>
             </w:r>
@@ -662,17 +785,20 @@
         <w:tc>
           <w:tcPr>
             <w:tcW w:type="dxa" w:w="4819"/>
-            <w:shd w:val="clear" w:color="auto" w:fill="1F3864"/>
+            <w:shd w:val="clear" w:fill="1F3864"/>
           </w:tcPr>
           <w:p>
-            <w:pPr>
-              <w:spacing w:after="20"/>
-            </w:pPr>
             <w:r>
               <w:rPr>
-                <w:b/>
                 <w:color w:val="FFFFFF"/>
-                <w:sz w:val="19"/>
+                <w:sz w:val="18"/>
+              </w:rPr>
+            </w:r>
+            <w:r>
+              <w:rPr>
+                <w:b w:val="0"/>
+                <w:color w:val="FFFFFF"/>
+                <w:sz w:val="18"/>
               </w:rPr>
               <w:t>内容</w:t>
             </w:r>
@@ -685,12 +811,15 @@
             <w:tcW w:type="dxa" w:w="4819"/>
           </w:tcPr>
           <w:p>
-            <w:pPr>
-              <w:spacing w:after="20"/>
-            </w:pPr>
             <w:r>
               <w:rPr>
-                <w:sz w:val="19"/>
+                <w:sz w:val="18"/>
+              </w:rPr>
+            </w:r>
+            <w:r>
+              <w:rPr>
+                <w:b w:val="0"/>
+                <w:sz w:val="18"/>
               </w:rPr>
               <w:t>时长</w:t>
             </w:r>
@@ -701,12 +830,15 @@
             <w:tcW w:type="dxa" w:w="4819"/>
           </w:tcPr>
           <w:p>
-            <w:pPr>
-              <w:spacing w:after="20"/>
-            </w:pPr>
             <w:r>
               <w:rPr>
-                <w:sz w:val="19"/>
+                <w:sz w:val="18"/>
+              </w:rPr>
+            </w:r>
+            <w:r>
+              <w:rPr>
+                <w:b w:val="0"/>
+                <w:sz w:val="18"/>
               </w:rPr>
               <w:t>120分钟</w:t>
             </w:r>
@@ -717,15 +849,18 @@
         <w:tc>
           <w:tcPr>
             <w:tcW w:type="dxa" w:w="4819"/>
-            <w:shd w:val="clear" w:color="auto" w:fill="F2F2F2"/>
+            <w:shd w:val="clear" w:fill="F2F5FA"/>
           </w:tcPr>
           <w:p>
-            <w:pPr>
-              <w:spacing w:after="20"/>
-            </w:pPr>
             <w:r>
               <w:rPr>
-                <w:sz w:val="19"/>
+                <w:sz w:val="18"/>
+              </w:rPr>
+            </w:r>
+            <w:r>
+              <w:rPr>
+                <w:b w:val="0"/>
+                <w:sz w:val="18"/>
               </w:rPr>
               <w:t>核心问题</w:t>
             </w:r>
@@ -734,15 +869,18 @@
         <w:tc>
           <w:tcPr>
             <w:tcW w:type="dxa" w:w="4819"/>
-            <w:shd w:val="clear" w:color="auto" w:fill="F2F2F2"/>
+            <w:shd w:val="clear" w:fill="F2F5FA"/>
           </w:tcPr>
           <w:p>
-            <w:pPr>
-              <w:spacing w:after="20"/>
-            </w:pPr>
             <w:r>
               <w:rPr>
-                <w:sz w:val="19"/>
+                <w:sz w:val="18"/>
+              </w:rPr>
+            </w:r>
+            <w:r>
+              <w:rPr>
+                <w:b w:val="0"/>
+                <w:sz w:val="18"/>
               </w:rPr>
               <w:t>心念处观察什么？为什么观心之前要先观色？从身念处、受念处一路走到心念处，这一步怎么跨？</w:t>
             </w:r>
@@ -755,12 +893,15 @@
             <w:tcW w:type="dxa" w:w="4819"/>
           </w:tcPr>
           <w:p>
-            <w:pPr>
-              <w:spacing w:after="20"/>
-            </w:pPr>
             <w:r>
               <w:rPr>
-                <w:sz w:val="19"/>
+                <w:sz w:val="18"/>
+              </w:rPr>
+            </w:r>
+            <w:r>
+              <w:rPr>
+                <w:b w:val="0"/>
+                <w:sz w:val="18"/>
               </w:rPr>
               <w:t>共读原文</w:t>
             </w:r>
@@ -771,12 +912,15 @@
             <w:tcW w:type="dxa" w:w="4819"/>
           </w:tcPr>
           <w:p>
-            <w:pPr>
-              <w:spacing w:after="20"/>
-            </w:pPr>
             <w:r>
               <w:rPr>
-                <w:sz w:val="19"/>
+                <w:sz w:val="18"/>
+              </w:rPr>
+            </w:r>
+            <w:r>
+              <w:rPr>
+                <w:b w:val="0"/>
+                <w:sz w:val="18"/>
               </w:rPr>
               <w:t>① 从受念处到心念处：前情回顾（九种受经文条目化，受念处修习详见读书会06）→ 名业处三种入手（先观受／先观识／先观触，后两者即心念处与法念处）→ 先色后名的次第 → 名业处的修习方法（Word课件·原文直取）② 心念处总说：前三对心复习＋第四对怠惰（昏沉）心与散乱心；第五～七对心与十六种世间心总说；观心必须依心路过程；修心念处前先观色法四步骤；心随观次第；钝根见行者以观察自心入手；◈扩展："心比库"特例、五盖经文与成因初步（不如理作意四种错认、"粘着即贪"）（录音转写·依据录音转写整理）</w:t>
             </w:r>
@@ -787,15 +931,18 @@
         <w:tc>
           <w:tcPr>
             <w:tcW w:type="dxa" w:w="4819"/>
-            <w:shd w:val="clear" w:color="auto" w:fill="F2F2F2"/>
+            <w:shd w:val="clear" w:fill="F2F5FA"/>
           </w:tcPr>
           <w:p>
-            <w:pPr>
-              <w:spacing w:after="20"/>
-            </w:pPr>
             <w:r>
               <w:rPr>
-                <w:sz w:val="19"/>
+                <w:sz w:val="18"/>
+              </w:rPr>
+            </w:r>
+            <w:r>
+              <w:rPr>
+                <w:b w:val="0"/>
+                <w:sz w:val="18"/>
               </w:rPr>
               <w:t>本周作业</w:t>
             </w:r>
@@ -804,15 +951,18 @@
         <w:tc>
           <w:tcPr>
             <w:tcW w:type="dxa" w:w="4819"/>
-            <w:shd w:val="clear" w:color="auto" w:fill="F2F2F2"/>
+            <w:shd w:val="clear" w:fill="F2F5FA"/>
           </w:tcPr>
           <w:p>
-            <w:pPr>
-              <w:spacing w:after="20"/>
-            </w:pPr>
             <w:r>
               <w:rPr>
-                <w:sz w:val="19"/>
+                <w:sz w:val="18"/>
+              </w:rPr>
+            </w:r>
+            <w:r>
+              <w:rPr>
+                <w:b w:val="0"/>
+                <w:sz w:val="18"/>
               </w:rPr>
               <w:t>每天睡前用2分钟"看一眼今天的心"：挑一个记得住的瞬间（比如不耐烦、想刷手机的那一刻），只记一句"那一刻心里是什么"，不评判、不分析、不改正</w:t>
             </w:r>
@@ -821,15 +971,11 @@
       </w:tr>
     </w:tbl>
     <w:p>
-      <w:pPr>
-        <w:spacing w:before="160" w:after="80"/>
-      </w:pPr>
-      <w:r>
-        <w:rPr>
-          <w:rFonts w:ascii="Microsoft YaHei" w:hAnsi="Microsoft YaHei" w:eastAsia="Microsoft YaHei"/>
+      <w:r>
+        <w:rPr>
           <w:b/>
           <w:color w:val="1F3864"/>
-          <w:sz w:val="28"/>
+          <w:sz w:val="26"/>
         </w:rPr>
         <w:t>⏱ 时间弹性指南（本讲通用）</w:t>
       </w:r>
@@ -838,7 +984,6 @@
       <w:tblPr>
         <w:tblStyle w:val="TableGrid"/>
         <w:tblW w:type="auto" w:w="0"/>
-        <w:jc w:val="center"/>
         <w:tblLook w:firstColumn="1" w:firstRow="1" w:lastColumn="0" w:lastRow="0" w:noHBand="0" w:noVBand="1" w:val="04A0"/>
       </w:tblPr>
       <w:tblGrid>
@@ -849,17 +994,20 @@
         <w:tc>
           <w:tcPr>
             <w:tcW w:type="dxa" w:w="4819"/>
-            <w:shd w:val="clear" w:color="auto" w:fill="1F3864"/>
+            <w:shd w:val="clear" w:fill="1F3864"/>
           </w:tcPr>
           <w:p>
-            <w:pPr>
-              <w:spacing w:after="20"/>
-            </w:pPr>
             <w:r>
               <w:rPr>
-                <w:b/>
                 <w:color w:val="FFFFFF"/>
-                <w:sz w:val="19"/>
+                <w:sz w:val="18"/>
+              </w:rPr>
+            </w:r>
+            <w:r>
+              <w:rPr>
+                <w:b w:val="0"/>
+                <w:color w:val="FFFFFF"/>
+                <w:sz w:val="18"/>
               </w:rPr>
               <w:t>情况</w:t>
             </w:r>
@@ -868,17 +1016,20 @@
         <w:tc>
           <w:tcPr>
             <w:tcW w:type="dxa" w:w="4819"/>
-            <w:shd w:val="clear" w:color="auto" w:fill="1F3864"/>
+            <w:shd w:val="clear" w:fill="1F3864"/>
           </w:tcPr>
           <w:p>
-            <w:pPr>
-              <w:spacing w:after="20"/>
-            </w:pPr>
             <w:r>
               <w:rPr>
-                <w:b/>
                 <w:color w:val="FFFFFF"/>
-                <w:sz w:val="19"/>
+                <w:sz w:val="18"/>
+              </w:rPr>
+            </w:r>
+            <w:r>
+              <w:rPr>
+                <w:b w:val="0"/>
+                <w:color w:val="FFFFFF"/>
+                <w:sz w:val="18"/>
               </w:rPr>
               <w:t>应对方法</w:t>
             </w:r>
@@ -891,19 +1042,22 @@
             <w:tcW w:type="dxa" w:w="4819"/>
           </w:tcPr>
           <w:p>
-            <w:pPr>
-              <w:spacing w:after="20"/>
-            </w:pPr>
+            <w:r>
+              <w:rPr>
+                <w:sz w:val="18"/>
+              </w:rPr>
+            </w:r>
             <w:r>
               <w:rPr>
                 <w:b/>
-                <w:sz w:val="19"/>
+                <w:sz w:val="18"/>
               </w:rPr>
               <w:t>时间不够</w:t>
             </w:r>
             <w:r>
               <w:rPr>
-                <w:sz w:val="19"/>
+                <w:b w:val="0"/>
+                <w:sz w:val="18"/>
               </w:rPr>
               <w:t>（共读太长/讨论超时）</w:t>
             </w:r>
@@ -914,25 +1068,29 @@
             <w:tcW w:type="dxa" w:w="4819"/>
           </w:tcPr>
           <w:p>
-            <w:pPr>
-              <w:spacing w:after="20"/>
-            </w:pPr>
             <w:r>
               <w:rPr>
-                <w:sz w:val="19"/>
+                <w:sz w:val="18"/>
+              </w:rPr>
+            </w:r>
+            <w:r>
+              <w:rPr>
+                <w:b w:val="0"/>
+                <w:sz w:val="18"/>
               </w:rPr>
               <w:t xml:space="preserve">① 静心开场缩至5分钟；② 共读原文只读标注 </w:t>
             </w:r>
             <w:r>
               <w:rPr>
                 <w:b/>
-                <w:sz w:val="19"/>
+                <w:sz w:val="18"/>
               </w:rPr>
               <w:t>★核心</w:t>
             </w:r>
             <w:r>
               <w:rPr>
-                <w:sz w:val="19"/>
+                <w:b w:val="0"/>
+                <w:sz w:val="18"/>
               </w:rPr>
               <w:t xml:space="preserve"> 的段落（材料②的两个◈扩展段——"心比库"与"五盖初步"——可整段跳过，材料①的◈扩展段也可跳过）；③ 第一轮分享每人只说一句话；④ 主题讨论只讨论问题①；⑤ 禅修练习缩至8分钟（只带"观受→观心→慈心收尾"三步）；⑥ 收尾回向缩至10分钟</w:t>
             </w:r>
@@ -943,22 +1101,25 @@
         <w:tc>
           <w:tcPr>
             <w:tcW w:type="dxa" w:w="4819"/>
-            <w:shd w:val="clear" w:color="auto" w:fill="F2F2F2"/>
+            <w:shd w:val="clear" w:fill="F2F5FA"/>
           </w:tcPr>
           <w:p>
-            <w:pPr>
-              <w:spacing w:after="20"/>
-            </w:pPr>
+            <w:r>
+              <w:rPr>
+                <w:sz w:val="18"/>
+              </w:rPr>
+            </w:r>
             <w:r>
               <w:rPr>
                 <w:b/>
-                <w:sz w:val="19"/>
+                <w:sz w:val="18"/>
               </w:rPr>
               <w:t>时间富余</w:t>
             </w:r>
             <w:r>
               <w:rPr>
-                <w:sz w:val="19"/>
+                <w:b w:val="0"/>
+                <w:sz w:val="18"/>
               </w:rPr>
               <w:t>（共读快/讨论提前结束）</w:t>
             </w:r>
@@ -967,15 +1128,18 @@
         <w:tc>
           <w:tcPr>
             <w:tcW w:type="dxa" w:w="4819"/>
-            <w:shd w:val="clear" w:color="auto" w:fill="F2F2F2"/>
+            <w:shd w:val="clear" w:fill="F2F5FA"/>
           </w:tcPr>
           <w:p>
-            <w:pPr>
-              <w:spacing w:after="20"/>
-            </w:pPr>
             <w:r>
               <w:rPr>
-                <w:sz w:val="19"/>
+                <w:sz w:val="18"/>
+              </w:rPr>
+            </w:r>
+            <w:r>
+              <w:rPr>
+                <w:b w:val="0"/>
+                <w:sz w:val="18"/>
               </w:rPr>
               <w:t>① 用"📚 扩展内容包"中的补充原文段落继续共读；② 增加扩展讨论问题；③ 延长禅修练习静坐时间；④ 增加"每人分享一个'看见自己心'的瞬间"环节</w:t>
             </w:r>
@@ -985,43 +1149,37 @@
     </w:tbl>
     <w:p>
       <w:pPr>
-        <w:spacing w:before="40" w:after="80"/>
-        <w:ind w:left="283"/>
-        <w:shd w:val="clear" w:color="auto" w:fill="EEF2F8"/>
+        <w:ind w:left="170"/>
         <w:pBdr>
-          <w:left w:val="single" w:sz="20" w:space="6" w:color="1F3864"/>
+          <w:left w:val="single" w:sz="18" w:space="4" w:color="1F3864"/>
         </w:pBdr>
-      </w:pPr>
-      <w:r>
-        <w:rPr>
-          <w:sz w:val="20"/>
+        <w:shd w:val="clear" w:fill="F2F5FA"/>
+      </w:pPr>
+      <w:r>
+        <w:rPr>
+          <w:b w:val="0"/>
         </w:rPr>
         <w:t>💡 原则：</w:t>
       </w:r>
       <w:r>
         <w:rPr>
           <w:b/>
-          <w:sz w:val="20"/>
         </w:rPr>
         <w:t>讨论比读完重要，体验比讲完重要。</w:t>
       </w:r>
       <w:r>
         <w:rPr>
-          <w:sz w:val="20"/>
+          <w:b w:val="0"/>
         </w:rPr>
         <w:t xml:space="preserve"> 宁可跳过后半段原文，也要让每个人都有机会说话。第一周尤其如此：让大家先跟心念处"见个面"，不急着"学完"。</w:t>
       </w:r>
     </w:p>
     <w:p>
-      <w:pPr>
-        <w:spacing w:before="160" w:after="80"/>
-      </w:pPr>
-      <w:r>
-        <w:rPr>
-          <w:rFonts w:ascii="Microsoft YaHei" w:hAnsi="Microsoft YaHei" w:eastAsia="Microsoft YaHei"/>
+      <w:r>
+        <w:rPr>
           <w:b/>
           <w:color w:val="1F3864"/>
-          <w:sz w:val="28"/>
+          <w:sz w:val="26"/>
         </w:rPr>
         <w:t>🧘 静心开场（10 min）</w:t>
       </w:r>
@@ -1030,411 +1188,383 @@
       <w:r>
         <w:rPr>
           <w:b/>
-          <w:sz w:val="21"/>
         </w:rPr>
         <w:t>主持人引导语</w:t>
       </w:r>
       <w:r>
         <w:rPr>
-          <w:sz w:val="21"/>
+          <w:b w:val="0"/>
         </w:rPr>
         <w:t>（照读即可）：</w:t>
       </w:r>
     </w:p>
     <w:p>
       <w:pPr>
-        <w:spacing w:before="40" w:after="80"/>
-        <w:ind w:left="283"/>
-        <w:shd w:val="clear" w:color="auto" w:fill="EEF2F8"/>
+        <w:ind w:left="170"/>
         <w:pBdr>
-          <w:left w:val="single" w:sz="20" w:space="6" w:color="1F3864"/>
+          <w:left w:val="single" w:sz="18" w:space="4" w:color="1F3864"/>
         </w:pBdr>
-      </w:pPr>
-      <w:r>
-        <w:rPr>
-          <w:sz w:val="20"/>
-        </w:rPr>
-        <w:t>我们先静坐一分钟。闭上眼睛，感受自己的呼吸，让心慢慢安静下来。（停顿60秒） 今天是我们《四念处（二）——心念处与法念处》读书会的第一次相聚。上一程（读书会06）里，我们学习了四念处的框架和前两站：身念处——从身体开始观察；受念处——从感受开始观察。有贤友可能记得，受念处里有个很有意思的观察：乐受生起来的时候，会让人从心里欢呼"啊，这多么快乐"；苦受生起来的时候，会让人哀嚎"啊，太痛苦了"——感受是很明显的，所以它是一个容易下手的观察点。 那这一程，我们要往前再走一步：从"感受"走向"心"。感受是被知道的，而心是那个"能知道"的——同样是观察，受念处看着"乐受、苦受来了"，心念处看着"知道乐受、苦受的那颗心"。观察自己的心——听起来有点玄，其实我们每天都在做：发现自己不耐烦了，发现自己走神了，发现自己心里一喜——只是我们没有系统地、带着好奇心去看它。接下来的八周，我们就在古源尊者的开示里，一站一站地把这颗心看清楚：先是心念处的总说和十六种心，再是法念处的五盖、七觉支、五取蕴与十二处，最后以四圣谛与四念处的整合实修收尾。 在这里，我们不比谁懂阿毗达摩多，也不要求自己"学会"什么——只是每周抽出两个小时，从外面的事情里退回来，陪一陪自己的这颗心。先约定一件事：今天无论听到什么，都不用马上"同意"或"搞懂"，带回去慢慢想就好。新来的朋友不用担心没参加过上一季——每一讲都能独立入门，读不懂的术语跳过去就好。今天的环节是：一起读两段原文、第一轮分享、主题讨论，最后有15分钟的"观心初体验"练习——不用紧张，观察心不是考试，是好奇。静坐时如果发现心跑掉了——恭喜，那一刻你已经在修心念处了：看到了"心跑了"，就是本周要练的全部。</w:t>
+        <w:shd w:val="clear" w:fill="F2F5FA"/>
+      </w:pPr>
+      <w:r>
+        <w:rPr>
+          <w:b w:val="0"/>
+        </w:rPr>
+        <w:t>我们先静坐一分钟。闭上眼睛，感受自己的呼吸，让心慢慢安静下来。（停顿60秒）</w:t>
       </w:r>
     </w:p>
     <w:p>
       <w:pPr>
-        <w:spacing w:before="40" w:after="80"/>
-        <w:ind w:left="283"/>
-        <w:shd w:val="clear" w:color="auto" w:fill="EEF2F8"/>
+        <w:ind w:left="170"/>
         <w:pBdr>
-          <w:left w:val="single" w:sz="20" w:space="6" w:color="1F3864"/>
+          <w:left w:val="single" w:sz="18" w:space="4" w:color="1F3864"/>
         </w:pBdr>
-      </w:pPr>
-      <w:r>
-        <w:rPr>
-          <w:sz w:val="20"/>
-        </w:rPr>
-        <w:t xml:space="preserve">💬 </w:t>
-      </w:r>
-      <w:r>
-        <w:rPr>
-          <w:b/>
-          <w:sz w:val="20"/>
-        </w:rPr>
-        <w:t>破冰｜3–5分钟</w:t>
-      </w:r>
-      <w:r>
-        <w:rPr>
-          <w:sz w:val="20"/>
-        </w:rPr>
-        <w:t>：回想这一周，你哪一刻是「身体在动、心却早已跑到别处」？一句话说说那个场景，说完就放下。</w:t>
+        <w:shd w:val="clear" w:fill="F2F5FA"/>
+      </w:pPr>
+      <w:r>
+        <w:rPr>
+          <w:b w:val="0"/>
+        </w:rPr>
+        <w:t>今天是我们《四念处（二）——心念处与法念处》读书会的第一次相聚。上一程（读书会06）里，我们学习了四念处的框架和前两站：身念处——从身体开始观察；受念处——从感受开始观察。有贤友可能记得，受念处里有个很有意思的观察：乐受生起来的时候，会让人从心里欢呼"啊，这多么快乐"；苦受生起来的时候，会让人哀嚎"啊，太痛苦了"——感受是很明显的，所以它是一个容易下手的观察点。</w:t>
       </w:r>
     </w:p>
     <w:p>
       <w:pPr>
-        <w:spacing w:before="40" w:after="80"/>
-        <w:ind w:left="283"/>
-        <w:shd w:val="clear" w:color="auto" w:fill="EEF2F8"/>
+        <w:ind w:left="170"/>
         <w:pBdr>
-          <w:left w:val="single" w:sz="20" w:space="6" w:color="1F3864"/>
+          <w:left w:val="single" w:sz="18" w:space="4" w:color="1F3864"/>
         </w:pBdr>
-      </w:pPr>
-      <w:r>
-        <w:rPr>
-          <w:sz w:val="20"/>
-        </w:rPr>
-        <w:t xml:space="preserve">🛡️ </w:t>
-      </w:r>
-      <w:r>
-        <w:rPr>
-          <w:b/>
-          <w:sz w:val="20"/>
-        </w:rPr>
-        <w:t>心理安全三约定</w:t>
-      </w:r>
-      <w:r>
-        <w:rPr>
-          <w:sz w:val="20"/>
-        </w:rPr>
-        <w:t xml:space="preserve">（每次开场在心里过一遍）：① </w:t>
-      </w:r>
-      <w:r>
-        <w:rPr>
-          <w:b/>
-          <w:sz w:val="20"/>
-        </w:rPr>
-        <w:t>保密</w:t>
-      </w:r>
-      <w:r>
-        <w:rPr>
-          <w:sz w:val="20"/>
-        </w:rPr>
-        <w:t xml:space="preserve">——这里说的话不出这间屋子；② </w:t>
-      </w:r>
-      <w:r>
-        <w:rPr>
-          <w:b/>
-          <w:sz w:val="20"/>
-        </w:rPr>
-        <w:t>不评判</w:t>
-      </w:r>
-      <w:r>
-        <w:rPr>
-          <w:sz w:val="20"/>
-        </w:rPr>
-        <w:t xml:space="preserve">——不评价任何人的分享，也不急着评价自己；③ </w:t>
-      </w:r>
-      <w:r>
-        <w:rPr>
-          <w:b/>
-          <w:sz w:val="20"/>
-        </w:rPr>
-        <w:t>可随时暂停</w:t>
-      </w:r>
-      <w:r>
-        <w:rPr>
-          <w:sz w:val="20"/>
-        </w:rPr>
-        <w:t>——任何时候觉得不舒服，都可以停下来休息、喝水或离开，不需要解释。</w:t>
+        <w:shd w:val="clear" w:fill="F2F5FA"/>
+      </w:pPr>
+      <w:r>
+        <w:rPr>
+          <w:b w:val="0"/>
+        </w:rPr>
+        <w:t>那这一程，我们要往前再走一步：从"感受"走向"心"。感受是被知道的，而心是那个"能知道"的——同样是观察，受念处看着"乐受、苦受来了"，心念处看着"知道乐受、苦受的那颗心"。观察自己的心——听起来有点玄，其实我们每天都在做：发现自己不耐烦了，发现自己走神了，发现自己心里一喜——只是我们没有系统地、带着好奇心去看它。接下来的八周，我们就在古源尊者的开示里，一站一站地把这颗心看清楚：先是心念处的总说和十六种心，再是法念处的五盖、七觉支、五取蕴与十二处，最后以四圣谛与四念处的整合实修收尾。</w:t>
       </w:r>
     </w:p>
     <w:p>
       <w:pPr>
-        <w:spacing w:before="160" w:after="80"/>
-      </w:pPr>
-      <w:r>
-        <w:rPr>
-          <w:rFonts w:ascii="Microsoft YaHei" w:hAnsi="Microsoft YaHei" w:eastAsia="Microsoft YaHei"/>
+        <w:ind w:left="170"/>
+        <w:pBdr>
+          <w:left w:val="single" w:sz="18" w:space="4" w:color="1F3864"/>
+        </w:pBdr>
+        <w:shd w:val="clear" w:fill="F2F5FA"/>
+      </w:pPr>
+      <w:r>
+        <w:rPr>
+          <w:b w:val="0"/>
+        </w:rPr>
+        <w:t>在这里，我们不比谁懂阿毗达摩多，也不要求自己"学会"什么——只是每周抽出两个小时，从外面的事情里退回来，陪一陪自己的这颗心。先约定一件事：今天无论听到什么，都不用马上"同意"或"搞懂"，带回去慢慢想就好。新来的朋友不用担心没参加过上一季——每一讲都能独立入门，读不懂的术语跳过去就好。今天的环节是：一起读两段原文、第一轮分享、主题讨论，最后有15分钟的"观心初体验"练习——不用紧张，观察心不是考试，是好奇。静坐时如果发现心跑掉了——恭喜，那一刻你已经在修心念处了：看到了"心跑了"，就是本周要练的全部。</w:t>
+      </w:r>
+    </w:p>
+    <w:p>
+      <w:pPr>
+        <w:ind w:left="170"/>
+        <w:pBdr>
+          <w:left w:val="single" w:sz="18" w:space="4" w:color="1F3864"/>
+        </w:pBdr>
+        <w:shd w:val="clear" w:fill="F2F5FA"/>
+      </w:pPr>
+      <w:r>
+        <w:rPr>
+          <w:b w:val="0"/>
+        </w:rPr>
+        <w:t xml:space="preserve">💬 </w:t>
+      </w:r>
+      <w:r>
+        <w:rPr>
+          <w:b/>
+        </w:rPr>
+        <w:t>破冰｜3–5分钟</w:t>
+      </w:r>
+      <w:r>
+        <w:rPr>
+          <w:b w:val="0"/>
+        </w:rPr>
+        <w:t>：回想这一周，你哪一刻是「身体在动、心却早已跑到别处」？一句话说说那个场景，说完就放下。</w:t>
+      </w:r>
+    </w:p>
+    <w:p>
+      <w:pPr>
+        <w:ind w:left="170"/>
+        <w:pBdr>
+          <w:left w:val="single" w:sz="18" w:space="4" w:color="1F3864"/>
+        </w:pBdr>
+        <w:shd w:val="clear" w:fill="F2F5FA"/>
+      </w:pPr>
+      <w:r>
+        <w:rPr>
+          <w:b w:val="0"/>
+        </w:rPr>
+        <w:t xml:space="preserve">🛡️ </w:t>
+      </w:r>
+      <w:r>
+        <w:rPr>
+          <w:b/>
+        </w:rPr>
+        <w:t>心理安全三约定</w:t>
+      </w:r>
+      <w:r>
+        <w:rPr>
+          <w:b w:val="0"/>
+        </w:rPr>
+        <w:t xml:space="preserve">（每次开场在心里过一遍）：① </w:t>
+      </w:r>
+      <w:r>
+        <w:rPr>
+          <w:b/>
+        </w:rPr>
+        <w:t>保密</w:t>
+      </w:r>
+      <w:r>
+        <w:rPr>
+          <w:b w:val="0"/>
+        </w:rPr>
+        <w:t xml:space="preserve">——这里说的话不出这间屋子；② </w:t>
+      </w:r>
+      <w:r>
+        <w:rPr>
+          <w:b/>
+        </w:rPr>
+        <w:t>不评判</w:t>
+      </w:r>
+      <w:r>
+        <w:rPr>
+          <w:b w:val="0"/>
+        </w:rPr>
+        <w:t xml:space="preserve">——不评价任何人的分享，也不急着评价自己；③ </w:t>
+      </w:r>
+      <w:r>
+        <w:rPr>
+          <w:b/>
+        </w:rPr>
+        <w:t>可随时暂停</w:t>
+      </w:r>
+      <w:r>
+        <w:rPr>
+          <w:b w:val="0"/>
+        </w:rPr>
+        <w:t>——任何时候觉得不舒服，都可以停下来休息、喝水或离开，不需要解释。</w:t>
+      </w:r>
+    </w:p>
+    <w:p>
+      <w:r>
+        <w:rPr>
           <w:b/>
           <w:color w:val="1F3864"/>
-          <w:sz w:val="28"/>
+          <w:sz w:val="26"/>
         </w:rPr>
         <w:t>📖 共读原文（25 min）</w:t>
       </w:r>
     </w:p>
     <w:p>
       <w:pPr>
-        <w:spacing w:before="40" w:after="80"/>
-        <w:ind w:left="283"/>
-        <w:shd w:val="clear" w:color="auto" w:fill="EEF2F8"/>
+        <w:ind w:left="170"/>
         <w:pBdr>
-          <w:left w:val="single" w:sz="20" w:space="6" w:color="1F3864"/>
+          <w:left w:val="single" w:sz="18" w:space="4" w:color="1F3864"/>
         </w:pBdr>
-      </w:pPr>
-      <w:r>
-        <w:rPr>
-          <w:sz w:val="20"/>
+        <w:shd w:val="clear" w:fill="F2F5FA"/>
+      </w:pPr>
+      <w:r>
+        <w:rPr>
+          <w:b w:val="0"/>
         </w:rPr>
         <w:t>⚠️ 主持人操作：以下为完整原文文字，可直接照读或让大家轮流朗读，无需查知识库。出处信息见各材料下方；材料②为录音转写，段落前的时间码（如[00:01:45]）是出处标记，朗读时跳过不念；（ ）内为整理注记，同样跳过不念。</w:t>
       </w:r>
     </w:p>
     <w:p>
-      <w:pPr>
-        <w:spacing w:before="120" w:after="80"/>
-      </w:pPr>
-      <w:r>
-        <w:rPr>
-          <w:rFonts w:ascii="Microsoft YaHei" w:hAnsi="Microsoft YaHei" w:eastAsia="Microsoft YaHei"/>
+      <w:r>
+        <w:rPr>
           <w:b/>
           <w:color w:val="1F3864"/>
-          <w:sz w:val="25"/>
+          <w:sz w:val="23"/>
         </w:rPr>
         <w:t>原文材料①：从受念处到心念处——名业处的三种入手与先色后名的次第</w:t>
       </w:r>
     </w:p>
     <w:p>
       <w:pPr>
-        <w:spacing w:before="40" w:after="80"/>
-        <w:ind w:left="283"/>
-        <w:shd w:val="clear" w:color="auto" w:fill="EEF2F8"/>
+        <w:ind w:left="170"/>
         <w:pBdr>
-          <w:left w:val="single" w:sz="20" w:space="6" w:color="1F3864"/>
+          <w:left w:val="single" w:sz="18" w:space="4" w:color="1F3864"/>
         </w:pBdr>
+        <w:shd w:val="clear" w:fill="F2F5FA"/>
       </w:pPr>
       <w:r>
         <w:rPr>
           <w:b/>
-          <w:sz w:val="20"/>
         </w:rPr>
         <w:t>段落优先级</w:t>
       </w:r>
       <w:r>
         <w:rPr>
-          <w:sz w:val="20"/>
+          <w:b w:val="0"/>
         </w:rPr>
         <w:t>：★核心必读（时间不够时只读★段落）｜◈扩展段落（时间富余时读）</w:t>
       </w:r>
     </w:p>
     <w:p>
       <w:pPr>
-        <w:ind w:left="340"/>
-      </w:pPr>
-      <w:r>
-        <w:rPr>
-          <w:color w:val="1F3864"/>
-          <w:sz w:val="21"/>
-        </w:rPr>
-        <w:t xml:space="preserve">• </w:t>
-      </w:r>
+        <w:pStyle w:val="ListBullet"/>
+      </w:pPr>
       <w:r>
         <w:rPr>
           <w:b/>
-          <w:sz w:val="21"/>
         </w:rPr>
         <w:t>标题</w:t>
       </w:r>
       <w:r>
         <w:rPr>
-          <w:sz w:val="21"/>
+          <w:b w:val="0"/>
         </w:rPr>
         <w:t>：《184讲-摄集-摄菩提分-受念处&amp;心念处1-古源尊者-20211207.docx》（"（一）三种受"经文引文＋"（四）受念处修习方法"之"1. 受念处的特点""3. 名业处的修习方法"部分）</w:t>
       </w:r>
     </w:p>
     <w:p>
       <w:pPr>
-        <w:ind w:left="340"/>
-      </w:pPr>
-      <w:r>
-        <w:rPr>
-          <w:color w:val="1F3864"/>
-          <w:sz w:val="21"/>
-        </w:rPr>
-        <w:t xml:space="preserve">• </w:t>
-      </w:r>
+        <w:pStyle w:val="ListBullet"/>
+      </w:pPr>
       <w:r>
         <w:rPr>
           <w:b/>
-          <w:sz w:val="21"/>
         </w:rPr>
         <w:t>文件类型</w:t>
       </w:r>
       <w:r>
         <w:rPr>
-          <w:sz w:val="21"/>
+          <w:b w:val="0"/>
         </w:rPr>
         <w:t>：Word课件（D）——文字直取</w:t>
       </w:r>
     </w:p>
     <w:p>
       <w:pPr>
-        <w:ind w:left="340"/>
-      </w:pPr>
-      <w:r>
-        <w:rPr>
-          <w:color w:val="1F3864"/>
-          <w:sz w:val="21"/>
-        </w:rPr>
-        <w:t xml:space="preserve">• </w:t>
-      </w:r>
+        <w:pStyle w:val="ListBullet"/>
+      </w:pPr>
       <w:r>
         <w:rPr>
           <w:b/>
-          <w:sz w:val="21"/>
         </w:rPr>
         <w:t>说明</w:t>
       </w:r>
       <w:r>
         <w:rPr>
-          <w:sz w:val="21"/>
+          <w:b w:val="0"/>
         </w:rPr>
         <w:t>：Word课件文字质量好，直取原文。</w:t>
       </w:r>
       <w:r>
         <w:rPr>
           <w:b/>
-          <w:sz w:val="21"/>
         </w:rPr>
         <w:t>素材分工</w:t>
       </w:r>
       <w:r>
         <w:rPr>
-          <w:sz w:val="21"/>
+          <w:b w:val="0"/>
         </w:rPr>
         <w:t>：①受念处九种受的完整修法（六种受、当培育的受、于身体的苦受修习受随观、日常生活中对于受应持的态度等）属读书会06主线，本周仅作条目化回顾并注明"</w:t>
       </w:r>
       <w:r>
         <w:rPr>
           <w:b/>
-          <w:sz w:val="21"/>
         </w:rPr>
         <w:t>受念处修习详见读书会06</w:t>
       </w:r>
       <w:r>
         <w:rPr>
-          <w:sz w:val="21"/>
+          <w:b w:val="0"/>
         </w:rPr>
         <w:t>"，不整段照录受念处修法；②本文档"1. 受念处的特点"一节正是</w:t>
       </w:r>
       <w:r>
         <w:rPr>
           <w:b/>
-          <w:sz w:val="21"/>
         </w:rPr>
         <w:t>心念处引入</w:t>
       </w:r>
       <w:r>
         <w:rPr>
-          <w:sz w:val="21"/>
+          <w:b w:val="0"/>
         </w:rPr>
         <w:t>——名业处（观照名法）三种入手：先观受＝受念处、先观识＝心念处、先观触＝法念处，为本周主体。知识库提取返回带"[generated, not original text]"标注（经整理返回，非逐字原稿），照常使用并在此保留标注。</w:t>
       </w:r>
     </w:p>
     <w:p>
       <w:pPr>
-        <w:ind w:left="340"/>
-      </w:pPr>
-      <w:r>
-        <w:rPr>
-          <w:color w:val="1F3864"/>
-          <w:sz w:val="21"/>
-        </w:rPr>
-        <w:t xml:space="preserve">• </w:t>
-      </w:r>
+        <w:pStyle w:val="ListBullet"/>
+      </w:pPr>
       <w:r>
         <w:rPr>
           <w:b/>
-          <w:sz w:val="21"/>
         </w:rPr>
         <w:t>知识库出处</w:t>
       </w:r>
       <w:r>
         <w:rPr>
-          <w:sz w:val="21"/>
+          <w:b w:val="0"/>
         </w:rPr>
         <w:t>：知识库「古源尊者开示及上座部佛教资料」</w:t>
       </w:r>
     </w:p>
     <w:p>
       <w:pPr>
-        <w:ind w:left="340"/>
-      </w:pPr>
-      <w:r>
-        <w:rPr>
-          <w:color w:val="1F3864"/>
-          <w:sz w:val="21"/>
-        </w:rPr>
-        <w:t xml:space="preserve">• </w:t>
-      </w:r>
+        <w:pStyle w:val="ListBullet"/>
+      </w:pPr>
       <w:r>
         <w:rPr>
           <w:b/>
-          <w:sz w:val="21"/>
         </w:rPr>
         <w:t>media_id</w:t>
       </w:r>
       <w:r>
         <w:rPr>
-          <w:sz w:val="21"/>
+          <w:b w:val="0"/>
         </w:rPr>
         <w:t>：word_d0dd1c0cd17209afe241ece24bf6b7b4_d0ef5038e26361ec593557ba32df92107439961422831605</w:t>
       </w:r>
     </w:p>
     <w:p>
       <w:pPr>
-        <w:ind w:left="340"/>
-      </w:pPr>
-      <w:r>
-        <w:rPr>
-          <w:color w:val="1F3864"/>
-          <w:sz w:val="21"/>
-        </w:rPr>
-        <w:t xml:space="preserve">• </w:t>
-      </w:r>
+        <w:pStyle w:val="ListBullet"/>
+      </w:pPr>
       <w:r>
         <w:rPr>
           <w:b/>
-          <w:sz w:val="21"/>
         </w:rPr>
         <w:t>打开方式</w:t>
       </w:r>
       <w:r>
         <w:rPr>
-          <w:sz w:val="21"/>
+          <w:b w:val="0"/>
         </w:rPr>
         <w:t>：ima知识库搜索「184讲 受念处 心念处」即可打开</w:t>
       </w:r>
     </w:p>
     <w:p>
       <w:pPr>
-        <w:spacing w:before="40" w:after="80"/>
-        <w:ind w:left="283"/>
-        <w:shd w:val="clear" w:color="auto" w:fill="EEF2F8"/>
+        <w:ind w:left="170"/>
         <w:pBdr>
-          <w:left w:val="single" w:sz="20" w:space="6" w:color="1F3864"/>
+          <w:left w:val="single" w:sz="18" w:space="4" w:color="1F3864"/>
         </w:pBdr>
-      </w:pPr>
-      <w:r>
-        <w:rPr>
-          <w:sz w:val="20"/>
+        <w:shd w:val="clear" w:fill="F2F5FA"/>
+      </w:pPr>
+      <w:r>
+        <w:rPr>
+          <w:b w:val="0"/>
         </w:rPr>
         <w:t xml:space="preserve">📎 </w:t>
       </w:r>
       <w:r>
         <w:rPr>
           <w:b/>
-          <w:sz w:val="20"/>
         </w:rPr>
         <w:t>完整原文见《原文全集》第1周部分·材料①</w:t>
       </w:r>
       <w:r>
         <w:rPr>
-          <w:sz w:val="20"/>
+          <w:b w:val="0"/>
         </w:rPr>
         <w:t>，以下为章节完整文字（照录自本周素材文件，未删改）：</w:t>
       </w:r>
@@ -1443,36 +1573,33 @@
       <w:r>
         <w:rPr>
           <w:b/>
-          <w:sz w:val="21"/>
         </w:rPr>
         <w:t>★核心段落</w:t>
       </w:r>
       <w:r>
         <w:rPr>
-          <w:sz w:val="21"/>
+          <w:b w:val="0"/>
         </w:rPr>
         <w:t>（必读）</w:t>
       </w:r>
     </w:p>
     <w:p>
       <w:pPr>
-        <w:spacing w:before="40" w:after="80"/>
-        <w:ind w:left="283"/>
-        <w:shd w:val="clear" w:color="auto" w:fill="EEF2F8"/>
+        <w:ind w:left="170"/>
         <w:pBdr>
-          <w:left w:val="single" w:sz="20" w:space="6" w:color="1F3864"/>
+          <w:left w:val="single" w:sz="18" w:space="4" w:color="1F3864"/>
         </w:pBdr>
+        <w:shd w:val="clear" w:fill="F2F5FA"/>
       </w:pPr>
       <w:r>
         <w:rPr>
           <w:b/>
-          <w:sz w:val="20"/>
         </w:rPr>
         <w:t>【本周朗读段 · 开始】</w:t>
       </w:r>
       <w:r>
         <w:rPr>
-          <w:sz w:val="20"/>
+          <w:b w:val="0"/>
         </w:rPr>
         <w:t>（本段约 3525 字，供中等稍慢朗读，约 20 分钟；其余为默读／选读／延伸内容）</w:t>
       </w:r>
@@ -1481,7 +1608,6 @@
       <w:r>
         <w:rPr>
           <w:b/>
-          <w:sz w:val="21"/>
         </w:rPr>
         <w:t>一、前情回顾：受念处九种受（条目化带过）</w:t>
       </w:r>
@@ -1489,7 +1615,7 @@
     <w:p>
       <w:r>
         <w:rPr>
-          <w:sz w:val="21"/>
+          <w:b w:val="0"/>
         </w:rPr>
         <w:t>关于受念处，佛陀教导了九种修习方法。佛陀说：</w:t>
       </w:r>
@@ -1497,7 +1623,7 @@
     <w:p>
       <w:r>
         <w:rPr>
-          <w:sz w:val="21"/>
+          <w:b w:val="0"/>
         </w:rPr>
         <w:t>『再者，诸比库，比库如何于受随观受而住呢？</w:t>
       </w:r>
@@ -1505,7 +1631,7 @@
     <w:p>
       <w:r>
         <w:rPr>
-          <w:sz w:val="21"/>
+          <w:b w:val="0"/>
         </w:rPr>
         <w:t>诸比库，于此，比库感到乐受时，了知："我感到乐受。"感到苦受时，了知："我感到苦受。"感到不苦不乐受时，了知："我感到不苦不乐受。"』</w:t>
       </w:r>
@@ -1513,7 +1639,7 @@
     <w:p>
       <w:r>
         <w:rPr>
-          <w:sz w:val="21"/>
+          <w:b w:val="0"/>
         </w:rPr>
         <w:t>同样地，对于受念处，《注疏》以三个问题来解释：（一）谁在感受？（二）感受是谁的？有人问"谁在感受"与"感受是谁的"有区别吗？"谁在感受？"，没有众生或人在感受。"感受是谁的？"，不是任何众生或任何人的感受。（三）为什么有感受产生？从究竟法的角度来讲，感受透过某些事物而产生，如透过色、身、香、味、触作为目标而生起。</w:t>
       </w:r>
@@ -1521,20 +1647,19 @@
     <w:p>
       <w:r>
         <w:rPr>
-          <w:sz w:val="21"/>
+          <w:b w:val="0"/>
         </w:rPr>
         <w:t>（整理注记：184讲文档自"（一）三种受"以下逐条讲解受念处九种修习方法，含修行者的了知与婴儿的了知之别、六种受、当培育的受、于身体的苦受修习受随观等——九种受的完整修习属读书会06主线，</w:t>
       </w:r>
       <w:r>
         <w:rPr>
           <w:b/>
-          <w:sz w:val="21"/>
         </w:rPr>
         <w:t>受念处修习详见读书会06</w:t>
       </w:r>
       <w:r>
         <w:rPr>
-          <w:sz w:val="21"/>
+          <w:b w:val="0"/>
         </w:rPr>
         <w:t>，本周只作条目化回顾，不整段照录。）</w:t>
       </w:r>
@@ -1543,7 +1668,6 @@
       <w:r>
         <w:rPr>
           <w:b/>
-          <w:sz w:val="21"/>
         </w:rPr>
         <w:t>二、名业处的三种入手：先观受／先观识／先观触（心念处引入）</w:t>
       </w:r>
@@ -1551,7 +1675,7 @@
     <w:p>
       <w:r>
         <w:rPr>
-          <w:sz w:val="21"/>
+          <w:b w:val="0"/>
         </w:rPr>
         <w:t>受念处有什么特点呢？先将之前所学的内容作归纳。色业处有两种修法：即四界分别观的简略法与详尽法。名业处有三种修法：1.先观照触；2.先观照受；3.先观照心识（识）。</w:t>
       </w:r>
@@ -1559,7 +1683,7 @@
     <w:p>
       <w:r>
         <w:rPr>
-          <w:sz w:val="21"/>
+          <w:b w:val="0"/>
         </w:rPr>
         <w:t>如果先观照受，不应只是观照受而已，而应该观照与受一起生起的其他相应名法，这称为受念处；如果先观照识，不应只是观照识而已，而应该观照与心识一起生起的相应名法，这称为心念处；如果先观照触，不应只观照触而已，而应该观照与触一起生起的相应名法，这称为法念处。这三种念处加上必须先修行的身念处，合起来就称为四念处。</w:t>
       </w:r>
@@ -1567,7 +1691,7 @@
     <w:p>
       <w:r>
         <w:rPr>
-          <w:sz w:val="21"/>
+          <w:b w:val="0"/>
         </w:rPr>
         <w:t>在这里，当佛陀开示观照名法的法门时，他谈到受。当他谈到触或识时，对某些禅修者而言，禅修的目标是不明显、暗淡的。为什么呢？因为受生起是很明显的，乐受和苦受的生起是相当清楚的。而触和识，如果你把受拿开，纯粹只是触心所和心识是不明显的。而受是很清楚的。</w:t>
       </w:r>
@@ -1575,7 +1699,7 @@
     <w:p>
       <w:r>
         <w:rPr>
-          <w:sz w:val="21"/>
+          <w:b w:val="0"/>
         </w:rPr>
         <w:t>当乐受生起而且遍布全身、洋溢全身时，它会使人发出内心的欢呼："啊！这多么快乐。"《注疏》中说，就像吃了提炼过一百次的醍醐一样，也像涂了非常高贵的润肤油之后被很有技巧地按摩一样。</w:t>
       </w:r>
@@ -1583,7 +1707,7 @@
     <w:p>
       <w:r>
         <w:rPr>
-          <w:sz w:val="21"/>
+          <w:b w:val="0"/>
         </w:rPr>
         <w:t>当苦受生起并且遍布全身时，它会使人发出这样的哀嚎："啊！太痛苦了。"就像火红的枪刺到自己身上一样，或像被熔化的铁水浇到自己身上，不必说熔化的铁水，就连被开水烫一下都很难受。</w:t>
       </w:r>
@@ -1591,7 +1715,7 @@
     <w:p>
       <w:r>
         <w:rPr>
-          <w:sz w:val="21"/>
+          <w:b w:val="0"/>
         </w:rPr>
         <w:t>所以乐受与苦受是很明显的，很多人在修习念处时愿意从受念处开始。</w:t>
       </w:r>
@@ -1600,7 +1724,6 @@
       <w:r>
         <w:rPr>
           <w:b/>
-          <w:sz w:val="21"/>
         </w:rPr>
         <w:t>三、先色后名：佛陀教导名法禅修的次第</w:t>
       </w:r>
@@ -1608,7 +1731,7 @@
     <w:p>
       <w:r>
         <w:rPr>
-          <w:sz w:val="21"/>
+          <w:b w:val="0"/>
         </w:rPr>
         <w:t>如此，佛陀先教导观察色法的禅修方法，然后从五取蕴中取出受蕴来教导观察名法的禅修法门。</w:t>
       </w:r>
@@ -1616,7 +1739,7 @@
     <w:p>
       <w:r>
         <w:rPr>
-          <w:sz w:val="21"/>
+          <w:b w:val="0"/>
         </w:rPr>
         <w:t>佛陀不仅仅在《大念处经》中如此教导，在《中部》的《爱尽小经》、《方广小经》、《方广大经》、《护国经》、《摩犍地耶经》、《界分别经》及《不动适应经》，在《长部》的《因缘大经》、《帝释请问经》，在《相应部》的《因缘小经》、《树譬喻经》、《审虑经》与全部的《受相应》以及其他很多经典中，佛陀都在教导必须在色法修完以后，从五取蕴中取出受蕴来教导名法的禅修法门。</w:t>
       </w:r>
@@ -1624,7 +1747,7 @@
     <w:p>
       <w:r>
         <w:rPr>
-          <w:sz w:val="21"/>
+          <w:b w:val="0"/>
         </w:rPr>
         <w:t>这是什么意思呢？就是佛陀在大部分的时间里都教导：要先观察色法，再来观察名法，因为受属于名法。有一些禅法直接从受开始教导（很容易碰到），这种方式是不是完全符合佛陀的教导呢？就要去观察。</w:t>
       </w:r>
@@ -1632,7 +1755,7 @@
     <w:p>
       <w:r>
         <w:rPr>
-          <w:sz w:val="21"/>
+          <w:b w:val="0"/>
         </w:rPr>
         <w:t>这句话怎么理解呢？正常来说，受念处必须观察到乐受这个名法，而在观察名法之前，要先学习观察色法，色法搞明白（看清楚）以后观察受，还要观察跟受一起生起的相应名法，以及这个名法生起来的因，以及观察到它的无常、苦、无我。大部分人还没有到达这个水平，因需要纯熟的观智。</w:t>
       </w:r>
@@ -1641,7 +1764,6 @@
       <w:r>
         <w:rPr>
           <w:b/>
-          <w:sz w:val="21"/>
         </w:rPr>
         <w:t>四、名业处的修习方法：观依处、观心路、观名法之因</w:t>
       </w:r>
@@ -1649,7 +1771,7 @@
     <w:p>
       <w:r>
         <w:rPr>
-          <w:sz w:val="21"/>
+          <w:b w:val="0"/>
         </w:rPr>
         <w:t>而对于观禅来讲，当能够观察与受相关的名色时，首先了知没有众生只是一堆色法。根据《阿毗达摩》，眼识只依靠眼净色而生起，耳识只依靠耳净色而生起，鼻识只依靠鼻净色而生起，舌识只依靠舌净色生起，身识只依靠身净色而生起，意界与意识界只依靠心所依处色而生起。我们要观察色法、观察名法，就得分别这些生起眼识、耳识、鼻识、舌识、身识、意识及意识界这些名法的依处。观察依处就要看到里面的四大种色（地、水、火、风）以及所造色，比如眼十法聚，有地、水、火、风、色、香、味、食素加上眼净色。其他五门也是这样。</w:t>
       </w:r>
@@ -1657,7 +1779,7 @@
     <w:p>
       <w:r>
         <w:rPr>
-          <w:sz w:val="21"/>
+          <w:b w:val="0"/>
         </w:rPr>
         <w:t>能观察色法后，在这个色法上生起的心识就可以被观察。六门心路过程是名法，名法包括四种名蕴，六门里的色法是色蕴，在这个地方生起来的名色法，就只有名法和色法而已。</w:t>
       </w:r>
@@ -1665,7 +1787,7 @@
     <w:p>
       <w:r>
         <w:rPr>
-          <w:sz w:val="21"/>
+          <w:b w:val="0"/>
         </w:rPr>
         <w:t>当观察眼门心路时，看到颜色生起来的感受，要看到眼识以及在身识里生起的领受、推度、确定、后面的七个速行心、两个彼所缘，以及随起的七条意门心路过程对这个所缘进行分析、判断，得出概念所缘的感受。当我们能如此观察时，即知道这是依着眼门和意门而生起的一堆名法和色法。</w:t>
       </w:r>
@@ -1673,7 +1795,7 @@
     <w:p>
       <w:r>
         <w:rPr>
-          <w:sz w:val="21"/>
+          <w:b w:val="0"/>
         </w:rPr>
         <w:t>接着去观察这一堆五蕴生起的原因，是因为无明、爱、取、行、业而生起。所有的五门面对的所缘都是果报。当你定力足够时，就能看到你为什么会遇到这样的果报，这个果报是由过去的无明、爱取、行、业导致。由于无明、爱、取、行、业生起，所以五蕴生起。从此时起，可以安住于透彻的观慧，了知五蕴只是缘和缘生之法，没有众生或人存在，纯粹只是一堆行法而已。他观照缘生的名色法以及它的因为无常、苦、无我。</w:t>
       </w:r>
@@ -1681,7 +1803,7 @@
     <w:p>
       <w:r>
         <w:rPr>
-          <w:sz w:val="21"/>
+          <w:b w:val="0"/>
         </w:rPr>
         <w:t>在得到适当的气候、指导老师、食物与教法之后，期盼证悟而精进修行的比库，将会到达观智的顶峰，证悟阿拉汉果。这是解释先观照受、先观照触及先观照识这一类人证悟阿拉汉果的方法。</w:t>
       </w:r>
@@ -1690,13 +1812,12 @@
       <w:r>
         <w:rPr>
           <w:b/>
-          <w:sz w:val="21"/>
         </w:rPr>
         <w:t>◈扩展段落</w:t>
       </w:r>
       <w:r>
         <w:rPr>
-          <w:sz w:val="21"/>
+          <w:b w:val="0"/>
         </w:rPr>
         <w:t>（可选）</w:t>
       </w:r>
@@ -1705,13 +1826,12 @@
       <w:r>
         <w:rPr>
           <w:b/>
-          <w:sz w:val="21"/>
         </w:rPr>
         <w:t>五、不苦不乐受的把握与"对乐受有正知"</w:t>
       </w:r>
       <w:r>
         <w:rPr>
-          <w:sz w:val="21"/>
+          <w:b w:val="0"/>
         </w:rPr>
         <w:t>（整理注记：以下两段在原文中位于"很多人在修习念处时愿意从受念处开始"之后、"如此，佛陀先教导观察色法"之前，现按★/◈优先级移后照录，内容未删改。）</w:t>
       </w:r>
@@ -1719,7 +1839,7 @@
     <w:p>
       <w:r>
         <w:rPr>
-          <w:sz w:val="21"/>
+          <w:b w:val="0"/>
         </w:rPr>
         <w:t>在受念处中，尽管乐受与苦受的生起是明显的，但是不苦不乐受的生起是不清楚的。</w:t>
       </w:r>
@@ -1727,7 +1847,7 @@
     <w:p>
       <w:r>
         <w:rPr>
-          <w:sz w:val="21"/>
+          <w:b w:val="0"/>
         </w:rPr>
         <w:t>对于修习受念处的人，应如何修习不苦不乐受？应当运用正确的方法来掌握。《注疏》中说，你要这么思惟："不苦不乐受存在于乐受和苦受消失时，籍着与乐受和苦受作比较，就能知道不苦不乐受的存在。"</w:t>
       </w:r>
@@ -1735,7 +1855,7 @@
     <w:p>
       <w:r>
         <w:rPr>
-          <w:sz w:val="21"/>
+          <w:b w:val="0"/>
         </w:rPr>
         <w:t>这方法可用什么来比喻呢？就像猎人追踪野鹿的蹄印，他追踪到半路时发现那只鹿跑过一块平坦的岩石，在岩石上看不到它的痕迹了，但是他可以在岩石两边的土地上看到鹿的蹄印。他籍此推理："那只鹿从这里爬上岩石，从那里爬下去，从那里再跑出去了。"他可以分别出来。</w:t>
       </w:r>
@@ -1743,7 +1863,7 @@
     <w:p>
       <w:r>
         <w:rPr>
-          <w:sz w:val="21"/>
+          <w:b w:val="0"/>
         </w:rPr>
         <w:t>乐受的生起很明显，就好比爬上岩石之前土地上的蹄印一样；苦受的生起也很明显，就好比爬下岩石之后土地上的蹄印一样；运用推理的方法来观照不苦不乐受，就好比透过推理来了解鹿在岩石上跑过的路线一样。他心里想："不苦不乐受存在于乐受与苦受消失的时候，籍着与乐受和苦受作比较，就能知道不苦不乐受的存在。"</w:t>
       </w:r>
@@ -1751,236 +1871,179 @@
     <w:p>
       <w:r>
         <w:rPr>
-          <w:sz w:val="21"/>
+          <w:b w:val="0"/>
         </w:rPr>
         <w:t>对于"我感到乐受"这句话，另一种理解的方式是：籍着在乐受生起时苦受的不存在，他了知："我正感到乐受。"因为在乐受生起的当下苦受并不存在，以及在乐受生起之前的时刻没有乐受存在，所以乐受生起时他才会感到乐受。籍着如实了知的智慧来观照受是无常的、是短暂和变异的。当他如实了知受时，就是对乐受有正知。</w:t>
       </w:r>
     </w:p>
     <w:p>
-      <w:pPr>
-        <w:spacing w:before="120" w:after="80"/>
-      </w:pPr>
-      <w:r>
-        <w:rPr>
-          <w:rFonts w:ascii="Microsoft YaHei" w:hAnsi="Microsoft YaHei" w:eastAsia="Microsoft YaHei"/>
+      <w:r>
+        <w:rPr>
           <w:b/>
           <w:color w:val="1F3864"/>
-          <w:sz w:val="25"/>
+          <w:sz w:val="23"/>
         </w:rPr>
         <w:t>原文材料②：心念处总说——十六种世间心的概览、先色后名的观心次第与钝根者的入手</w:t>
       </w:r>
     </w:p>
     <w:p>
       <w:pPr>
-        <w:spacing w:before="40" w:after="80"/>
-        <w:ind w:left="283"/>
-        <w:shd w:val="clear" w:color="auto" w:fill="EEF2F8"/>
+        <w:ind w:left="170"/>
         <w:pBdr>
-          <w:left w:val="single" w:sz="20" w:space="6" w:color="1F3864"/>
+          <w:left w:val="single" w:sz="18" w:space="4" w:color="1F3864"/>
         </w:pBdr>
+        <w:shd w:val="clear" w:fill="F2F5FA"/>
       </w:pPr>
       <w:r>
         <w:rPr>
           <w:b/>
-          <w:sz w:val="20"/>
         </w:rPr>
         <w:t>段落优先级</w:t>
       </w:r>
       <w:r>
         <w:rPr>
-          <w:sz w:val="20"/>
+          <w:b w:val="0"/>
         </w:rPr>
         <w:t>：★核心必读（时间不够时只读★段落）｜◈扩展段落（时间富余时读）</w:t>
       </w:r>
     </w:p>
     <w:p>
       <w:pPr>
-        <w:ind w:left="340"/>
-      </w:pPr>
-      <w:r>
-        <w:rPr>
-          <w:color w:val="1F3864"/>
-          <w:sz w:val="21"/>
-        </w:rPr>
-        <w:t xml:space="preserve">• </w:t>
-      </w:r>
+        <w:pStyle w:val="ListBullet"/>
+      </w:pPr>
       <w:r>
         <w:rPr>
           <w:b/>
-          <w:sz w:val="21"/>
         </w:rPr>
         <w:t>标题</w:t>
       </w:r>
       <w:r>
         <w:rPr>
-          <w:sz w:val="21"/>
+          <w:b w:val="0"/>
         </w:rPr>
         <w:t>：《2024百花古寺禅修营25-《大念处经》讲记22-古源尊者-20240229》（心念处十六种心概览、观心次第、钝根者观心入手、五盖成因初步部分）</w:t>
       </w:r>
     </w:p>
     <w:p>
       <w:pPr>
-        <w:ind w:left="340"/>
-      </w:pPr>
-      <w:r>
-        <w:rPr>
-          <w:color w:val="1F3864"/>
-          <w:sz w:val="21"/>
-        </w:rPr>
-        <w:t xml:space="preserve">• </w:t>
-      </w:r>
+        <w:pStyle w:val="ListBullet"/>
+      </w:pPr>
       <w:r>
         <w:rPr>
           <w:b/>
-          <w:sz w:val="21"/>
         </w:rPr>
         <w:t>文件类型</w:t>
       </w:r>
       <w:r>
         <w:rPr>
-          <w:sz w:val="21"/>
+          <w:b w:val="0"/>
         </w:rPr>
         <w:t>：录音转写（S）——（依据录音转写整理，已校对明显同音错字）</w:t>
       </w:r>
     </w:p>
     <w:p>
       <w:pPr>
-        <w:ind w:left="340"/>
-      </w:pPr>
-      <w:r>
-        <w:rPr>
-          <w:color w:val="1F3864"/>
-          <w:sz w:val="21"/>
-        </w:rPr>
-        <w:t xml:space="preserve">• </w:t>
-      </w:r>
+        <w:pStyle w:val="ListBullet"/>
+      </w:pPr>
       <w:r>
         <w:rPr>
           <w:b/>
-          <w:sz w:val="21"/>
         </w:rPr>
         <w:t>说明</w:t>
       </w:r>
       <w:r>
         <w:rPr>
-          <w:sz w:val="21"/>
+          <w:b w:val="0"/>
         </w:rPr>
         <w:t>：本材料依据录音转写整理，非逐字原稿；转写噪音较大，已按上下文校对明显同音错字，如"色觉性/无色觉性"→色界心/无色界心、"出习练/出入洗炼"→入出息念、"三色身份"→三十二身分、"说说的心/多多精"→怠惰的心/怠惰、"有形（贪/心）"→有行、"比父"→比库、"八密强/阿拉密"→巴拉密、"西当/鸡蛋"→（比库名"心"／心比库）、"无二解之"→无碍解、"五大色"→五大册、"践行人/碱性元/健群人"→见行人、"玉汤/玉堂/预判"→欲贪、"可一止/不可一直"→可抑制／不可抑制、"行台"→行堂、"强盗"→强到、"对峙"→对治、"调度"→无惭无愧、"菩萨心"→不善心、"阿里达摩"→阿毗达摩、"心入过程/新路"→心路过程、"净资产/心磁场"→心识刹那、"结身心"→结生心等；（ ）内为整理注记，个别转写严重失真处注明"整理从略"，朗读时跳过。</w:t>
       </w:r>
       <w:r>
         <w:rPr>
           <w:b/>
-          <w:sz w:val="21"/>
         </w:rPr>
         <w:t>素材分工</w:t>
       </w:r>
       <w:r>
         <w:rPr>
-          <w:sz w:val="21"/>
+          <w:b w:val="0"/>
         </w:rPr>
         <w:t>：①十六种心逐对定义的细致辨析与观照实操，下周（第2周）以186讲课件与音声为主材料展开，本周取其"总说概览"；②五盖的逐盖定义、成因与对治留第3—4周，本周仅取"成因初步"段落（◈扩展）。知识库提取返回带"[generated, not original text]"标注（经整理返回，非逐字原稿），照常使用并在此保留标注。</w:t>
       </w:r>
     </w:p>
     <w:p>
       <w:pPr>
-        <w:ind w:left="340"/>
-      </w:pPr>
-      <w:r>
-        <w:rPr>
-          <w:color w:val="1F3864"/>
-          <w:sz w:val="21"/>
-        </w:rPr>
-        <w:t xml:space="preserve">• </w:t>
-      </w:r>
+        <w:pStyle w:val="ListBullet"/>
+      </w:pPr>
       <w:r>
         <w:rPr>
           <w:b/>
-          <w:sz w:val="21"/>
         </w:rPr>
         <w:t>知识库出处</w:t>
       </w:r>
       <w:r>
         <w:rPr>
-          <w:sz w:val="21"/>
+          <w:b w:val="0"/>
         </w:rPr>
         <w:t>：知识库「古源尊者开示及上座部佛教资料」</w:t>
       </w:r>
     </w:p>
     <w:p>
       <w:pPr>
-        <w:ind w:left="340"/>
-      </w:pPr>
-      <w:r>
-        <w:rPr>
-          <w:color w:val="1F3864"/>
-          <w:sz w:val="21"/>
-        </w:rPr>
-        <w:t xml:space="preserve">• </w:t>
-      </w:r>
+        <w:pStyle w:val="ListBullet"/>
+      </w:pPr>
       <w:r>
         <w:rPr>
           <w:b/>
-          <w:sz w:val="21"/>
         </w:rPr>
         <w:t>media_id</w:t>
       </w:r>
       <w:r>
         <w:rPr>
-          <w:sz w:val="21"/>
+          <w:b w:val="0"/>
         </w:rPr>
         <w:t>：soundrecording_d0dd1c0cd17209afe241ece24bf6b7b4_55a53cf914eed6c3f1f2ae7ec85a0d757439961422831605</w:t>
       </w:r>
     </w:p>
     <w:p>
       <w:pPr>
-        <w:ind w:left="340"/>
-      </w:pPr>
-      <w:r>
-        <w:rPr>
-          <w:color w:val="1F3864"/>
-          <w:sz w:val="21"/>
-        </w:rPr>
-        <w:t xml:space="preserve">• </w:t>
-      </w:r>
+        <w:pStyle w:val="ListBullet"/>
+      </w:pPr>
       <w:r>
         <w:rPr>
           <w:b/>
-          <w:sz w:val="21"/>
         </w:rPr>
         <w:t>打开方式</w:t>
       </w:r>
       <w:r>
         <w:rPr>
-          <w:sz w:val="21"/>
+          <w:b w:val="0"/>
         </w:rPr>
         <w:t>：ima知识库搜索「大念处经讲记22 百花古寺」即可打开</w:t>
       </w:r>
     </w:p>
     <w:p>
       <w:pPr>
-        <w:spacing w:before="40" w:after="80"/>
-        <w:ind w:left="283"/>
-        <w:shd w:val="clear" w:color="auto" w:fill="EEF2F8"/>
+        <w:ind w:left="170"/>
         <w:pBdr>
-          <w:left w:val="single" w:sz="20" w:space="6" w:color="1F3864"/>
+          <w:left w:val="single" w:sz="18" w:space="4" w:color="1F3864"/>
         </w:pBdr>
-      </w:pPr>
-      <w:r>
-        <w:rPr>
-          <w:sz w:val="20"/>
+        <w:shd w:val="clear" w:fill="F2F5FA"/>
+      </w:pPr>
+      <w:r>
+        <w:rPr>
+          <w:b w:val="0"/>
         </w:rPr>
         <w:t xml:space="preserve">📎 </w:t>
       </w:r>
       <w:r>
         <w:rPr>
           <w:b/>
-          <w:sz w:val="20"/>
         </w:rPr>
         <w:t>完整原文见《原文全集》第1周部分·材料②</w:t>
       </w:r>
       <w:r>
         <w:rPr>
-          <w:sz w:val="20"/>
+          <w:b w:val="0"/>
         </w:rPr>
         <w:t>，以下为章节完整文字（照录自本周素材文件，未删改）：</w:t>
       </w:r>
@@ -1989,13 +2052,12 @@
       <w:r>
         <w:rPr>
           <w:b/>
-          <w:sz w:val="21"/>
         </w:rPr>
         <w:t>★核心段落</w:t>
       </w:r>
       <w:r>
         <w:rPr>
-          <w:sz w:val="21"/>
+          <w:b w:val="0"/>
         </w:rPr>
         <w:t>（必读）</w:t>
       </w:r>
@@ -2004,158 +2066,147 @@
       <w:r>
         <w:rPr>
           <w:b/>
-          <w:sz w:val="21"/>
         </w:rPr>
         <w:t>一、复习前三对心；第四对：怠惰（昏沉）心与散乱心；一切不善心与无惭无愧</w:t>
       </w:r>
     </w:p>
     <w:p>
       <w:pPr>
-        <w:spacing w:before="40" w:after="80"/>
-        <w:ind w:left="283"/>
-        <w:shd w:val="clear" w:color="auto" w:fill="EEF2F8"/>
+        <w:ind w:left="170"/>
         <w:pBdr>
-          <w:left w:val="single" w:sz="20" w:space="6" w:color="1F3864"/>
+          <w:left w:val="single" w:sz="18" w:space="4" w:color="1F3864"/>
         </w:pBdr>
-      </w:pPr>
-      <w:r>
-        <w:rPr>
-          <w:sz w:val="20"/>
+        <w:shd w:val="clear" w:fill="F2F5FA"/>
+      </w:pPr>
+      <w:r>
+        <w:rPr>
+          <w:b w:val="0"/>
         </w:rPr>
         <w:t>[00:01:06.690] 心念处法。昨天和今天早上呢，我们学习了什么是有贪心、离贪心，怎么了知有贪心、离贪心；有嗔心、离嗔心，怎么了知有嗔心、离嗔心；有痴心、离痴心，怎么了知有痴心、离痴心——那是三种，三对，</w:t>
       </w:r>
     </w:p>
     <w:p>
       <w:pPr>
-        <w:spacing w:before="40" w:after="80"/>
-        <w:ind w:left="283"/>
-        <w:shd w:val="clear" w:color="auto" w:fill="EEF2F8"/>
+        <w:ind w:left="170"/>
         <w:pBdr>
-          <w:left w:val="single" w:sz="20" w:space="6" w:color="1F3864"/>
+          <w:left w:val="single" w:sz="18" w:space="4" w:color="1F3864"/>
         </w:pBdr>
-      </w:pPr>
-      <w:r>
-        <w:rPr>
-          <w:sz w:val="20"/>
+        <w:shd w:val="clear" w:fill="F2F5FA"/>
+      </w:pPr>
+      <w:r>
+        <w:rPr>
+          <w:b w:val="0"/>
         </w:rPr>
         <w:t>[00:01:29.370] 第四对呢，是怠惰的心和散乱的心，包括昏沉心、散乱心（，上一次已经讲过）。</w:t>
       </w:r>
     </w:p>
     <w:p>
       <w:pPr>
-        <w:spacing w:before="40" w:after="80"/>
-        <w:ind w:left="283"/>
-        <w:shd w:val="clear" w:color="auto" w:fill="EEF2F8"/>
+        <w:ind w:left="170"/>
         <w:pBdr>
-          <w:left w:val="single" w:sz="20" w:space="6" w:color="1F3864"/>
+          <w:left w:val="single" w:sz="18" w:space="4" w:color="1F3864"/>
         </w:pBdr>
-      </w:pPr>
-      <w:r>
-        <w:rPr>
-          <w:sz w:val="20"/>
+        <w:shd w:val="clear" w:fill="F2F5FA"/>
+      </w:pPr>
+      <w:r>
+        <w:rPr>
+          <w:b w:val="0"/>
         </w:rPr>
         <w:t>[00:01:38.650] （这个词）我翻译成"缩缩"的。其实呢，怠惰是指落入昏沉睡眠的心。即对目标缺乏兴趣，或者这个或多或少的那种不乐意，心变得松懈、无力、退缩的这种状态。</w:t>
       </w:r>
     </w:p>
     <w:p>
       <w:pPr>
-        <w:spacing w:before="40" w:after="80"/>
-        <w:ind w:left="283"/>
-        <w:shd w:val="clear" w:color="auto" w:fill="EEF2F8"/>
+        <w:ind w:left="170"/>
         <w:pBdr>
-          <w:left w:val="single" w:sz="20" w:space="6" w:color="1F3864"/>
+          <w:left w:val="single" w:sz="18" w:space="4" w:color="1F3864"/>
         </w:pBdr>
-      </w:pPr>
-      <w:r>
-        <w:rPr>
-          <w:sz w:val="20"/>
+        <w:shd w:val="clear" w:fill="F2F5FA"/>
+      </w:pPr>
+      <w:r>
+        <w:rPr>
+          <w:b w:val="0"/>
         </w:rPr>
         <w:t>[00:02:04.600] 但是呢，在巴利的词源上，它有点"缩缩"的意思，就是心呢变得特别缩的、萎缩的样子——那这是指欲界那种被动的不善心。这种被动的贪心与嗔心呢，我们也把它称为叫"有行"（被怂恿的）。（原注"这几句转写严重失真，整理从略"；据源转写补足如下，供参考：）比如你去街上买鞋、买衣服，本来只是看一眼就过，结果那件特别合意，一下子就被它吸引住了……嗔也一样：本来你对这个人并没有特别（的嗔），（旁边有人）跟你说了一些闲话，你越听越不对味，气就这样上来了——这类"有行"（被怂恿的）贪与嗔，是被动生起的。</w:t>
       </w:r>
     </w:p>
     <w:p>
       <w:pPr>
-        <w:spacing w:before="40" w:after="80"/>
-        <w:ind w:left="283"/>
-        <w:shd w:val="clear" w:color="auto" w:fill="EEF2F8"/>
+        <w:ind w:left="170"/>
         <w:pBdr>
-          <w:left w:val="single" w:sz="20" w:space="6" w:color="1F3864"/>
+          <w:left w:val="single" w:sz="18" w:space="4" w:color="1F3864"/>
         </w:pBdr>
-      </w:pPr>
-      <w:r>
-        <w:rPr>
-          <w:sz w:val="20"/>
+        <w:shd w:val="clear" w:fill="F2F5FA"/>
+      </w:pPr>
+      <w:r>
+        <w:rPr>
+          <w:b w:val="0"/>
         </w:rPr>
         <w:t>[00:02:58.580] 这种贪呢，就是叫"有行"的贪、"有行"的心。但尽管如此呢，其实你对它的执着并不是很强，并不是你一眼看过去就特别喜欢的那种——那种是（主动的）贪相应的心。嗔心也是这样，它不是主动争取的。就我们说，本来你对这个人并没有（什么）特别的好恶，但是别人讲你昨天说你坏话，然后这个越想越气、越想越气，然后这个就是被动的、（受怂恿的）嗔心，就是称为"有行"的——就被人家怂恿的。</w:t>
       </w:r>
     </w:p>
     <w:p>
       <w:pPr>
-        <w:spacing w:before="40" w:after="80"/>
-        <w:ind w:left="283"/>
-        <w:shd w:val="clear" w:color="auto" w:fill="EEF2F8"/>
+        <w:ind w:left="170"/>
         <w:pBdr>
-          <w:left w:val="single" w:sz="20" w:space="6" w:color="1F3864"/>
+          <w:left w:val="single" w:sz="18" w:space="4" w:color="1F3864"/>
         </w:pBdr>
+        <w:shd w:val="clear" w:fill="F2F5FA"/>
       </w:pPr>
       <w:r>
         <w:rPr>
           <w:b/>
-          <w:sz w:val="20"/>
         </w:rPr>
         <w:t>【本周朗读段 · 结束】</w:t>
       </w:r>
       <w:r>
         <w:rPr>
-          <w:sz w:val="20"/>
+          <w:b w:val="0"/>
         </w:rPr>
         <w:t>（以下为默读／选读／延伸内容，时间富余时再读）</w:t>
       </w:r>
     </w:p>
     <w:p>
       <w:pPr>
-        <w:spacing w:before="40" w:after="80"/>
-        <w:ind w:left="283"/>
-        <w:shd w:val="clear" w:color="auto" w:fill="EEF2F8"/>
+        <w:ind w:left="170"/>
         <w:pBdr>
-          <w:left w:val="single" w:sz="20" w:space="6" w:color="1F3864"/>
+          <w:left w:val="single" w:sz="18" w:space="4" w:color="1F3864"/>
         </w:pBdr>
-      </w:pPr>
-      <w:r>
-        <w:rPr>
-          <w:sz w:val="20"/>
+        <w:shd w:val="clear" w:fill="F2F5FA"/>
+      </w:pPr>
+      <w:r>
+        <w:rPr>
+          <w:b w:val="0"/>
         </w:rPr>
         <w:t>[00:03:39.700] 好，那么散乱心呢，是指（与掉举相应）同时生起的（掉举）心，因为它是透过这种胡思乱想，而在应当专注的目标之外（漂流不定）。那就是我们在（禅坐）练习的时候，你的心不安住在那里，然后这个到处乱跑，有时候都是漫无目的的跑。（我们很多同学呢在打坐的时候，心）是漫无目的的跑，不是朝着一个很明确的所缘的这种跑，那这个呢，就是散乱的心。</w:t>
       </w:r>
     </w:p>
     <w:p>
       <w:pPr>
-        <w:spacing w:before="40" w:after="80"/>
-        <w:ind w:left="283"/>
-        <w:shd w:val="clear" w:color="auto" w:fill="EEF2F8"/>
+        <w:ind w:left="170"/>
         <w:pBdr>
-          <w:left w:val="single" w:sz="20" w:space="6" w:color="1F3864"/>
+          <w:left w:val="single" w:sz="18" w:space="4" w:color="1F3864"/>
         </w:pBdr>
-      </w:pPr>
-      <w:r>
-        <w:rPr>
-          <w:sz w:val="20"/>
+        <w:shd w:val="clear" w:fill="F2F5FA"/>
+      </w:pPr>
+      <w:r>
+        <w:rPr>
+          <w:b w:val="0"/>
         </w:rPr>
         <w:t>[00:04:12.380] 但是呢，我们要知道，即所有的不善心，它都是（与无惭无愧）相应的。那这个话怎么来讲？就是一切的不善心，它都是（以痴为根）的。以前在讲心所的时候有讲过，我在这里重新说一下。就是所有不善心都有（无明），为什么呢？因为（有无明）他才会这样，因为不如理作意，他会（生）起不善心，所以他在心（里）面一定有无明。</w:t>
       </w:r>
     </w:p>
     <w:p>
       <w:pPr>
-        <w:spacing w:before="40" w:after="80"/>
-        <w:ind w:left="283"/>
-        <w:shd w:val="clear" w:color="auto" w:fill="EEF2F8"/>
+        <w:ind w:left="170"/>
         <w:pBdr>
-          <w:left w:val="single" w:sz="20" w:space="6" w:color="1F3864"/>
+          <w:left w:val="single" w:sz="18" w:space="4" w:color="1F3864"/>
         </w:pBdr>
-      </w:pPr>
-      <w:r>
-        <w:rPr>
-          <w:sz w:val="20"/>
+        <w:shd w:val="clear" w:fill="F2F5FA"/>
+      </w:pPr>
+      <w:r>
+        <w:rPr>
+          <w:b w:val="0"/>
         </w:rPr>
         <w:t>[00:04:41.620] 第二个呢，无惭无愧。无惭无愧就是对于生起不善心呢，他不会觉得羞耻；对于（造作）不善心呢，不会觉得害怕。就像我们骂人的时候呢，就是觉得这个人很该骂。那么很该骂呢，就是你生气的时候（觉得）："我很应该光明正大地生气，就是要表达一下我的愤怒。"那这个其实在阿毗达摩里面就叫无惭无愧。对于生起不善心，不管是贪心还是嗔心呢，都觉得理所当然——这就是无惭（无愧）。</w:t>
       </w:r>
@@ -2164,183 +2215,171 @@
       <w:r>
         <w:rPr>
           <w:b/>
-          <w:sz w:val="21"/>
         </w:rPr>
         <w:t>二、第五～七对心；十六种世间心总说；观心必须依心路过程</w:t>
       </w:r>
     </w:p>
     <w:p>
       <w:pPr>
-        <w:spacing w:before="40" w:after="80"/>
-        <w:ind w:left="283"/>
-        <w:shd w:val="clear" w:color="auto" w:fill="EEF2F8"/>
+        <w:ind w:left="170"/>
         <w:pBdr>
-          <w:left w:val="single" w:sz="20" w:space="6" w:color="1F3864"/>
+          <w:left w:val="single" w:sz="18" w:space="4" w:color="1F3864"/>
         </w:pBdr>
-      </w:pPr>
-      <w:r>
-        <w:rPr>
-          <w:sz w:val="20"/>
+        <w:shd w:val="clear" w:fill="F2F5FA"/>
+      </w:pPr>
+      <w:r>
+        <w:rPr>
+          <w:b w:val="0"/>
         </w:rPr>
         <w:t>[00:06:45.180] 好，那第五对呢是广大心和不广大的心。</w:t>
       </w:r>
     </w:p>
     <w:p>
       <w:pPr>
-        <w:spacing w:before="40" w:after="80"/>
-        <w:ind w:left="283"/>
-        <w:shd w:val="clear" w:color="auto" w:fill="EEF2F8"/>
+        <w:ind w:left="170"/>
         <w:pBdr>
-          <w:left w:val="single" w:sz="20" w:space="6" w:color="1F3864"/>
+          <w:left w:val="single" w:sz="18" w:space="4" w:color="1F3864"/>
         </w:pBdr>
-      </w:pPr>
-      <w:r>
-        <w:rPr>
-          <w:sz w:val="20"/>
+        <w:shd w:val="clear" w:fill="F2F5FA"/>
+      </w:pPr>
+      <w:r>
+        <w:rPr>
+          <w:b w:val="0"/>
         </w:rPr>
         <w:t>[00:06:48.330] 我们（讲）广大心呢，是指色界心和无色界心。如果有系统地修习入出息念，你看我们现在有同学（证得）初禅、二禅、三禅、四禅，那么这四种心呢，称为色界心。那如果你以入出息念为基础，转（修）三十二身分，以三十二身分为基础，（再）修青、黄、红、白这四种（遍禅）达到（禅那），那（从欲界心证得的）这个（禅那）心就是色界心。那如果你以色界（禅那）作（为）基础，照见（遍相的）空间，你可以修习空无边处，乃至有系统地修习到非想非非想处定，那么这四种无色界定的心呢，就称为无色界心。</w:t>
       </w:r>
     </w:p>
     <w:p>
       <w:pPr>
-        <w:spacing w:before="40" w:after="80"/>
-        <w:ind w:left="283"/>
-        <w:shd w:val="clear" w:color="auto" w:fill="EEF2F8"/>
+        <w:ind w:left="170"/>
         <w:pBdr>
-          <w:left w:val="single" w:sz="20" w:space="6" w:color="1F3864"/>
+          <w:left w:val="single" w:sz="18" w:space="4" w:color="1F3864"/>
         </w:pBdr>
-      </w:pPr>
-      <w:r>
-        <w:rPr>
-          <w:sz w:val="20"/>
+        <w:shd w:val="clear" w:fill="F2F5FA"/>
+      </w:pPr>
+      <w:r>
+        <w:rPr>
+          <w:b w:val="0"/>
         </w:rPr>
         <w:t>[00:07:28.815] 好，那色界心和无色界心呢，都被称为广大心。为什么把它称为广大心呢？因为它能够降伏烦恼，产生大的果报，而且具有广大的认知范围（，所以）它被称为广大的心。</w:t>
       </w:r>
     </w:p>
     <w:p>
       <w:pPr>
-        <w:spacing w:before="40" w:after="80"/>
-        <w:ind w:left="283"/>
-        <w:shd w:val="clear" w:color="auto" w:fill="EEF2F8"/>
+        <w:ind w:left="170"/>
         <w:pBdr>
-          <w:left w:val="single" w:sz="20" w:space="6" w:color="1F3864"/>
+          <w:left w:val="single" w:sz="18" w:space="4" w:color="1F3864"/>
         </w:pBdr>
-      </w:pPr>
-      <w:r>
-        <w:rPr>
-          <w:sz w:val="20"/>
+        <w:shd w:val="clear" w:fill="F2F5FA"/>
+      </w:pPr>
+      <w:r>
+        <w:rPr>
+          <w:b w:val="0"/>
         </w:rPr>
         <w:t>[00:07:45.350] 另外呢，由于在世间当中没有比色界心和无色界心更高的心，所以注释师呢，就以世间上最上等的这两种心呢来解释这个"广大"的心。那如果你安住在任何一种禅那中一个小时，那么在这一个小时里面呢，烦恼就不会生起——因为（烦恼生起的时候）你就不在定里面，好，所以这种称为就是暂时的以定（降伏烦恼）；那如果在临死的时候呢，你能够维持禅那不退失，那么这个禅那能够使你投生到色界天和无色界天。所以呢，它们能够降伏烦恼，以及产生大的果报，对（这样的心就）称呼（为）大（心）。（"不广大"的心）是欲界的心。所以在观照究竟名法时，我们必须观照六门心路过程。</w:t>
       </w:r>
     </w:p>
     <w:p>
       <w:pPr>
-        <w:spacing w:before="40" w:after="80"/>
-        <w:ind w:left="283"/>
-        <w:shd w:val="clear" w:color="auto" w:fill="EEF2F8"/>
+        <w:ind w:left="170"/>
         <w:pBdr>
-          <w:left w:val="single" w:sz="20" w:space="6" w:color="1F3864"/>
+          <w:left w:val="single" w:sz="18" w:space="4" w:color="1F3864"/>
         </w:pBdr>
-      </w:pPr>
-      <w:r>
-        <w:rPr>
-          <w:sz w:val="20"/>
+        <w:shd w:val="clear" w:fill="F2F5FA"/>
+      </w:pPr>
+      <w:r>
+        <w:rPr>
+          <w:b w:val="0"/>
         </w:rPr>
         <w:t>[00:08:38.310] 其中的前五门心路过程呢，只有（欲界心）；（意）门心路过程呢，（才）含有色界心和无色界心，这是广大心。除此之外呢，其他的（心路过程）都是欲界心，就是不广大的心。（其实呢，）如果是一个没有（禅那）的人，你是没办法体会这个广大心的，对？所以（真正）修观的时候，既然佛陀讲到说（观）广大心、不广大心，（了知）广大心、不广大心，就是你要有这样的能力，不然你的修观就不完整了。</w:t>
       </w:r>
     </w:p>
     <w:p>
       <w:pPr>
-        <w:spacing w:before="40" w:after="80"/>
-        <w:ind w:left="283"/>
-        <w:shd w:val="clear" w:color="auto" w:fill="EEF2F8"/>
+        <w:ind w:left="170"/>
         <w:pBdr>
-          <w:left w:val="single" w:sz="20" w:space="6" w:color="1F3864"/>
+          <w:left w:val="single" w:sz="18" w:space="4" w:color="1F3864"/>
         </w:pBdr>
-      </w:pPr>
-      <w:r>
-        <w:rPr>
-          <w:sz w:val="20"/>
+        <w:shd w:val="clear" w:fill="F2F5FA"/>
+      </w:pPr>
+      <w:r>
+        <w:rPr>
+          <w:b w:val="0"/>
         </w:rPr>
         <w:t>[00:09:18.060] 这第六对呢，是"有上"的心和"无上"的心。有上的心是指欲界心，意思呢，是还没有达到世间最高境界的心，（还）能（够）再提升（它的）素质。无上的心呢，是指色界心或者无色界心，它们已经达到世间最高或者最妙境界的心——出世间心不算，就（依）世间来讲，它就是最高的心。</w:t>
       </w:r>
     </w:p>
     <w:p>
       <w:pPr>
-        <w:spacing w:before="40" w:after="80"/>
-        <w:ind w:left="283"/>
-        <w:shd w:val="clear" w:color="auto" w:fill="EEF2F8"/>
+        <w:ind w:left="170"/>
         <w:pBdr>
-          <w:left w:val="single" w:sz="20" w:space="6" w:color="1F3864"/>
+          <w:left w:val="single" w:sz="18" w:space="4" w:color="1F3864"/>
         </w:pBdr>
-      </w:pPr>
-      <w:r>
-        <w:rPr>
-          <w:sz w:val="20"/>
+        <w:shd w:val="clear" w:fill="F2F5FA"/>
+      </w:pPr>
+      <w:r>
+        <w:rPr>
+          <w:b w:val="0"/>
         </w:rPr>
         <w:t>[00:09:49.080] 那第七对呢，是指专一（得定）的心和不专一（不得定）的心。专一的心呢，是指具有近行定或者安止定的心。不专一的心，那就是没有近行定和安止定的心。第八对呢，是解脱的心和未解脱的心。解脱的心是指透过如理作意而从烦恼中暂时解脱，或在安止（定）中透过降伏烦恼而暂时解脱的心。那如果你们专注于禅那一个小时或两个小时，我们可以说，在那一个小时、两个小时里，（你的）心暂时解脱了烦恼。那入定以外的时间里呢，有时会遇到能够促使烦恼生起的情况。</w:t>
       </w:r>
     </w:p>
     <w:p>
       <w:pPr>
-        <w:spacing w:before="40" w:after="80"/>
-        <w:ind w:left="283"/>
-        <w:shd w:val="clear" w:color="auto" w:fill="EEF2F8"/>
+        <w:ind w:left="170"/>
         <w:pBdr>
-          <w:left w:val="single" w:sz="20" w:space="6" w:color="1F3864"/>
+          <w:left w:val="single" w:sz="18" w:space="4" w:color="1F3864"/>
         </w:pBdr>
-      </w:pPr>
-      <w:r>
-        <w:rPr>
-          <w:sz w:val="20"/>
+        <w:shd w:val="clear" w:fill="F2F5FA"/>
+      </w:pPr>
+      <w:r>
+        <w:rPr>
+          <w:b w:val="0"/>
         </w:rPr>
         <w:t>[00:10:26.910] 那个时候，如果你一直保持如理作意，就不会生起烦恼。所以，那个时候的心也是暂时地解脱了烦恼，也称为叫解脱的心。</w:t>
       </w:r>
     </w:p>
     <w:p>
       <w:pPr>
-        <w:spacing w:before="40" w:after="80"/>
-        <w:ind w:left="283"/>
-        <w:shd w:val="clear" w:color="auto" w:fill="EEF2F8"/>
+        <w:ind w:left="170"/>
         <w:pBdr>
-          <w:left w:val="single" w:sz="20" w:space="6" w:color="1F3864"/>
+          <w:left w:val="single" w:sz="18" w:space="4" w:color="1F3864"/>
         </w:pBdr>
-      </w:pPr>
-      <w:r>
-        <w:rPr>
-          <w:sz w:val="20"/>
+        <w:shd w:val="clear" w:fill="F2F5FA"/>
+      </w:pPr>
+      <w:r>
+        <w:rPr>
+          <w:b w:val="0"/>
         </w:rPr>
         <w:t>[00:10:37.420] 为什么建议大家在日常生活中一定要保持正念正知呢？你只要有正念正知，你就从烦恼中（暂时）解脱出来。所以，未解脱的心呢，是指没有上述两种情况、没有这两种暂时解脱的心。（注：尊者在此以"正断"等辨析出世间圣道与世间暂时解脱的差别，此几句转写严重失真，整理从略。）</w:t>
       </w:r>
     </w:p>
     <w:p>
       <w:pPr>
-        <w:spacing w:before="40" w:after="80"/>
-        <w:ind w:left="283"/>
-        <w:shd w:val="clear" w:color="auto" w:fill="EEF2F8"/>
+        <w:ind w:left="170"/>
         <w:pBdr>
-          <w:left w:val="single" w:sz="20" w:space="6" w:color="1F3864"/>
+          <w:left w:val="single" w:sz="18" w:space="4" w:color="1F3864"/>
         </w:pBdr>
-      </w:pPr>
-      <w:r>
-        <w:rPr>
-          <w:sz w:val="20"/>
+        <w:shd w:val="clear" w:fill="F2F5FA"/>
+      </w:pPr>
+      <w:r>
+        <w:rPr>
+          <w:b w:val="0"/>
         </w:rPr>
         <w:t>[00:11:15.560] 好，那我们上面就讲过了，总共十六种世间心。那如果我们是一个（践行者）、现在在修习（观智）的人，那么修习心念处的时候，这十六种心都必须观照。观照它们时呢，必须依照心路过程来观，应当在每个心之刹那里都照见心和心所。那为什么呢？因为你可以注重在观照心，但是心并不能够单独生起，必须与相应的心所同时生起。因此，在观照心的时候，也必须观照同一个（识知）刹那中生起的（相应）心所。</w:t>
       </w:r>
     </w:p>
     <w:p>
       <w:pPr>
-        <w:spacing w:before="40" w:after="80"/>
-        <w:ind w:left="283"/>
-        <w:shd w:val="clear" w:color="auto" w:fill="EEF2F8"/>
+        <w:ind w:left="170"/>
         <w:pBdr>
-          <w:left w:val="single" w:sz="20" w:space="6" w:color="1F3864"/>
+          <w:left w:val="single" w:sz="18" w:space="4" w:color="1F3864"/>
         </w:pBdr>
-      </w:pPr>
-      <w:r>
-        <w:rPr>
-          <w:sz w:val="20"/>
+        <w:shd w:val="clear" w:fill="F2F5FA"/>
+      </w:pPr>
+      <w:r>
+        <w:rPr>
+          <w:b w:val="0"/>
         </w:rPr>
         <w:t>[00:11:53.540] 那心呢，它是有两大类。即我们一天从早到晚，生起来的心呢，两大类：一类呢，就是心路过程心，就是你的心在活跃的状态的时候都是生起心路过程心；第二个呢，是离心路过程心。</w:t>
       </w:r>
@@ -2349,199 +2388,186 @@
       <w:r>
         <w:rPr>
           <w:b/>
-          <w:sz w:val="21"/>
         </w:rPr>
         <w:t>三、心路过程心与离心路过程心；修心念处之前必须先观色法（先色后名）的四个步骤；心随观的次第</w:t>
       </w:r>
     </w:p>
     <w:p>
       <w:pPr>
-        <w:spacing w:before="40" w:after="80"/>
-        <w:ind w:left="283"/>
-        <w:shd w:val="clear" w:color="auto" w:fill="EEF2F8"/>
+        <w:ind w:left="170"/>
         <w:pBdr>
-          <w:left w:val="single" w:sz="20" w:space="6" w:color="1F3864"/>
+          <w:left w:val="single" w:sz="18" w:space="4" w:color="1F3864"/>
         </w:pBdr>
-      </w:pPr>
-      <w:r>
-        <w:rPr>
-          <w:sz w:val="20"/>
+        <w:shd w:val="clear" w:fill="F2F5FA"/>
+      </w:pPr>
+      <w:r>
+        <w:rPr>
+          <w:b w:val="0"/>
         </w:rPr>
         <w:t>[00:12:16.600] （离心路过程心，）一种是你晚上熟睡的状态，完全没有梦的（心，那）是离心路过程心；还有大家禅修的时候落入有分，一下子掉进去，（醒）出来什么都不知道，那就是（落入）有分。还有一种呢，就是（心）路（过程）中间一定有那个有分心来间隔，它（不会让活跃的心路）一直都这样持续，它中间一定会（间隔）……（原注"末句转写失真，整理从略"；据源转写补足如下，供参考：）（心）路（过程）中间一定有有分心来间隔，它不会让活跃的心路一直这样持续，中间一定会（落入有分）——最少（间隔）十七个（心识刹那）。</w:t>
       </w:r>
     </w:p>
     <w:p>
       <w:pPr>
-        <w:spacing w:before="40" w:after="80"/>
-        <w:ind w:left="283"/>
-        <w:shd w:val="clear" w:color="auto" w:fill="EEF2F8"/>
+        <w:ind w:left="170"/>
         <w:pBdr>
-          <w:left w:val="single" w:sz="20" w:space="6" w:color="1F3864"/>
+          <w:left w:val="single" w:sz="18" w:space="4" w:color="1F3864"/>
         </w:pBdr>
-      </w:pPr>
-      <w:r>
-        <w:rPr>
-          <w:sz w:val="20"/>
+        <w:shd w:val="clear" w:fill="F2F5FA"/>
+      </w:pPr>
+      <w:r>
+        <w:rPr>
+          <w:b w:val="0"/>
         </w:rPr>
         <w:t>[00:12:43.660] 好，那举个例子，如果一个人我们讲反应比较慢，我们说你这个人反应怎么那么慢——那往往呢，就是他的前一个心路跟后一个心路中间呢，它会间隔比较多的（有分心）。那（有时候）很多的人他反应就比较慢，因为他（心路）升起来就比较慢，是这样的。那（心路）升起来比较慢，</w:t>
       </w:r>
     </w:p>
     <w:p>
       <w:pPr>
-        <w:spacing w:before="40" w:after="80"/>
-        <w:ind w:left="283"/>
-        <w:shd w:val="clear" w:color="auto" w:fill="EEF2F8"/>
+        <w:ind w:left="170"/>
         <w:pBdr>
-          <w:left w:val="single" w:sz="20" w:space="6" w:color="1F3864"/>
+          <w:left w:val="single" w:sz="18" w:space="4" w:color="1F3864"/>
         </w:pBdr>
-      </w:pPr>
-      <w:r>
-        <w:rPr>
-          <w:sz w:val="20"/>
+        <w:shd w:val="clear" w:fill="F2F5FA"/>
+      </w:pPr>
+      <w:r>
+        <w:rPr>
+          <w:b w:val="0"/>
         </w:rPr>
         <w:t>[00:13:11.895] 它其实有很多的原因。比如说，他的（信）的能力比较弱，（慧）解的能力比较弱……（这些）都可能导致（心路）不能够比较快、持续地生起。那真正的我们要观察到离心路过程心呢，它是必须要（有）定力才可以。（只有）在修到缘起的时候，我们要（观）到我们的这个——我们讲结生心——认了结生心以后，我们才能够看到这个有分呢。那心路过程呢，一定会按照（心的）定（则），以一定的顺序升起来。心路过程总共分成六门，它们各自取各自的目标来升起。</w:t>
       </w:r>
     </w:p>
     <w:p>
       <w:pPr>
-        <w:spacing w:before="40" w:after="80"/>
-        <w:ind w:left="283"/>
-        <w:shd w:val="clear" w:color="auto" w:fill="EEF2F8"/>
+        <w:ind w:left="170"/>
         <w:pBdr>
-          <w:left w:val="single" w:sz="20" w:space="6" w:color="1F3864"/>
+          <w:left w:val="single" w:sz="18" w:space="4" w:color="1F3864"/>
         </w:pBdr>
-      </w:pPr>
-      <w:r>
-        <w:rPr>
-          <w:sz w:val="20"/>
+        <w:shd w:val="clear" w:fill="F2F5FA"/>
+      </w:pPr>
+      <w:r>
+        <w:rPr>
+          <w:b w:val="0"/>
         </w:rPr>
         <w:t>[00:13:58.910] 比如说，眼睛只能看颜色，耳朵只能听声音，鼻子只能闻气味，舌头只能尝味道，而身体的这种触呢，只能（取）跟地（界）、火（界）相关的（触）所缘。所以呢，我们必须观照这个六门心路过程的每一个心之刹那的心与心所。那么在上述的这个认知里面呢，没有什么六根可以互换的：眼睛就只能看颜色，耳朵只能听声音，没有什么六根可以互换的。</w:t>
       </w:r>
     </w:p>
     <w:p>
       <w:pPr>
-        <w:spacing w:before="40" w:after="80"/>
-        <w:ind w:left="283"/>
-        <w:shd w:val="clear" w:color="auto" w:fill="EEF2F8"/>
+        <w:ind w:left="170"/>
         <w:pBdr>
-          <w:left w:val="single" w:sz="20" w:space="6" w:color="1F3864"/>
+          <w:left w:val="single" w:sz="18" w:space="4" w:color="1F3864"/>
         </w:pBdr>
-      </w:pPr>
-      <w:r>
-        <w:rPr>
-          <w:sz w:val="20"/>
+        <w:shd w:val="clear" w:fill="F2F5FA"/>
+      </w:pPr>
+      <w:r>
+        <w:rPr>
+          <w:b w:val="0"/>
         </w:rPr>
         <w:t>[00:14:27.435] 但是呢，（意）门呢，可以觉知所有的目标。（比如）大家在修（习色）业处的时候，我们都会因为眼睛都闭起来，然后我让你去用心去取一个（目标的）颜色……那这个（是）用心是可以（看）到的——心可以看到一切，心可以发神通。但是呢，眼耳鼻舌身（这）五个，它是独立的、单独（的），它只能取相应的目标而已。好，那么我们也同样地必须明白，在修习心念处之前呢，必须先观照（究竟）色法。</w:t>
       </w:r>
     </w:p>
     <w:p>
       <w:pPr>
-        <w:spacing w:before="40" w:after="80"/>
-        <w:ind w:left="283"/>
-        <w:shd w:val="clear" w:color="auto" w:fill="EEF2F8"/>
+        <w:ind w:left="170"/>
         <w:pBdr>
-          <w:left w:val="single" w:sz="20" w:space="6" w:color="1F3864"/>
+          <w:left w:val="single" w:sz="18" w:space="4" w:color="1F3864"/>
         </w:pBdr>
-      </w:pPr>
-      <w:r>
-        <w:rPr>
-          <w:sz w:val="20"/>
+        <w:shd w:val="clear" w:fill="F2F5FA"/>
+      </w:pPr>
+      <w:r>
+        <w:rPr>
+          <w:b w:val="0"/>
         </w:rPr>
         <w:t>[00:15:07.230] 就换一句话来讲呢，在这个阶段依然有四个步骤：第一，观照究竟色法；第二，观照究竟名法，以心路过程而（来）观照心和心所；第三，（同时）观照名法和色法，我们就（称）是名色分别；第四个呢，（分辨）名色法里面没有人、我、有情，这个就是（观）它无常（苦）、无我。</w:t>
       </w:r>
     </w:p>
     <w:p>
       <w:pPr>
-        <w:spacing w:before="40" w:after="80"/>
-        <w:ind w:left="283"/>
-        <w:shd w:val="clear" w:color="auto" w:fill="EEF2F8"/>
+        <w:ind w:left="170"/>
         <w:pBdr>
-          <w:left w:val="single" w:sz="20" w:space="6" w:color="1F3864"/>
+          <w:left w:val="single" w:sz="18" w:space="4" w:color="1F3864"/>
         </w:pBdr>
-      </w:pPr>
-      <w:r>
-        <w:rPr>
-          <w:sz w:val="20"/>
+        <w:shd w:val="clear" w:fill="F2F5FA"/>
+      </w:pPr>
+      <w:r>
+        <w:rPr>
+          <w:b w:val="0"/>
         </w:rPr>
         <w:t>[00:15:22.735] 那在心随观的时候，你（能）观（照）到名法的时候呢，（再）看到——我们说修缘起的时候，你能够认识到这个佛陀的伟大，就是无数生的（流转）因果轮回的这种真实的状态，都将被你观察到。（原注"其后一句转写失真，整理从略"；据源转写补足如下，供参考：）或者经过你心理加工出来的。其实（就）假如说（是在）演戏——心里面很多情景，就会出来这样的东西，一些受虐倾向。</w:t>
       </w:r>
     </w:p>
     <w:p>
       <w:pPr>
-        <w:spacing w:before="40" w:after="80"/>
-        <w:ind w:left="283"/>
-        <w:shd w:val="clear" w:color="auto" w:fill="EEF2F8"/>
+        <w:ind w:left="170"/>
         <w:pBdr>
-          <w:left w:val="single" w:sz="20" w:space="6" w:color="1F3864"/>
+          <w:left w:val="single" w:sz="18" w:space="4" w:color="1F3864"/>
         </w:pBdr>
-      </w:pPr>
-      <w:r>
-        <w:rPr>
-          <w:sz w:val="20"/>
+        <w:shd w:val="clear" w:fill="F2F5FA"/>
+      </w:pPr>
+      <w:r>
+        <w:rPr>
+          <w:b w:val="0"/>
         </w:rPr>
         <w:t>[00:15:51.180] （心）路（过）程按照（心的）定（则），（升）起来就是这样的次序。那比如（眼）门心路过程，它就是（在）过去有分（之后），颜色撞击眼净色和有分，然后经过（两个）有分（波动）——一个有分（波动）、一个有分（断）——然后一定是一个（五门）转向（心）升起来，然后（眼识）、领受、推度、确定（心），然后（七个速行心）、两个彼所缘（心）。</w:t>
       </w:r>
     </w:p>
     <w:p>
       <w:pPr>
-        <w:spacing w:before="40" w:after="80"/>
-        <w:ind w:left="283"/>
-        <w:shd w:val="clear" w:color="auto" w:fill="EEF2F8"/>
+        <w:ind w:left="170"/>
         <w:pBdr>
-          <w:left w:val="single" w:sz="20" w:space="6" w:color="1F3864"/>
+          <w:left w:val="single" w:sz="18" w:space="4" w:color="1F3864"/>
         </w:pBdr>
-      </w:pPr>
-      <w:r>
-        <w:rPr>
-          <w:sz w:val="20"/>
+        <w:shd w:val="clear" w:fill="F2F5FA"/>
+      </w:pPr>
+      <w:r>
+        <w:rPr>
+          <w:b w:val="0"/>
         </w:rPr>
         <w:t>[00:16:19.780] 我们心路的过程，它一定是这样的一个（规律）。你不管是（看）人类、天人，还是（阿猫阿狗）、地狱畜生、地狱恶鬼，全是这样的心理过程。那这个就是很奇怪，对？（所以有基督徒说：）"这就是上帝创造的，（没有上帝创造）怎么会那么（规整）呢？"（尊者答：）它不是（谁）定的，它是一种自然法则，它不是上帝创造。对，那么我们要（能）这样（把心路）观照到。好，当然这样观照呢，</w:t>
       </w:r>
     </w:p>
     <w:p>
       <w:pPr>
-        <w:spacing w:before="40" w:after="80"/>
-        <w:ind w:left="283"/>
-        <w:shd w:val="clear" w:color="auto" w:fill="EEF2F8"/>
+        <w:ind w:left="170"/>
         <w:pBdr>
-          <w:left w:val="single" w:sz="20" w:space="6" w:color="1F3864"/>
+          <w:left w:val="single" w:sz="18" w:space="4" w:color="1F3864"/>
         </w:pBdr>
-      </w:pPr>
-      <w:r>
-        <w:rPr>
-          <w:sz w:val="20"/>
+        <w:shd w:val="clear" w:fill="F2F5FA"/>
+      </w:pPr>
+      <w:r>
+        <w:rPr>
+          <w:b w:val="0"/>
         </w:rPr>
         <w:t>[00:16:55.730] 我们最后呢，佛陀继续，就是同样的，跟前面讲到的一样："如此，（他）以内心随观心而住，或以外心随观心而住，或以内外心随观心而住"。</w:t>
       </w:r>
     </w:p>
     <w:p>
       <w:pPr>
-        <w:spacing w:before="40" w:after="80"/>
-        <w:ind w:left="283"/>
-        <w:shd w:val="clear" w:color="auto" w:fill="EEF2F8"/>
+        <w:ind w:left="170"/>
         <w:pBdr>
-          <w:left w:val="single" w:sz="20" w:space="6" w:color="1F3864"/>
+          <w:left w:val="single" w:sz="18" w:space="4" w:color="1F3864"/>
         </w:pBdr>
-      </w:pPr>
-      <w:r>
-        <w:rPr>
-          <w:sz w:val="20"/>
+        <w:shd w:val="clear" w:fill="F2F5FA"/>
+      </w:pPr>
+      <w:r>
+        <w:rPr>
+          <w:b w:val="0"/>
         </w:rPr>
         <w:t>[00:17:08.900] 就是这个（前）四种（随观住法）——那这个就是在修这个色法、名法，和名色（分别）也是。那"或以心随观生起之法而住，或以心随观（灭）之法而住，或以心随观生起（灭）之法而住"呢——那这个是我们前面学习到的，在这个阶段呢，是思惟（智）和生灭（随观智）。那"他现起（念念分明）有心之念"，（是为了念（住）……注：中间数句转写失真，大意谓随观一直住于观心、直到道智生起，整理从略。）"他（无所依而住），亦不（执）取世间的一切。诸比库，这就是比库安住于观心（随观）心（而住）的方法。"</w:t>
       </w:r>
     </w:p>
     <w:p>
       <w:pPr>
-        <w:spacing w:before="40" w:after="80"/>
-        <w:ind w:left="283"/>
-        <w:shd w:val="clear" w:color="auto" w:fill="EEF2F8"/>
+        <w:ind w:left="170"/>
         <w:pBdr>
-          <w:left w:val="single" w:sz="20" w:space="6" w:color="1F3864"/>
+          <w:left w:val="single" w:sz="18" w:space="4" w:color="1F3864"/>
         </w:pBdr>
-      </w:pPr>
-      <w:r>
-        <w:rPr>
-          <w:sz w:val="20"/>
+        <w:shd w:val="clear" w:fill="F2F5FA"/>
+      </w:pPr>
+      <w:r>
+        <w:rPr>
+          <w:b w:val="0"/>
         </w:rPr>
         <w:t>[00:18:03.960] 好，那（心念处）——观心，也是一样的，按照就是这样的次第。虽然是从心入手，但是同样是要（先观）色法（再观）名法、名色法，然后再（观）名色法与其（因的）无常（苦）、无我。（注：末句转写失真，整理从略。）</w:t>
       </w:r>
@@ -2550,103 +2576,96 @@
       <w:r>
         <w:rPr>
           <w:b/>
-          <w:sz w:val="21"/>
         </w:rPr>
         <w:t>四、钝根见行者：先学会观察自己的心</w:t>
       </w:r>
     </w:p>
     <w:p>
       <w:pPr>
-        <w:spacing w:before="40" w:after="80"/>
-        <w:ind w:left="283"/>
-        <w:shd w:val="clear" w:color="auto" w:fill="EEF2F8"/>
+        <w:ind w:left="170"/>
         <w:pBdr>
-          <w:left w:val="single" w:sz="20" w:space="6" w:color="1F3864"/>
+          <w:left w:val="single" w:sz="18" w:space="4" w:color="1F3864"/>
         </w:pBdr>
-      </w:pPr>
-      <w:r>
-        <w:rPr>
-          <w:sz w:val="20"/>
+        <w:shd w:val="clear" w:fill="F2F5FA"/>
+      </w:pPr>
+      <w:r>
+        <w:rPr>
+          <w:b w:val="0"/>
         </w:rPr>
         <w:t>[00:21:37.880] 好，那前面呢我们讲过：这个什么样的人，在日常的时候（应当）以观察（自己的）心为主呢？即那种钝根的（见行人）。钝根的（见行人）怎么讲呢？钝根呢，就是他这个对治烦恼的这种速度，没那么快；（而）"见（行）"呢，就是他知见比较强，他就喜欢认死理。然后呢，当然他学习能力也比较强——（见行人）呢，就是学习能力也比较强，然后自己的知见呢也很强。看问题呢，就是很经常讲"我认为""我觉得（我）对"，这个就是（知见）很强，然后别人就争不过你，然后这个你总是滔滔不绝。（这种）大部分就是（见行人），但是呢，他很难看到自己的（心）起反应。</w:t>
       </w:r>
     </w:p>
     <w:p>
       <w:pPr>
-        <w:spacing w:before="40" w:after="80"/>
-        <w:ind w:left="283"/>
-        <w:shd w:val="clear" w:color="auto" w:fill="EEF2F8"/>
+        <w:ind w:left="170"/>
         <w:pBdr>
-          <w:left w:val="single" w:sz="20" w:space="6" w:color="1F3864"/>
+          <w:left w:val="single" w:sz="18" w:space="4" w:color="1F3864"/>
         </w:pBdr>
-      </w:pPr>
-      <w:r>
-        <w:rPr>
-          <w:sz w:val="20"/>
+        <w:shd w:val="clear" w:fill="F2F5FA"/>
+      </w:pPr>
+      <w:r>
+        <w:rPr>
+          <w:b w:val="0"/>
         </w:rPr>
         <w:t>[00:22:40.260] 那这个就是钝根，（这是）普遍的（现象），就是钝根的（见行人）。当然有一些（人）呢，它是利根的（见行人），因为他真的就是过去（积累）的巴拉密。利根的（人）总体来讲在这个（世间）都是很少的、比较少的。</w:t>
       </w:r>
     </w:p>
     <w:p>
       <w:pPr>
-        <w:spacing w:before="40" w:after="80"/>
-        <w:ind w:left="283"/>
-        <w:shd w:val="clear" w:color="auto" w:fill="EEF2F8"/>
+        <w:ind w:left="170"/>
         <w:pBdr>
-          <w:left w:val="single" w:sz="20" w:space="6" w:color="1F3864"/>
+          <w:left w:val="single" w:sz="18" w:space="4" w:color="1F3864"/>
         </w:pBdr>
-      </w:pPr>
-      <w:r>
-        <w:rPr>
-          <w:sz w:val="20"/>
+        <w:shd w:val="clear" w:fill="F2F5FA"/>
+      </w:pPr>
+      <w:r>
+        <w:rPr>
+          <w:b w:val="0"/>
         </w:rPr>
         <w:t>[00:22:58.460] 那（如果）我们很喜欢坚持自己的观点，然后碰到的问题我们总是归因于（他人）——基本上（就是）钝根的（见行人）。那钝根的（见行人）要学会什么？</w:t>
       </w:r>
     </w:p>
     <w:p>
       <w:pPr>
-        <w:spacing w:before="40" w:after="80"/>
-        <w:ind w:left="283"/>
-        <w:shd w:val="clear" w:color="auto" w:fill="EEF2F8"/>
+        <w:ind w:left="170"/>
         <w:pBdr>
-          <w:left w:val="single" w:sz="20" w:space="6" w:color="1F3864"/>
+          <w:left w:val="single" w:sz="18" w:space="4" w:color="1F3864"/>
         </w:pBdr>
-      </w:pPr>
-      <w:r>
-        <w:rPr>
-          <w:sz w:val="20"/>
+        <w:shd w:val="clear" w:fill="F2F5FA"/>
+      </w:pPr>
+      <w:r>
+        <w:rPr>
+          <w:b w:val="0"/>
         </w:rPr>
         <w:t>[00:23:07.160] 先学会观察自己的心。因为他总是不看自己的心，他总是看别人，（就像）机关枪向外（扫）。那么在我们的（学佛的）圈子里面呢，其实钝根（见行人）是比较多的。（说实在话，）能够在（上座部佛教里）从阿毗达摩（教理）入手的人，（知见）水平都比较高。但是面对烦恼的时候都喜欢给人家贴标签，都是别人的事，都不是自己的事，那就是（钝根见行人），大家这样来理解。</w:t>
       </w:r>
     </w:p>
     <w:p>
       <w:pPr>
-        <w:spacing w:before="40" w:after="80"/>
-        <w:ind w:left="283"/>
-        <w:shd w:val="clear" w:color="auto" w:fill="EEF2F8"/>
+        <w:ind w:left="170"/>
         <w:pBdr>
-          <w:left w:val="single" w:sz="20" w:space="6" w:color="1F3864"/>
+          <w:left w:val="single" w:sz="18" w:space="4" w:color="1F3864"/>
         </w:pBdr>
-      </w:pPr>
-      <w:r>
-        <w:rPr>
-          <w:sz w:val="20"/>
+        <w:shd w:val="clear" w:fill="F2F5FA"/>
+      </w:pPr>
+      <w:r>
+        <w:rPr>
+          <w:b w:val="0"/>
         </w:rPr>
         <w:t>[00:23:46.975] 那（这样）的人呢，就是要先学会观察你的心。就是你的心（是）怎么（样）的，你要看到。看到（以后）呢——我们前面讲了那么多的内容——（怎么）来（看）：从这个贪心生起来、你的（嗔心）痴心生起来，它背后的（执）取是什么？你的意图是什么？你的见解是什么？这样的见解呢，是基于什么样（的因缘）出来（的）？这样的（贪）爱是因为（在）需求什么样的感受？那这样的感受跟你生活中是怎么样相关联。那这个就是属于我们从心（入手）——心随观可以入手的地方。那在受（随）观的时候也是这样。那这个心念处（讲）完以后呢，</w:t>
       </w:r>
     </w:p>
     <w:p>
       <w:pPr>
-        <w:spacing w:before="40" w:after="80"/>
-        <w:ind w:left="283"/>
-        <w:shd w:val="clear" w:color="auto" w:fill="EEF2F8"/>
+        <w:ind w:left="170"/>
         <w:pBdr>
-          <w:left w:val="single" w:sz="20" w:space="6" w:color="1F3864"/>
+          <w:left w:val="single" w:sz="18" w:space="4" w:color="1F3864"/>
         </w:pBdr>
-      </w:pPr>
-      <w:r>
-        <w:rPr>
-          <w:sz w:val="20"/>
+        <w:shd w:val="clear" w:fill="F2F5FA"/>
+      </w:pPr>
+      <w:r>
+        <w:rPr>
+          <w:b w:val="0"/>
         </w:rPr>
         <w:t>[00:24:35.935] 佛陀接下来就讲法随观。那法随观呢，有六种，第一种就是五盖。盖的部分在这里呢，佛陀讲："诸比库，比库又如何（于）法随观法而住呢？诸比库，于此，诸比库对五盖啊，对五盖而于法随观法而住。诸比库，又如何对五盖而（于）法随观法而住呢？"</w:t>
       </w:r>
@@ -2655,13 +2674,12 @@
       <w:r>
         <w:rPr>
           <w:b/>
-          <w:sz w:val="21"/>
         </w:rPr>
         <w:t>◈扩展段落</w:t>
       </w:r>
       <w:r>
         <w:rPr>
-          <w:sz w:val="21"/>
+          <w:b w:val="0"/>
         </w:rPr>
         <w:t>（可选）</w:t>
       </w:r>
@@ -2670,135 +2688,126 @@
       <w:r>
         <w:rPr>
           <w:b/>
-          <w:sz w:val="21"/>
         </w:rPr>
         <w:t>五、"心比库"的特例：宿世巴拉密者直观心（时间富余时读）</w:t>
       </w:r>
     </w:p>
     <w:p>
       <w:pPr>
-        <w:spacing w:before="40" w:after="80"/>
-        <w:ind w:left="283"/>
-        <w:shd w:val="clear" w:color="auto" w:fill="EEF2F8"/>
+        <w:ind w:left="170"/>
         <w:pBdr>
-          <w:left w:val="single" w:sz="20" w:space="6" w:color="1F3864"/>
+          <w:left w:val="single" w:sz="18" w:space="4" w:color="1F3864"/>
         </w:pBdr>
-      </w:pPr>
-      <w:r>
-        <w:rPr>
-          <w:sz w:val="20"/>
+        <w:shd w:val="clear" w:fill="F2F5FA"/>
+      </w:pPr>
+      <w:r>
+        <w:rPr>
+          <w:b w:val="0"/>
         </w:rPr>
         <w:t>[00:18:22.100] 那有人可能会提出这样的问题：是否可以不要观照究竟色法，直接观照（名业处）呢？那通常呢，是不能的。但是呢，偶尔呢，也是有特例的情况，就是过去生（具足）巴拉密的人，可能有这种情况。</w:t>
       </w:r>
     </w:p>
     <w:p>
       <w:pPr>
-        <w:spacing w:before="40" w:after="80"/>
-        <w:ind w:left="283"/>
-        <w:shd w:val="clear" w:color="auto" w:fill="EEF2F8"/>
+        <w:ind w:left="170"/>
         <w:pBdr>
-          <w:left w:val="single" w:sz="20" w:space="6" w:color="1F3864"/>
+          <w:left w:val="single" w:sz="18" w:space="4" w:color="1F3864"/>
         </w:pBdr>
-      </w:pPr>
-      <w:r>
-        <w:rPr>
-          <w:sz w:val="20"/>
+        <w:shd w:val="clear" w:fill="F2F5FA"/>
+      </w:pPr>
+      <w:r>
+        <w:rPr>
+          <w:b w:val="0"/>
         </w:rPr>
         <w:t>[00:18:41.850] 在佛陀时代呢，有一个比库，名字就叫（"心"）——（"心"）就是（Citta）的意思，那个"心比库"。他很有意思，你看他（的名字）就叫（"心"）。然后呢，他这个出家为比库以后呢，很多长老教他戒律，因为我们出家都要先学戒律，那些戒条和规则——学过律的人都懂，我们律藏是有五大（册），就五大本的律藏。（注：中间一句转写失真，整理从略。）这个（"心比库"）呢，就受不了，</w:t>
       </w:r>
     </w:p>
     <w:p>
       <w:pPr>
-        <w:spacing w:before="40" w:after="80"/>
-        <w:ind w:left="283"/>
-        <w:shd w:val="clear" w:color="auto" w:fill="EEF2F8"/>
+        <w:ind w:left="170"/>
         <w:pBdr>
-          <w:left w:val="single" w:sz="20" w:space="6" w:color="1F3864"/>
+          <w:left w:val="single" w:sz="18" w:space="4" w:color="1F3864"/>
         </w:pBdr>
-      </w:pPr>
-      <w:r>
-        <w:rPr>
-          <w:sz w:val="20"/>
+        <w:shd w:val="clear" w:fill="F2F5FA"/>
+      </w:pPr>
+      <w:r>
+        <w:rPr>
+          <w:b w:val="0"/>
         </w:rPr>
         <w:t>[00:19:21.550] 他就跟佛陀讲，说（这么多学不来）。但是佛陀知道他，他这一生是能够证阿拉汉，并且是（具）无碍解（智）的。因为（佛陀）看到他过去生呢，在很多过去佛的教法（时代），都经常修行（观心）（注：其后一句转写失真，整理从略）。</w:t>
       </w:r>
     </w:p>
     <w:p>
       <w:pPr>
-        <w:spacing w:before="40" w:after="80"/>
-        <w:ind w:left="283"/>
-        <w:shd w:val="clear" w:color="auto" w:fill="EEF2F8"/>
+        <w:ind w:left="170"/>
         <w:pBdr>
-          <w:left w:val="single" w:sz="20" w:space="6" w:color="1F3864"/>
+          <w:left w:val="single" w:sz="18" w:space="4" w:color="1F3864"/>
         </w:pBdr>
-      </w:pPr>
-      <w:r>
-        <w:rPr>
-          <w:sz w:val="20"/>
+        <w:shd w:val="clear" w:fill="F2F5FA"/>
+      </w:pPr>
+      <w:r>
+        <w:rPr>
+          <w:b w:val="0"/>
         </w:rPr>
         <w:t>[00:19:38.540] 佛陀就问他说：你觉得那么多（戒条）很烦，那你能不能遵守一个法则呢？（心比库）就说：如果是一个法则，我应该是可以的。那佛陀呢，就叫他观照自己的心。于是呢，他就依照佛陀的教导，而在一切（威仪）中呢，都观照自己的心，不分昼夜。那如此修行呢，他就能够彻底的明了——</w:t>
       </w:r>
     </w:p>
     <w:p>
       <w:pPr>
-        <w:spacing w:before="40" w:after="80"/>
-        <w:ind w:left="283"/>
-        <w:shd w:val="clear" w:color="auto" w:fill="EEF2F8"/>
+        <w:ind w:left="170"/>
         <w:pBdr>
-          <w:left w:val="single" w:sz="20" w:space="6" w:color="1F3864"/>
+          <w:left w:val="single" w:sz="18" w:space="4" w:color="1F3864"/>
         </w:pBdr>
-      </w:pPr>
-      <w:r>
-        <w:rPr>
-          <w:sz w:val="20"/>
+        <w:shd w:val="clear" w:fill="F2F5FA"/>
+      </w:pPr>
+      <w:r>
+        <w:rPr>
+          <w:b w:val="0"/>
         </w:rPr>
         <w:t>[00:20:01.490] 离心路过程心和六门心路过程的每一个心识刹那（里）面的心和心所，而且了知这些心（依）凭（依）处并且缘取各个所缘生起。然后就看到这些心，它是依于什么样的因、依于什么样的缘而生起，而且他能看到它的（无常、苦、无我）。那为什么他能如此观照呢？因为佛陀是一位最善巧的导师，而且他过去有足够的巴拉密，他能够有系统地观照到究竟的（名色）法——究竟的名色法，以及它的因，以及它的无常、苦、无我。然后的话，就是减短了（修）习就能（证）得（果）了。</w:t>
       </w:r>
     </w:p>
     <w:p>
       <w:pPr>
-        <w:spacing w:before="40" w:after="80"/>
-        <w:ind w:left="283"/>
-        <w:shd w:val="clear" w:color="auto" w:fill="EEF2F8"/>
+        <w:ind w:left="170"/>
         <w:pBdr>
-          <w:left w:val="single" w:sz="20" w:space="6" w:color="1F3864"/>
+          <w:left w:val="single" w:sz="18" w:space="4" w:color="1F3864"/>
         </w:pBdr>
-      </w:pPr>
-      <w:r>
-        <w:rPr>
-          <w:sz w:val="20"/>
+        <w:shd w:val="clear" w:fill="F2F5FA"/>
+      </w:pPr>
+      <w:r>
+        <w:rPr>
+          <w:b w:val="0"/>
         </w:rPr>
         <w:t>[00:20:36.265] 那这个我们只能讲——经常我们有一些人，就看到这个经呢，就觉得你看佛陀时代的人就是可以这样，所以我现在也开一个（新）法门，（你）大概这么修。</w:t>
       </w:r>
     </w:p>
     <w:p>
       <w:pPr>
-        <w:spacing w:before="40" w:after="80"/>
-        <w:ind w:left="283"/>
-        <w:shd w:val="clear" w:color="auto" w:fill="EEF2F8"/>
+        <w:ind w:left="170"/>
         <w:pBdr>
-          <w:left w:val="single" w:sz="20" w:space="6" w:color="1F3864"/>
+          <w:left w:val="single" w:sz="18" w:space="4" w:color="1F3864"/>
         </w:pBdr>
-      </w:pPr>
-      <w:r>
-        <w:rPr>
-          <w:sz w:val="20"/>
+        <w:shd w:val="clear" w:fill="F2F5FA"/>
+      </w:pPr>
+      <w:r>
+        <w:rPr>
+          <w:b w:val="0"/>
         </w:rPr>
         <w:t>[00:20:47.090] （有些人可能觉得自己）可以（像心比库这样的人）。那我们就先想一下，你是不是（心比库）？那如果你是（心比库），在佛陀出世的时候，你应该碰到佛陀（就证果）了。佛陀都已经（般）涅槃两千多年了，你觉得你是（心比库）？就是有点不自量力，是不是？所以最好不要这么想，因为这个很危险，你不可能做到。对，（何况）我们对六门心路过程和（离心路）过程，以及（名）色法这些东西，我们都不知道，甚至我们都没学习过。</w:t>
       </w:r>
     </w:p>
     <w:p>
       <w:pPr>
-        <w:spacing w:before="40" w:after="80"/>
-        <w:ind w:left="283"/>
-        <w:shd w:val="clear" w:color="auto" w:fill="EEF2F8"/>
+        <w:ind w:left="170"/>
         <w:pBdr>
-          <w:left w:val="single" w:sz="20" w:space="6" w:color="1F3864"/>
+          <w:left w:val="single" w:sz="18" w:space="4" w:color="1F3864"/>
         </w:pBdr>
-      </w:pPr>
-      <w:r>
-        <w:rPr>
-          <w:sz w:val="20"/>
+        <w:shd w:val="clear" w:fill="F2F5FA"/>
+      </w:pPr>
+      <w:r>
+        <w:rPr>
+          <w:b w:val="0"/>
         </w:rPr>
         <w:t>[00:21:24.420] 那我们怎么就能（做到）呢？甚至我们觉得这个东西不需要学，因为（经）里面讲那个（心比库）只要（观照自己的心）然后就好了，所以阿毗达摩不需要学。然后你就觉得你能（证果），那这个就很危险。</w:t>
       </w:r>
@@ -2807,7 +2816,6 @@
       <w:r>
         <w:rPr>
           <w:b/>
-          <w:sz w:val="21"/>
         </w:rPr>
         <w:t>六、五盖初步：五盖经文、盖的含义、欲贪盖的表现、成因（不如理作意）与"粘着即贪"</w:t>
       </w:r>
@@ -2815,661 +2823,617 @@
     <w:p>
       <w:r>
         <w:rPr>
-          <w:sz w:val="21"/>
+          <w:b w:val="0"/>
         </w:rPr>
         <w:t>（整理注记：以下经文承接★四末段"佛陀接下来就讲法随观"。五盖的逐盖详析与对治是第3—4周主题，本周只读经文与"成因初步"。）</w:t>
       </w:r>
     </w:p>
     <w:p>
       <w:pPr>
-        <w:spacing w:before="40" w:after="80"/>
-        <w:ind w:left="283"/>
-        <w:shd w:val="clear" w:color="auto" w:fill="EEF2F8"/>
+        <w:ind w:left="170"/>
         <w:pBdr>
-          <w:left w:val="single" w:sz="20" w:space="6" w:color="1F3864"/>
+          <w:left w:val="single" w:sz="18" w:space="4" w:color="1F3864"/>
         </w:pBdr>
-      </w:pPr>
-      <w:r>
-        <w:rPr>
-          <w:sz w:val="20"/>
+        <w:shd w:val="clear" w:fill="F2F5FA"/>
+      </w:pPr>
+      <w:r>
+        <w:rPr>
+          <w:b w:val="0"/>
         </w:rPr>
         <w:t>[00:25:01.940] 诸比库在此，比库内心存在欲贪，了知："我内心有欲贪"；内心不存在欲贪，了知："我内心没有欲贪"。他了知未生起的欲贪如何生起，了知已生起的欲贪如何舍断，也了知已舍断的欲贪于未来如何不再生起。内心存在嗔恚，了知："我内心有嗔恚"；内心不存在嗔恚，了知："我内心没有嗔恚"。他了知未生起的嗔恚如何生起，了知已生起的嗔恚如何舍断，也了知已舍断的嗔恚于未来如何不再生起。</w:t>
       </w:r>
     </w:p>
     <w:p>
       <w:pPr>
-        <w:spacing w:before="40" w:after="80"/>
-        <w:ind w:left="283"/>
-        <w:shd w:val="clear" w:color="auto" w:fill="EEF2F8"/>
+        <w:ind w:left="170"/>
         <w:pBdr>
-          <w:left w:val="single" w:sz="20" w:space="6" w:color="1F3864"/>
+          <w:left w:val="single" w:sz="18" w:space="4" w:color="1F3864"/>
         </w:pBdr>
-      </w:pPr>
-      <w:r>
-        <w:rPr>
-          <w:sz w:val="20"/>
+        <w:shd w:val="clear" w:fill="F2F5FA"/>
+      </w:pPr>
+      <w:r>
+        <w:rPr>
+          <w:b w:val="0"/>
         </w:rPr>
         <w:t>[00:25:38.300] 内心存在昏沉睡眠，了知："我内心有昏沉睡眠"；内心不存在昏沉睡眠，了知："我内心没有昏沉睡眠"。他了知未生起的昏沉睡眠如何生起，了知已生起的昏沉睡眠如何舍断，也了知已舍断的昏沉睡眠于未来如何不再生起。</w:t>
       </w:r>
     </w:p>
     <w:p>
       <w:pPr>
-        <w:spacing w:before="40" w:after="80"/>
-        <w:ind w:left="283"/>
-        <w:shd w:val="clear" w:color="auto" w:fill="EEF2F8"/>
+        <w:ind w:left="170"/>
         <w:pBdr>
-          <w:left w:val="single" w:sz="20" w:space="6" w:color="1F3864"/>
+          <w:left w:val="single" w:sz="18" w:space="4" w:color="1F3864"/>
         </w:pBdr>
-      </w:pPr>
-      <w:r>
-        <w:rPr>
-          <w:sz w:val="20"/>
+        <w:shd w:val="clear" w:fill="F2F5FA"/>
+      </w:pPr>
+      <w:r>
+        <w:rPr>
+          <w:b w:val="0"/>
         </w:rPr>
         <w:t>[00:25:58.680] 内心存在掉举追悔，了知："我内心有掉举追悔"；内心不存在掉举追悔，了知："我内心没有掉举追悔"。他了知未生起的掉举追悔如何生起，了知已生起的掉举追悔如何舍断，也了知已舍断的掉举追悔于未来如何不再生起。内心存在疑，了知："我内心有疑"；内心不存在疑，了知："我内心没有疑"。他了知未生起的疑如何生起，了知已生起的疑如何舍断，也了知已舍断的疑于未来如何不再生起。如此，他或以内法随观法而住，或以外法随观法而住，或于内外法随观法而住，或于法随观生起之法而住，或于法随观（灭）之法而住，或于法随观（生起灭）之法而住。</w:t>
       </w:r>
     </w:p>
     <w:p>
       <w:pPr>
-        <w:spacing w:before="40" w:after="80"/>
-        <w:ind w:left="283"/>
-        <w:shd w:val="clear" w:color="auto" w:fill="EEF2F8"/>
+        <w:ind w:left="170"/>
         <w:pBdr>
-          <w:left w:val="single" w:sz="20" w:space="6" w:color="1F3864"/>
+          <w:left w:val="single" w:sz="18" w:space="4" w:color="1F3864"/>
         </w:pBdr>
-      </w:pPr>
-      <w:r>
-        <w:rPr>
-          <w:sz w:val="20"/>
+        <w:shd w:val="clear" w:fill="F2F5FA"/>
+      </w:pPr>
+      <w:r>
+        <w:rPr>
+          <w:b w:val="0"/>
         </w:rPr>
         <w:t>[00:26:51.740] （他）现起（念念分明）有法之念，……（原注"此句转写失真，整理从略"；据源转写及心随观定型句补足如下，供参考：）（他）现起（念念分明）有法之念，只是为了（智与忆念的）程度。他无所依而住，亦不执取世间的一切。诸比库，比库乃如此，对五盖而于法随观法而住。好，这是关于五盖的一段。</w:t>
       </w:r>
     </w:p>
     <w:p>
       <w:pPr>
-        <w:spacing w:before="40" w:after="80"/>
-        <w:ind w:left="283"/>
-        <w:shd w:val="clear" w:color="auto" w:fill="EEF2F8"/>
+        <w:ind w:left="170"/>
         <w:pBdr>
-          <w:left w:val="single" w:sz="20" w:space="6" w:color="1F3864"/>
+          <w:left w:val="single" w:sz="18" w:space="4" w:color="1F3864"/>
         </w:pBdr>
-      </w:pPr>
-      <w:r>
-        <w:rPr>
-          <w:sz w:val="20"/>
+        <w:shd w:val="clear" w:fill="F2F5FA"/>
+      </w:pPr>
+      <w:r>
+        <w:rPr>
+          <w:b w:val="0"/>
         </w:rPr>
         <w:t>[00:27:06.420] 那么在经中所说的"内心有欲贪时，了知：我内心有欲贪；内心没有欲贪时，了知：我内心没有欲贪"。</w:t>
       </w:r>
     </w:p>
     <w:p>
       <w:pPr>
-        <w:spacing w:before="40" w:after="80"/>
-        <w:ind w:left="283"/>
-        <w:shd w:val="clear" w:color="auto" w:fill="EEF2F8"/>
+        <w:ind w:left="170"/>
         <w:pBdr>
-          <w:left w:val="single" w:sz="20" w:space="6" w:color="1F3864"/>
+          <w:left w:val="single" w:sz="18" w:space="4" w:color="1F3864"/>
         </w:pBdr>
-      </w:pPr>
-      <w:r>
-        <w:rPr>
-          <w:sz w:val="20"/>
+        <w:shd w:val="clear" w:fill="F2F5FA"/>
+      </w:pPr>
+      <w:r>
+        <w:rPr>
+          <w:b w:val="0"/>
         </w:rPr>
         <w:t>[00:27:16.320] 这两点很重要。为什么呢？因为你如果不能够觉察自己内心啊（有）对这个（目标的）欲求，那我们怎么能看到它呢？所以因此呢，我们应该了解自己的心，</w:t>
       </w:r>
     </w:p>
     <w:p>
       <w:pPr>
-        <w:spacing w:before="40" w:after="80"/>
-        <w:ind w:left="283"/>
-        <w:shd w:val="clear" w:color="auto" w:fill="EEF2F8"/>
+        <w:ind w:left="170"/>
         <w:pBdr>
-          <w:left w:val="single" w:sz="20" w:space="6" w:color="1F3864"/>
+          <w:left w:val="single" w:sz="18" w:space="4" w:color="1F3864"/>
         </w:pBdr>
-      </w:pPr>
-      <w:r>
-        <w:rPr>
-          <w:sz w:val="20"/>
+        <w:shd w:val="clear" w:fill="F2F5FA"/>
+      </w:pPr>
+      <w:r>
+        <w:rPr>
+          <w:b w:val="0"/>
         </w:rPr>
         <w:t>[00:27:32.300] 这跟刚才我们讲的心念处，和这个受念处，它其实有（同样的）一个内容，只是（盖）成为（一种惯性的力量）。这个五盖呢——一般的（欲），（起来）一下，它不成为（盖）。好，那什么是盖呢？（盖）就会把你（拽）着，就是这个欲，他那么强，强到什么程度呢？就你没有办法去行（善）。比如说，强到（某个程度）呢，就是你不愿意布施；强到（某个程度）呢，你不愿意持戒。还强到什么呢？就是"我就想喝酒"，"其他都可以，就是不能喝酒"。</w:t>
       </w:r>
     </w:p>
     <w:p>
       <w:pPr>
-        <w:spacing w:before="40" w:after="80"/>
-        <w:ind w:left="283"/>
-        <w:shd w:val="clear" w:color="auto" w:fill="EEF2F8"/>
+        <w:ind w:left="170"/>
         <w:pBdr>
-          <w:left w:val="single" w:sz="20" w:space="6" w:color="1F3864"/>
+          <w:left w:val="single" w:sz="18" w:space="4" w:color="1F3864"/>
         </w:pBdr>
-      </w:pPr>
-      <w:r>
-        <w:rPr>
-          <w:sz w:val="20"/>
+        <w:shd w:val="clear" w:fill="F2F5FA"/>
+      </w:pPr>
+      <w:r>
+        <w:rPr>
+          <w:b w:val="0"/>
         </w:rPr>
         <w:t>[00:28:12.520] 我说你要喝多少？他就是每天晚上一小杯。我说一小杯干嘛呢？（他说）对身体有帮助。我说（你戒了）那一小杯……其实也没有，所以他就是舍不得放（下）这一小杯，对。那么很多年轻的（男众）就说：其他都可以，这这个邪淫这个东西不行……就是它这个东西成为（盖）——</w:t>
       </w:r>
     </w:p>
     <w:p>
       <w:pPr>
-        <w:spacing w:before="40" w:after="80"/>
-        <w:ind w:left="283"/>
-        <w:shd w:val="clear" w:color="auto" w:fill="EEF2F8"/>
+        <w:ind w:left="170"/>
         <w:pBdr>
-          <w:left w:val="single" w:sz="20" w:space="6" w:color="1F3864"/>
+          <w:left w:val="single" w:sz="18" w:space="4" w:color="1F3864"/>
         </w:pBdr>
-      </w:pPr>
-      <w:r>
-        <w:rPr>
-          <w:sz w:val="20"/>
+        <w:shd w:val="clear" w:fill="F2F5FA"/>
+      </w:pPr>
+      <w:r>
+        <w:rPr>
+          <w:b w:val="0"/>
         </w:rPr>
         <w:t>[00:28:41.245] 你就没有办法去持戒，就没有办法去布施。</w:t>
       </w:r>
     </w:p>
     <w:p>
       <w:pPr>
-        <w:spacing w:before="40" w:after="80"/>
-        <w:ind w:left="283"/>
-        <w:shd w:val="clear" w:color="auto" w:fill="EEF2F8"/>
+        <w:ind w:left="170"/>
         <w:pBdr>
-          <w:left w:val="single" w:sz="20" w:space="6" w:color="1F3864"/>
+          <w:left w:val="single" w:sz="18" w:space="4" w:color="1F3864"/>
         </w:pBdr>
-      </w:pPr>
-      <w:r>
-        <w:rPr>
-          <w:sz w:val="20"/>
+        <w:shd w:val="clear" w:fill="F2F5FA"/>
+      </w:pPr>
+      <w:r>
+        <w:rPr>
+          <w:b w:val="0"/>
         </w:rPr>
         <w:t>[00:28:45.320] 然后呢，（它还会影响禅修。）影响禅修呢，就是你看，（有人）就说：（我）怎么（以前）还可以，怎么禅修（定力）还（升）不上去呢？对，就是你有（欲贪）。什么欲贪呢？（希望定力）能（够）这样更明亮一点呢？</w:t>
       </w:r>
     </w:p>
     <w:p>
       <w:pPr>
-        <w:spacing w:before="40" w:after="80"/>
-        <w:ind w:left="283"/>
-        <w:shd w:val="clear" w:color="auto" w:fill="EEF2F8"/>
+        <w:ind w:left="170"/>
         <w:pBdr>
-          <w:left w:val="single" w:sz="20" w:space="6" w:color="1F3864"/>
+          <w:left w:val="single" w:sz="18" w:space="4" w:color="1F3864"/>
         </w:pBdr>
-      </w:pPr>
-      <w:r>
-        <w:rPr>
-          <w:sz w:val="20"/>
+        <w:shd w:val="clear" w:fill="F2F5FA"/>
+      </w:pPr>
+      <w:r>
+        <w:rPr>
+          <w:b w:val="0"/>
         </w:rPr>
         <w:t>[00:28:59.310] 我们经常（听到）今天有位同学讲说今天下午进入不了状态——因为什么会有"进入不了状态"这个念头呢？就是你觉得我上午有状态，我下午就想（再）进（去），这个就是（欲贪）。当你这个（欲贪）生起来的时候，你下午就一定进入不了状态。那什么呢？你被盖住了，你被那个"想要进入状态"的那个（欲贪）盖住了，所以你下午就没有了。所以这个就（是被）盖（住了），</w:t>
       </w:r>
     </w:p>
     <w:p>
       <w:pPr>
-        <w:spacing w:before="40" w:after="80"/>
-        <w:ind w:left="283"/>
-        <w:shd w:val="clear" w:color="auto" w:fill="EEF2F8"/>
+        <w:ind w:left="170"/>
         <w:pBdr>
-          <w:left w:val="single" w:sz="20" w:space="6" w:color="1F3864"/>
+          <w:left w:val="single" w:sz="18" w:space="4" w:color="1F3864"/>
         </w:pBdr>
-      </w:pPr>
-      <w:r>
-        <w:rPr>
-          <w:sz w:val="20"/>
+        <w:shd w:val="clear" w:fill="F2F5FA"/>
+      </w:pPr>
+      <w:r>
+        <w:rPr>
+          <w:b w:val="0"/>
         </w:rPr>
         <w:t>[00:29:26.120] 但是你偶尔（生）起觉得念头飘一下，觉得"诶诶，这个（斋堂的）菜心挺好吃"对？那也是一个（贪念）。（你那样）就不（会继续）想了，那（还）不是（盖）。那是属于那个（心念处）里面说（的贪心生起）了……但是你坐在那边说"诶，这两天没有吃到菜心，这个（行堂的）行（堂）到我这的时候，总是不给我多加一点"，那你就（放）不（下），那（个）就是（盖）了，这个意思。</w:t>
       </w:r>
     </w:p>
     <w:p>
       <w:pPr>
-        <w:spacing w:before="40" w:after="80"/>
-        <w:ind w:left="283"/>
-        <w:shd w:val="clear" w:color="auto" w:fill="EEF2F8"/>
+        <w:ind w:left="170"/>
         <w:pBdr>
-          <w:left w:val="single" w:sz="20" w:space="6" w:color="1F3864"/>
+          <w:left w:val="single" w:sz="18" w:space="4" w:color="1F3864"/>
         </w:pBdr>
-      </w:pPr>
-      <w:r>
-        <w:rPr>
-          <w:sz w:val="20"/>
+        <w:shd w:val="clear" w:fill="F2F5FA"/>
+      </w:pPr>
+      <w:r>
+        <w:rPr>
+          <w:b w:val="0"/>
         </w:rPr>
         <w:t>[00:30:02.940] 但是更严重的就是，我们有很多人就是（一遇境界）就抓、一（遇境界）就抓了，就是他有一个很强的惯性，那时候（盖）就很严重了，就需要（梳理）了对。这个呢即如果我们不能够了解自己的心……那么经文里面讲的"有"，它是指（反复）熏（习）、一而再（再而三）地发生。因为成为（盖）的，它一定是（由于一再地生起）才成为（盖）。</w:t>
       </w:r>
     </w:p>
     <w:p>
       <w:pPr>
-        <w:spacing w:before="40" w:after="80"/>
-        <w:ind w:left="283"/>
-        <w:shd w:val="clear" w:color="auto" w:fill="EEF2F8"/>
+        <w:ind w:left="170"/>
         <w:pBdr>
-          <w:left w:val="single" w:sz="20" w:space="6" w:color="1F3864"/>
+          <w:left w:val="single" w:sz="18" w:space="4" w:color="1F3864"/>
         </w:pBdr>
-      </w:pPr>
-      <w:r>
-        <w:rPr>
-          <w:sz w:val="20"/>
+        <w:shd w:val="clear" w:fill="F2F5FA"/>
+      </w:pPr>
+      <w:r>
+        <w:rPr>
+          <w:b w:val="0"/>
         </w:rPr>
         <w:t>[00:30:37.250] "没有"呢，是由于这个通过对治，它不生起，或者通过这个观照……它不存在——那个时候不存在，它并不是永断，永断是（要）到（出）世间（圣）道（才）对。</w:t>
       </w:r>
     </w:p>
     <w:p>
       <w:pPr>
-        <w:spacing w:before="40" w:after="80"/>
-        <w:ind w:left="283"/>
-        <w:shd w:val="clear" w:color="auto" w:fill="EEF2F8"/>
+        <w:ind w:left="170"/>
         <w:pBdr>
-          <w:left w:val="single" w:sz="20" w:space="6" w:color="1F3864"/>
+          <w:left w:val="single" w:sz="18" w:space="4" w:color="1F3864"/>
         </w:pBdr>
-      </w:pPr>
-      <w:r>
-        <w:rPr>
-          <w:sz w:val="20"/>
+        <w:shd w:val="clear" w:fill="F2F5FA"/>
+      </w:pPr>
+      <w:r>
+        <w:rPr>
+          <w:b w:val="0"/>
         </w:rPr>
         <w:t>[00:30:52.840] 好，那么为什么欲贪会生起呢？我们（一层一层来讲）：其实第一个就是你有一个认知；第二个呢，你对这个认知的那个内容有（渴）爱。为什么（渴）爱？因为贪图一种好的感受——直接来讲呢，其实它是一种感受。那感受（里面），一般我们有两类，</w:t>
       </w:r>
     </w:p>
     <w:p>
       <w:pPr>
-        <w:spacing w:before="40" w:after="80"/>
-        <w:ind w:left="283"/>
-        <w:shd w:val="clear" w:color="auto" w:fill="EEF2F8"/>
+        <w:ind w:left="170"/>
         <w:pBdr>
-          <w:left w:val="single" w:sz="20" w:space="6" w:color="1F3864"/>
+          <w:left w:val="single" w:sz="18" w:space="4" w:color="1F3864"/>
         </w:pBdr>
-      </w:pPr>
-      <w:r>
-        <w:rPr>
-          <w:sz w:val="20"/>
+        <w:shd w:val="clear" w:fill="F2F5FA"/>
+      </w:pPr>
+      <w:r>
+        <w:rPr>
+          <w:b w:val="0"/>
         </w:rPr>
         <w:t>[00:31:16.235] 一类是自然的感受，对——百分之九十以上的人都认为这是个好感受，这是叫自然的好感受。但是也有不少的感受是你造作出来的……有一部分这样的人，但是它属于不自然的，它是造作出来的那种感受。但不管是怎样呢……（原注"中间几句转写混乱，整理从略"；据源转写补足如下，供参考：）对有些人就是欠抽（欠刺激），非抽（刺激）才有好的感受，那（其实）就是（有点）变态的人，真（也）不少；有一部分这样的人，但它属于不自然的、造作出来的那种感受。所以那么无论这种感受是自然的还是造作出来的——自然就是我们说（大部分）人都会有的；造作呢，就是（个别人）特别的、</w:t>
       </w:r>
     </w:p>
     <w:p>
       <w:pPr>
-        <w:spacing w:before="40" w:after="80"/>
-        <w:ind w:left="283"/>
-        <w:shd w:val="clear" w:color="auto" w:fill="EEF2F8"/>
+        <w:ind w:left="170"/>
         <w:pBdr>
-          <w:left w:val="single" w:sz="20" w:space="6" w:color="1F3864"/>
+          <w:left w:val="single" w:sz="18" w:space="4" w:color="1F3864"/>
         </w:pBdr>
-      </w:pPr>
-      <w:r>
-        <w:rPr>
-          <w:sz w:val="20"/>
+        <w:shd w:val="clear" w:fill="F2F5FA"/>
+      </w:pPr>
+      <w:r>
+        <w:rPr>
+          <w:b w:val="0"/>
         </w:rPr>
         <w:t>[00:32:08.645] 或者经过你心理加工出来的。（原注"其后一句转写失真，整理从略"；据源转写补足如下，供参考：）或者经过你心理加工出来的。其实（就）假如说（是在）演戏——心里面很多情景，就会出来这样的东西，一些受虐倾向。</w:t>
       </w:r>
     </w:p>
     <w:p>
       <w:pPr>
-        <w:spacing w:before="40" w:after="80"/>
-        <w:ind w:left="283"/>
-        <w:shd w:val="clear" w:color="auto" w:fill="EEF2F8"/>
+        <w:ind w:left="170"/>
         <w:pBdr>
-          <w:left w:val="single" w:sz="20" w:space="6" w:color="1F3864"/>
+          <w:left w:val="single" w:sz="18" w:space="4" w:color="1F3864"/>
         </w:pBdr>
-      </w:pPr>
-      <w:r>
-        <w:rPr>
-          <w:sz w:val="20"/>
+        <w:shd w:val="clear" w:fill="F2F5FA"/>
+      </w:pPr>
+      <w:r>
+        <w:rPr>
+          <w:b w:val="0"/>
         </w:rPr>
         <w:t>[00:32:24.600] 那为什么会执取好的感受呢？因为其实呢，就底层来讲，这种感受可能会让你更好地活着，或者更有味道地活着，（或者觉得）更有境界地活着等等。</w:t>
       </w:r>
     </w:p>
     <w:p>
       <w:pPr>
-        <w:spacing w:before="40" w:after="80"/>
-        <w:ind w:left="283"/>
-        <w:shd w:val="clear" w:color="auto" w:fill="EEF2F8"/>
+        <w:ind w:left="170"/>
         <w:pBdr>
-          <w:left w:val="single" w:sz="20" w:space="6" w:color="1F3864"/>
+          <w:left w:val="single" w:sz="18" w:space="4" w:color="1F3864"/>
         </w:pBdr>
-      </w:pPr>
-      <w:r>
-        <w:rPr>
-          <w:sz w:val="20"/>
+        <w:shd w:val="clear" w:fill="F2F5FA"/>
+      </w:pPr>
+      <w:r>
+        <w:rPr>
+          <w:b w:val="0"/>
         </w:rPr>
         <w:t>[00:32:35.825] 你可以编（出）很多理由，但很直接的就是：好吃的东西，我就比较舒服，这个是很自然的。但是我们会编出来很多东西：（因为）这个东西更有营养，这个东西它是有机的。其实呢，有时候有机的东西呢，它吃起来就没什么味道，但是（大家觉得）它有机的，所以（他们）会有一个很好的感受……我们说有营养这些东西，然后你会自然而然地对这个（东西）产生有一种好的感受。（欲贪）也是这样。</w:t>
       </w:r>
     </w:p>
     <w:p>
       <w:pPr>
-        <w:spacing w:before="40" w:after="80"/>
-        <w:ind w:left="283"/>
-        <w:shd w:val="clear" w:color="auto" w:fill="EEF2F8"/>
+        <w:ind w:left="170"/>
         <w:pBdr>
-          <w:left w:val="single" w:sz="20" w:space="6" w:color="1F3864"/>
+          <w:left w:val="single" w:sz="18" w:space="4" w:color="1F3864"/>
         </w:pBdr>
-      </w:pPr>
-      <w:r>
-        <w:rPr>
-          <w:sz w:val="20"/>
+        <w:shd w:val="clear" w:fill="F2F5FA"/>
+      </w:pPr>
+      <w:r>
+        <w:rPr>
+          <w:b w:val="0"/>
         </w:rPr>
         <w:t>[00:33:10.420] 那包括我们说可以更好地满足物种繁衍、基因带来的需求。那这里面就是讲我们说这个美好的爱情、真挚的爱情——爱情哪有（那么）真挚呢？哪有爱情怎么可能（永远）美好呢？这（怎么会）不可能，对？什么是爱情呢？就是你渴求异性，然后那个异性给你带来的那种感受。那么那个感受越强烈，你的"爱情"就越美好。那哪一天，那个感受不强烈了，你就觉得爱情正在淡漠……那么当那感觉没有了，你就已经进入了"爱情的坟墓"。</w:t>
       </w:r>
     </w:p>
     <w:p>
       <w:pPr>
-        <w:spacing w:before="40" w:after="80"/>
-        <w:ind w:left="283"/>
-        <w:shd w:val="clear" w:color="auto" w:fill="EEF2F8"/>
+        <w:ind w:left="170"/>
         <w:pBdr>
-          <w:left w:val="single" w:sz="20" w:space="6" w:color="1F3864"/>
+          <w:left w:val="single" w:sz="18" w:space="4" w:color="1F3864"/>
         </w:pBdr>
-      </w:pPr>
-      <w:r>
-        <w:rPr>
-          <w:sz w:val="20"/>
+        <w:shd w:val="clear" w:fill="F2F5FA"/>
+      </w:pPr>
+      <w:r>
+        <w:rPr>
+          <w:b w:val="0"/>
         </w:rPr>
         <w:t>[00:33:57.980] （到后来）摸着（对方的手），就像右手摸左手。那为什么是这样？因为它边际效应递减了——所有的感官感受都边际效应递减。那（还谈）什么美好的爱情呢？所以它就是物种的繁衍、生存需要（驱动）的东西。但是呢……它这个东西其实某种程度上这是（动物性的），（有人觉得）见不得人……所以越是这样，我们的文人越喜欢编造（它）多美——爱情有多么美好。当然它会带来（欲乐）感受，它很刺激、很强烈。</w:t>
       </w:r>
     </w:p>
     <w:p>
       <w:pPr>
-        <w:spacing w:before="40" w:after="80"/>
-        <w:ind w:left="283"/>
-        <w:shd w:val="clear" w:color="auto" w:fill="EEF2F8"/>
+        <w:ind w:left="170"/>
         <w:pBdr>
-          <w:left w:val="single" w:sz="20" w:space="6" w:color="1F3864"/>
+          <w:left w:val="single" w:sz="18" w:space="4" w:color="1F3864"/>
         </w:pBdr>
-      </w:pPr>
-      <w:r>
-        <w:rPr>
-          <w:sz w:val="20"/>
+        <w:shd w:val="clear" w:fill="F2F5FA"/>
+      </w:pPr>
+      <w:r>
+        <w:rPr>
+          <w:b w:val="0"/>
         </w:rPr>
         <w:t>[00:34:33.790] 所以这里要谈到，这个东西（这些欲乐）背后无外乎两种：生存和物种（繁衍）。孔夫子都讲"食色，性也"，对，这是一种动物性——这样去看呢。那所以本来呢，这个感受就是（服务于）生存和物种的繁衍。但因为（受）有苦受、乐受、不苦不乐受这三种情况——它是一种保护机制和鼓励机制：对你有帮助的，你必须感到快乐；对你没帮助的、会伤害你的，你必须感到痛苦。因为这两个机制在里面呢，你就会想去执取。那再加上呢，我们对这种感受（是）可（抑）制还是不可（抑）制（的）呢？我们不懂，所以那么我们就开始有执取了。</w:t>
       </w:r>
     </w:p>
     <w:p>
       <w:pPr>
-        <w:spacing w:before="40" w:after="80"/>
-        <w:ind w:left="283"/>
-        <w:shd w:val="clear" w:color="auto" w:fill="EEF2F8"/>
+        <w:ind w:left="170"/>
         <w:pBdr>
-          <w:left w:val="single" w:sz="20" w:space="6" w:color="1F3864"/>
+          <w:left w:val="single" w:sz="18" w:space="4" w:color="1F3864"/>
         </w:pBdr>
-      </w:pPr>
-      <w:r>
-        <w:rPr>
-          <w:sz w:val="20"/>
+        <w:shd w:val="clear" w:fill="F2F5FA"/>
+      </w:pPr>
+      <w:r>
+        <w:rPr>
+          <w:b w:val="0"/>
         </w:rPr>
         <w:t>[00:35:25.055] 本来呢，正正常常的即我们说（生命）就是个（生命），那（生命）呢，它是有正常的（需求）：它有生存的需求，它有这个繁衍后代的需求。那作为一个（正常的生命），他没有什么问题。但是呢，你认为这个东西"才是快乐、这才是美好生活"的时候……那为什么会这个执取呢？因为你不知道哪一些受是可抑制的，哪些受是不可抑制的。有这样的无明才会有执取。所以，</w:t>
       </w:r>
     </w:p>
     <w:p>
       <w:pPr>
-        <w:spacing w:before="40" w:after="80"/>
-        <w:ind w:left="283"/>
-        <w:shd w:val="clear" w:color="auto" w:fill="EEF2F8"/>
+        <w:ind w:left="170"/>
         <w:pBdr>
-          <w:left w:val="single" w:sz="20" w:space="6" w:color="1F3864"/>
+          <w:left w:val="single" w:sz="18" w:space="4" w:color="1F3864"/>
         </w:pBdr>
-      </w:pPr>
-      <w:r>
-        <w:rPr>
-          <w:sz w:val="20"/>
+        <w:shd w:val="clear" w:fill="F2F5FA"/>
+      </w:pPr>
+      <w:r>
+        <w:rPr>
+          <w:b w:val="0"/>
         </w:rPr>
         <w:t>[00:35:58.040] 那么在佛教的解释里面呢，欲贪盖是什么呢？是由于对可喜、可爱、可乐的感官目标不如理作意（而）生起来的。那么这样的（可）爱目标呢，它可以是欲乐本身，或者能产生欲乐的事物，或者你内心对这种欲乐（的）某种（期待）或者某种形态的构建、（在）编造（的影像）这样。那在佛教里面讲，这里面的不如理作意（是什么呢）？</w:t>
       </w:r>
     </w:p>
     <w:p>
       <w:pPr>
-        <w:spacing w:before="40" w:after="80"/>
-        <w:ind w:left="283"/>
-        <w:shd w:val="clear" w:color="auto" w:fill="EEF2F8"/>
+        <w:ind w:left="170"/>
         <w:pBdr>
-          <w:left w:val="single" w:sz="20" w:space="6" w:color="1F3864"/>
+          <w:left w:val="single" w:sz="18" w:space="4" w:color="1F3864"/>
         </w:pBdr>
-      </w:pPr>
-      <w:r>
-        <w:rPr>
-          <w:sz w:val="20"/>
+        <w:shd w:val="clear" w:fill="F2F5FA"/>
+      </w:pPr>
+      <w:r>
+        <w:rPr>
+          <w:b w:val="0"/>
         </w:rPr>
         <w:t>[00:36:30.200] 不如理作意呢，在（注）释里面称为叫（无明的）"错误的作业"，或者"不如理作业"，可以解释为说：是（以）无常为常，（以）苦为乐，（以）无我为我，（以）不净为净的这样的作业。</w:t>
       </w:r>
     </w:p>
     <w:p>
       <w:pPr>
-        <w:spacing w:before="40" w:after="80"/>
-        <w:ind w:left="283"/>
-        <w:shd w:val="clear" w:color="auto" w:fill="EEF2F8"/>
+        <w:ind w:left="170"/>
         <w:pBdr>
-          <w:left w:val="single" w:sz="20" w:space="6" w:color="1F3864"/>
+          <w:left w:val="single" w:sz="18" w:space="4" w:color="1F3864"/>
         </w:pBdr>
-      </w:pPr>
-      <w:r>
-        <w:rPr>
-          <w:sz w:val="20"/>
+        <w:shd w:val="clear" w:fill="F2F5FA"/>
+      </w:pPr>
+      <w:r>
+        <w:rPr>
+          <w:b w:val="0"/>
         </w:rPr>
         <w:t>[00:36:44.980] 简单来讲呢，就是我们这两天给大家讲的受念处和心念处——你无法洞穿无明、爱、取它的形成机制。就是你为什么会有这种情绪？这个情绪后面的那个执（取），以及执取后面的（渴）爱、（渴）爱后面的那个感受的需求，感受需求后面的那个（对生命状态）的期待。（原注"末几句转写失真，整理从略"；经回源转写核，前句已完整呈现"情绪—执取—渴爱—受—期待"之链条，此处不再另补。）</w:t>
       </w:r>
     </w:p>
     <w:p>
       <w:pPr>
-        <w:spacing w:before="40" w:after="80"/>
-        <w:ind w:left="283"/>
-        <w:shd w:val="clear" w:color="auto" w:fill="EEF2F8"/>
+        <w:ind w:left="170"/>
         <w:pBdr>
-          <w:left w:val="single" w:sz="20" w:space="6" w:color="1F3864"/>
+          <w:left w:val="single" w:sz="18" w:space="4" w:color="1F3864"/>
         </w:pBdr>
-      </w:pPr>
-      <w:r>
-        <w:rPr>
-          <w:sz w:val="20"/>
+        <w:shd w:val="clear" w:fill="F2F5FA"/>
+      </w:pPr>
+      <w:r>
+        <w:rPr>
+          <w:b w:val="0"/>
         </w:rPr>
         <w:t>[00:37:15.055] 然后呢，底层的是这个无明——我们不（能）洞穿它……就会产生对这个受的态度，就不正确：对待这个感受的态度不正确，就什么是可抑制、什么是不可抑制就不懂。那什么是"视无常为常"呢？什么是无常？在（阿毗达摩里）讲，它是指无常法。那无常法是什么呢？就是五蕴是无常法，就是我们这个身心，它就是一种无常法。</w:t>
       </w:r>
     </w:p>
     <w:p>
       <w:pPr>
-        <w:spacing w:before="40" w:after="80"/>
-        <w:ind w:left="283"/>
-        <w:shd w:val="clear" w:color="auto" w:fill="EEF2F8"/>
+        <w:ind w:left="170"/>
         <w:pBdr>
-          <w:left w:val="single" w:sz="20" w:space="6" w:color="1F3864"/>
+          <w:left w:val="single" w:sz="18" w:space="4" w:color="1F3864"/>
         </w:pBdr>
-      </w:pPr>
-      <w:r>
-        <w:rPr>
-          <w:sz w:val="20"/>
+        <w:shd w:val="clear" w:fill="F2F5FA"/>
+      </w:pPr>
+      <w:r>
+        <w:rPr>
+          <w:b w:val="0"/>
         </w:rPr>
         <w:t>[00:38:00.900] 如果你（这样）思维起来，那就是不如理作意。但是我们对五蕴（执为）"（常）我"比较容易，（观）"无（我）"不容易，对？因为你实实在在地活着，实实在在要靠吃饭睡觉……然后又有很多的（财产）物品、名誉地位——这些（东）西对人家很有用。所以我们就会习惯性地把它当成（常），也希望它（常）。那我们对五蕴（这样）思维，自然就会是不如理作意，（不过它）不一定（会）产生不良的情绪。（注：其后一句转写严重失真，大意谓执"我"为实有，随后便会生起不善心，整理从略。）</w:t>
       </w:r>
     </w:p>
     <w:p>
       <w:pPr>
-        <w:spacing w:before="40" w:after="80"/>
-        <w:ind w:left="283"/>
-        <w:shd w:val="clear" w:color="auto" w:fill="EEF2F8"/>
+        <w:ind w:left="170"/>
         <w:pBdr>
-          <w:left w:val="single" w:sz="20" w:space="6" w:color="1F3864"/>
+          <w:left w:val="single" w:sz="18" w:space="4" w:color="1F3864"/>
         </w:pBdr>
-      </w:pPr>
-      <w:r>
-        <w:rPr>
-          <w:sz w:val="20"/>
+        <w:shd w:val="clear" w:fill="F2F5FA"/>
+      </w:pPr>
+      <w:r>
+        <w:rPr>
+          <w:b w:val="0"/>
         </w:rPr>
         <w:t>[00:39:02.720] 那如果我们真实地能看到五蕴呢，你就能知道它是无常的，因为它们一生起来就坏灭。如果无法观察到五蕴，我们就很容易认为有恒常的……父亲、母亲、爱人、亲人、孩子等等的。这就是不如理的一种习惯——不如理作意是我们的习惯性思维方式。从究竟的意义上来讲呢，其实没有这些东西，但因为我们看不清（透）这个五蕴的密集、名色法的密集……</w:t>
       </w:r>
     </w:p>
     <w:p>
       <w:pPr>
-        <w:spacing w:before="40" w:after="80"/>
-        <w:ind w:left="283"/>
-        <w:shd w:val="clear" w:color="auto" w:fill="EEF2F8"/>
+        <w:ind w:left="170"/>
         <w:pBdr>
-          <w:left w:val="single" w:sz="20" w:space="6" w:color="1F3864"/>
+          <w:left w:val="single" w:sz="18" w:space="4" w:color="1F3864"/>
         </w:pBdr>
-      </w:pPr>
-      <w:r>
-        <w:rPr>
-          <w:sz w:val="20"/>
+        <w:shd w:val="clear" w:fill="F2F5FA"/>
+      </w:pPr>
+      <w:r>
+        <w:rPr>
+          <w:b w:val="0"/>
         </w:rPr>
         <w:t>[00:39:38.845] （误以为）有男人、女人、母亲、父亲、儿子、女儿、朋友等等，那么这个执着就会升起来。</w:t>
       </w:r>
     </w:p>
     <w:p>
       <w:pPr>
-        <w:spacing w:before="40" w:after="80"/>
-        <w:ind w:left="283"/>
-        <w:shd w:val="clear" w:color="auto" w:fill="EEF2F8"/>
+        <w:ind w:left="170"/>
         <w:pBdr>
-          <w:left w:val="single" w:sz="20" w:space="6" w:color="1F3864"/>
+          <w:left w:val="single" w:sz="18" w:space="4" w:color="1F3864"/>
         </w:pBdr>
-      </w:pPr>
-      <w:r>
-        <w:rPr>
-          <w:sz w:val="20"/>
+        <w:shd w:val="clear" w:fill="F2F5FA"/>
+      </w:pPr>
+      <w:r>
+        <w:rPr>
+          <w:b w:val="0"/>
         </w:rPr>
         <w:t>[00:39:56.360] 第二种不如理作意呢，就是视苦为乐。五蕴是苦的，因为它不断地受到（生老病死的）逼迫。其实你每天……如果你不能够从这个状态里面（超）越出来，我们每天就是为这个五蕴在折腾。我们每天忙七忙八忙什么呢？就是为这个（色）身，或者这样的一种（满足感官的）状态。（注：尊者现场插叙温饱已解决的几句话，与主题无涉，整理从略。）</w:t>
       </w:r>
     </w:p>
     <w:p>
       <w:pPr>
-        <w:spacing w:before="40" w:after="80"/>
-        <w:ind w:left="283"/>
-        <w:shd w:val="clear" w:color="auto" w:fill="EEF2F8"/>
+        <w:ind w:left="170"/>
         <w:pBdr>
-          <w:left w:val="single" w:sz="20" w:space="6" w:color="1F3864"/>
+          <w:left w:val="single" w:sz="18" w:space="4" w:color="1F3864"/>
         </w:pBdr>
-      </w:pPr>
-      <w:r>
-        <w:rPr>
-          <w:sz w:val="20"/>
+        <w:shd w:val="clear" w:fill="F2F5FA"/>
+      </w:pPr>
+      <w:r>
+        <w:rPr>
+          <w:b w:val="0"/>
         </w:rPr>
         <w:t>[00:40:34.940] 当然这个我们说"饱暖思淫欲"，所以精神需求就开始上来，</w:t>
       </w:r>
     </w:p>
     <w:p>
       <w:pPr>
-        <w:spacing w:before="40" w:after="80"/>
-        <w:ind w:left="283"/>
-        <w:shd w:val="clear" w:color="auto" w:fill="EEF2F8"/>
+        <w:ind w:left="170"/>
         <w:pBdr>
-          <w:left w:val="single" w:sz="20" w:space="6" w:color="1F3864"/>
+          <w:left w:val="single" w:sz="18" w:space="4" w:color="1F3864"/>
         </w:pBdr>
-      </w:pPr>
-      <w:r>
-        <w:rPr>
-          <w:sz w:val="20"/>
+        <w:shd w:val="clear" w:fill="F2F5FA"/>
+      </w:pPr>
+      <w:r>
+        <w:rPr>
+          <w:b w:val="0"/>
         </w:rPr>
         <w:t>[00:40:40.890] 因为精神需求上来的时候呢，其实呢，我们就可以去看到：每天为了自己的这个所谓的感官的快乐，我们是要花多大的这种心思去满足它。这就是大部分人看不到苦而视它为乐了，那这个就会（变成）不如理作意。经常我们（应酬时）很不由衷地讲："哎呦，你最近很年轻啊""好久没看你了，看到你很高兴啊"——就客套话对。但其实呢，（心里明白）这个人真的是老很多了，对？为什么老很多呢？岁月就是杀猪刀，（杀）出你脸上一层一层的皱纹。这个（身体）就是五蕴，本身就是苦，没有（恒常的）乐。</w:t>
       </w:r>
     </w:p>
     <w:p>
       <w:pPr>
-        <w:spacing w:before="40" w:after="80"/>
-        <w:ind w:left="283"/>
-        <w:shd w:val="clear" w:color="auto" w:fill="EEF2F8"/>
+        <w:ind w:left="170"/>
         <w:pBdr>
-          <w:left w:val="single" w:sz="20" w:space="6" w:color="1F3864"/>
+          <w:left w:val="single" w:sz="18" w:space="4" w:color="1F3864"/>
         </w:pBdr>
-      </w:pPr>
-      <w:r>
-        <w:rPr>
-          <w:sz w:val="20"/>
+        <w:shd w:val="clear" w:fill="F2F5FA"/>
+      </w:pPr>
+      <w:r>
+        <w:rPr>
+          <w:b w:val="0"/>
         </w:rPr>
         <w:t>[00:41:35.440] 第三种不如理作意呢，是（视）无我（为）我。五蕴是无我的——无我不是说没有这个东西……在（阿毗达摩）里面，它（对"无我"）有（解释）。无我呢，它是指没有一个恒常不变的（实体），没有（一个）可以主宰的（人），是这个意思。</w:t>
       </w:r>
     </w:p>
     <w:p>
       <w:pPr>
-        <w:spacing w:before="40" w:after="80"/>
-        <w:ind w:left="283"/>
-        <w:shd w:val="clear" w:color="auto" w:fill="EEF2F8"/>
+        <w:ind w:left="170"/>
         <w:pBdr>
-          <w:left w:val="single" w:sz="20" w:space="6" w:color="1F3864"/>
+          <w:left w:val="single" w:sz="18" w:space="4" w:color="1F3864"/>
         </w:pBdr>
-      </w:pPr>
-      <w:r>
-        <w:rPr>
-          <w:sz w:val="20"/>
+        <w:shd w:val="clear" w:fill="F2F5FA"/>
+      </w:pPr>
+      <w:r>
+        <w:rPr>
+          <w:b w:val="0"/>
         </w:rPr>
         <w:t>[00:42:03.240] 那我们一般（对"我"的）误认（为实有），可以分为两种：一种呢是身见，一种呢是我想。什么叫我想呢？（就是执）世间（有）我（的邪见）——按世俗（说），我们有父亲、母亲，孩子、女儿等等，如果相信他们（是）真的存在，那就是我想——"我想我爸""我想我妈"。那五蕴是迅速的生灭，没有恒常不变的实质，（它们本身是快速生灭的，）而认为（有）我来这样去（认）取——"这是我的父亲""这是我的母亲""这是我""这是他"——那这个就是不如理作意。因为这样不如理作意呢，相互的执着就会生起，相互的这种贪欲就会生起。</w:t>
       </w:r>
     </w:p>
     <w:p>
       <w:pPr>
-        <w:spacing w:before="40" w:after="80"/>
-        <w:ind w:left="283"/>
-        <w:shd w:val="clear" w:color="auto" w:fill="EEF2F8"/>
+        <w:ind w:left="170"/>
         <w:pBdr>
-          <w:left w:val="single" w:sz="20" w:space="6" w:color="1F3864"/>
+          <w:left w:val="single" w:sz="18" w:space="4" w:color="1F3864"/>
         </w:pBdr>
-      </w:pPr>
-      <w:r>
-        <w:rPr>
-          <w:sz w:val="20"/>
+        <w:shd w:val="clear" w:fill="F2F5FA"/>
+      </w:pPr>
+      <w:r>
+        <w:rPr>
+          <w:b w:val="0"/>
         </w:rPr>
         <w:t>[00:42:56.560] 第四种不如理作意，就是视不净为净。其实我们这几天带大家观三十二身分，对？头发、体毛、指甲、牙齿、皮肤等等。如果有人把这些（部分）拆出来，摆在桌子上，其实你（对）每一个（部分）……你会喜欢（哪）一个（呢）？但是呢，你把它装在一起，用皮肤包裹，再穿上衣服，你会觉得这个人很帅、这个人很美丽。</w:t>
       </w:r>
     </w:p>
     <w:p>
       <w:pPr>
-        <w:spacing w:before="40" w:after="80"/>
-        <w:ind w:left="283"/>
-        <w:shd w:val="clear" w:color="auto" w:fill="EEF2F8"/>
+        <w:ind w:left="170"/>
         <w:pBdr>
-          <w:left w:val="single" w:sz="20" w:space="6" w:color="1F3864"/>
+          <w:left w:val="single" w:sz="18" w:space="4" w:color="1F3864"/>
         </w:pBdr>
-      </w:pPr>
-      <w:r>
-        <w:rPr>
-          <w:sz w:val="20"/>
+        <w:shd w:val="clear" w:fill="F2F5FA"/>
+      </w:pPr>
+      <w:r>
+        <w:rPr>
+          <w:b w:val="0"/>
         </w:rPr>
         <w:t>[00:43:26.650] 那佛陀讲说，我们身体上有九个孔穴，（这些）孔穴是不断地往外出（不净物）的，对。</w:t>
       </w:r>
     </w:p>
     <w:p>
       <w:pPr>
-        <w:spacing w:before="40" w:after="80"/>
-        <w:ind w:left="283"/>
-        <w:shd w:val="clear" w:color="auto" w:fill="EEF2F8"/>
+        <w:ind w:left="170"/>
         <w:pBdr>
-          <w:left w:val="single" w:sz="20" w:space="6" w:color="1F3864"/>
+          <w:left w:val="single" w:sz="18" w:space="4" w:color="1F3864"/>
         </w:pBdr>
-      </w:pPr>
-      <w:r>
-        <w:rPr>
-          <w:sz w:val="20"/>
+        <w:shd w:val="clear" w:fill="F2F5FA"/>
+      </w:pPr>
+      <w:r>
+        <w:rPr>
+          <w:b w:val="0"/>
         </w:rPr>
         <w:t>[00:43:36.740] （比如）眼睛——你美丽的眼睛，眼屎对？最珍贵的眼睛（流出）的（分泌物）；耳朵就是耳屎，鼻子就是鼻屎，舌头就是出哈喇子，还有大小便。对，就是九孔。然后身体的每一个毛孔就在里面排（垃圾）——三四天不洗澡，一搓就是一团黑黑的垢。其实真的是挺脏的对，但是我们觉得（他／她）很美丽，就是以不净为净。如果你认为是"不净为净"——这个人很美丽、这个人很漂亮、这个人很帅——那你就会起贪心。</w:t>
       </w:r>
     </w:p>
     <w:p>
       <w:pPr>
-        <w:spacing w:before="40" w:after="80"/>
-        <w:ind w:left="283"/>
-        <w:shd w:val="clear" w:color="auto" w:fill="EEF2F8"/>
+        <w:ind w:left="170"/>
         <w:pBdr>
-          <w:left w:val="single" w:sz="20" w:space="6" w:color="1F3864"/>
+          <w:left w:val="single" w:sz="18" w:space="4" w:color="1F3864"/>
         </w:pBdr>
-      </w:pPr>
-      <w:r>
-        <w:rPr>
-          <w:sz w:val="20"/>
+        <w:shd w:val="clear" w:fill="F2F5FA"/>
+      </w:pPr>
+      <w:r>
+        <w:rPr>
+          <w:b w:val="0"/>
         </w:rPr>
         <w:t>[00:44:26.620] 那经里面提到说，内心有贪欲的时候，了知："我内心有贪欲"——是说当你由于不如理作意而（陷入）欲贪的时候呢，你必须能够了知到内心生起欲贪。那正常来讲呢，就是我们前面讲到的普通人……那你要（能）看到那个贪心升起来。贪心升起来呢，</w:t>
       </w:r>
     </w:p>
     <w:p>
       <w:pPr>
-        <w:spacing w:before="40" w:after="80"/>
-        <w:ind w:left="283"/>
-        <w:shd w:val="clear" w:color="auto" w:fill="EEF2F8"/>
+        <w:ind w:left="170"/>
         <w:pBdr>
-          <w:left w:val="single" w:sz="20" w:space="6" w:color="1F3864"/>
+          <w:left w:val="single" w:sz="18" w:space="4" w:color="1F3864"/>
         </w:pBdr>
-      </w:pPr>
-      <w:r>
-        <w:rPr>
-          <w:sz w:val="20"/>
+        <w:shd w:val="clear" w:fill="F2F5FA"/>
+      </w:pPr>
+      <w:r>
+        <w:rPr>
+          <w:b w:val="0"/>
         </w:rPr>
         <w:t>[00:44:52.195] 怎么分别呢？很简单：就是你的心想粘过去、想抓住它。这个（欲贪）心的特相呢，就是粘着——（心）粘着（在）它的所缘上。举个例子：就像有人煮过肉——锅烧热了，然后你把这个肉呢没放油，直接扔到锅里面去，它就粘锅了，对，就粘在上面。这个心呢，和（目标）之间就粘在上面，下不来——你的心粘在上面下不来，你老想（它）。那这个就是它想抓取目标，这个心生起（的）念（头）就是贪。很容易认。</w:t>
       </w:r>
     </w:p>
     <w:p>
-      <w:pPr>
-        <w:spacing w:before="160" w:after="80"/>
-      </w:pPr>
-      <w:r>
-        <w:rPr>
-          <w:rFonts w:ascii="Microsoft YaHei" w:hAnsi="Microsoft YaHei" w:eastAsia="Microsoft YaHei"/>
+      <w:r>
+        <w:rPr>
           <w:b/>
           <w:color w:val="1F3864"/>
-          <w:sz w:val="28"/>
+          <w:sz w:val="26"/>
         </w:rPr>
         <w:t>💬 第一轮分享（20 min）</w:t>
       </w:r>
@@ -3478,43 +3442,52 @@
       <w:r>
         <w:rPr>
           <w:b/>
-          <w:sz w:val="21"/>
         </w:rPr>
         <w:t>主持人引导</w:t>
       </w:r>
       <w:r>
         <w:rPr>
-          <w:sz w:val="21"/>
+          <w:b w:val="0"/>
         </w:rPr>
         <w:t>：</w:t>
       </w:r>
     </w:p>
     <w:p>
       <w:pPr>
-        <w:spacing w:before="40" w:after="80"/>
-        <w:ind w:left="283"/>
-        <w:shd w:val="clear" w:color="auto" w:fill="EEF2F8"/>
+        <w:ind w:left="170"/>
         <w:pBdr>
-          <w:left w:val="single" w:sz="20" w:space="6" w:color="1F3864"/>
+          <w:left w:val="single" w:sz="18" w:space="4" w:color="1F3864"/>
         </w:pBdr>
-      </w:pPr>
-      <w:r>
-        <w:rPr>
-          <w:sz w:val="20"/>
-        </w:rPr>
-        <w:t>请大家轮流分享：读完这两段材料（一段课件、一段开示转写），最触动你的一句话是什么？为什么触动你？ （主持人先分享自己的，然后按顺序轮流。这一轮只说不评论。新朋友可以只说"我是谁＋一句感受"；听到别人说到自己也有过的念头，点头就好，不用接话。）</w:t>
+        <w:shd w:val="clear" w:fill="F2F5FA"/>
+      </w:pPr>
+      <w:r>
+        <w:rPr>
+          <w:b w:val="0"/>
+        </w:rPr>
+        <w:t>请大家轮流分享：读完这两段材料（一段课件、一段开示转写），最触动你的一句话是什么？为什么触动你？</w:t>
       </w:r>
     </w:p>
     <w:p>
       <w:pPr>
-        <w:spacing w:before="160" w:after="80"/>
-      </w:pPr>
-      <w:r>
-        <w:rPr>
-          <w:rFonts w:ascii="Microsoft YaHei" w:hAnsi="Microsoft YaHei" w:eastAsia="Microsoft YaHei"/>
+        <w:ind w:left="170"/>
+        <w:pBdr>
+          <w:left w:val="single" w:sz="18" w:space="4" w:color="1F3864"/>
+        </w:pBdr>
+        <w:shd w:val="clear" w:fill="F2F5FA"/>
+      </w:pPr>
+      <w:r>
+        <w:rPr>
+          <w:b w:val="0"/>
+        </w:rPr>
+        <w:t>（主持人先分享自己的，然后按顺序轮流。这一轮只说不评论。新朋友可以只说"我是谁＋一句感受"；听到别人说到自己也有过的念头，点头就好，不用接话。）</w:t>
+      </w:r>
+    </w:p>
+    <w:p>
+      <w:r>
+        <w:rPr>
           <w:b/>
           <w:color w:val="1F3864"/>
-          <w:sz w:val="28"/>
+          <w:sz w:val="26"/>
         </w:rPr>
         <w:t>🎯 主题讨论（35 min）</w:t>
       </w:r>
@@ -3523,26 +3496,24 @@
       <w:r>
         <w:rPr>
           <w:b/>
-          <w:sz w:val="21"/>
         </w:rPr>
         <w:t>主持人引导</w:t>
       </w:r>
       <w:r>
         <w:rPr>
-          <w:sz w:val="21"/>
+          <w:b w:val="0"/>
         </w:rPr>
         <w:t>：朗读下面3个问题，让大家自由讨论。</w:t>
       </w:r>
       <w:r>
         <w:rPr>
           <w:b/>
-          <w:sz w:val="21"/>
         </w:rPr>
         <w:t>你不提供答案</w:t>
       </w:r>
       <w:r>
         <w:rPr>
-          <w:sz w:val="21"/>
+          <w:b w:val="0"/>
         </w:rPr>
         <w:t>，只引导。</w:t>
       </w:r>
@@ -3551,170 +3522,181 @@
       <w:r>
         <w:rPr>
           <w:b/>
-          <w:sz w:val="21"/>
         </w:rPr>
         <w:t>讨论问题（按优先级）</w:t>
       </w:r>
       <w:r>
         <w:rPr>
-          <w:sz w:val="21"/>
+          <w:b w:val="0"/>
         </w:rPr>
         <w:t>：</w:t>
       </w:r>
     </w:p>
     <w:p>
       <w:pPr>
-        <w:ind w:left="340"/>
-      </w:pPr>
-      <w:r>
-        <w:rPr>
-          <w:color w:val="1F3864"/>
-          <w:sz w:val="21"/>
-        </w:rPr>
-        <w:t xml:space="preserve">• </w:t>
-      </w:r>
+        <w:pStyle w:val="ListBullet"/>
+      </w:pPr>
       <w:r>
         <w:rPr>
           <w:b/>
-          <w:sz w:val="21"/>
         </w:rPr>
         <w:t>问题①（★必答，时间不够时只讨论这个）</w:t>
       </w:r>
       <w:r>
         <w:rPr>
-          <w:sz w:val="21"/>
+          <w:b w:val="0"/>
         </w:rPr>
         <w:t>：名业处有三种入手——先观照受是受念处，先观照识是心念处，先观照触是法念处。原文说"受生起是很明显的，乐受和苦受的生起是相当清楚的"，所以很多人愿意从受念处开始。对照你自己：生活里你的乐受、苦受明显吗？你觉得自己更适合从受、从心、还是从"接触"的瞬间观察入手？（提示：可回到材料①"名业处有三种修法"一段：受、触、识——三种名法，从哪一个先观，就叫做哪一个念处；没有标准答案，说自己的体验就好）</w:t>
       </w:r>
     </w:p>
     <w:p>
       <w:pPr>
-        <w:ind w:left="340"/>
-      </w:pPr>
-      <w:r>
-        <w:rPr>
-          <w:color w:val="1F3864"/>
-          <w:sz w:val="21"/>
-        </w:rPr>
-        <w:t xml:space="preserve">• </w:t>
-      </w:r>
+        <w:pStyle w:val="ListBullet"/>
+      </w:pPr>
       <w:r>
         <w:rPr>
           <w:b/>
-          <w:sz w:val="21"/>
         </w:rPr>
         <w:t>问题②（◈选答）</w:t>
       </w:r>
       <w:r>
         <w:rPr>
-          <w:sz w:val="21"/>
+          <w:b w:val="0"/>
         </w:rPr>
         <w:t>：原文描述"钝根见行人"：知见强、喜欢认死理、碰到问题总归因于外人、"总是不看自己的心，他总是看别人，机关枪向外扫"。你有没有过这样的时刻——明明是自己心里起了波澜，却先去找别人的原因？（提示：可回到材料②"钝根见行者"段。注意：这一问只观察、不批判，也不需要任何人"认领"这个标签——我们讨论的是现象，不是给任何人下定义）</w:t>
       </w:r>
     </w:p>
     <w:p>
       <w:pPr>
-        <w:ind w:left="340"/>
-      </w:pPr>
-      <w:r>
-        <w:rPr>
-          <w:color w:val="1F3864"/>
-          <w:sz w:val="21"/>
-        </w:rPr>
-        <w:t xml:space="preserve">• </w:t>
-      </w:r>
+        <w:pStyle w:val="ListBullet"/>
+      </w:pPr>
       <w:r>
         <w:rPr>
           <w:b/>
-          <w:sz w:val="21"/>
         </w:rPr>
         <w:t>问题③（◈选答，时间富余或大家感兴趣时讨论）</w:t>
       </w:r>
       <w:r>
         <w:rPr>
-          <w:sz w:val="21"/>
+          <w:b w:val="0"/>
         </w:rPr>
         <w:t>：原文说观心之前必须先观色法（先色后名四个步骤），还说"大部分人还没有到达这个水平"。听到这里你是松了口气，还是有点着急？对一个普通人来说，"不着急直接观心、先把身体和感受看明白"会不会反而是捷径？（提示：可回到材料①"这句话怎么理解呢"一段和材料②"四个步骤"一段；可以顺带聊一句：上一次你坐下来"只是看一眼自己的心"，是什么时候？）</w:t>
       </w:r>
     </w:p>
     <w:p>
       <w:pPr>
-        <w:spacing w:before="40" w:after="80"/>
-        <w:ind w:left="283"/>
-        <w:shd w:val="clear" w:color="auto" w:fill="EEF2F8"/>
+        <w:ind w:left="170"/>
         <w:pBdr>
-          <w:left w:val="single" w:sz="20" w:space="6" w:color="1F3864"/>
+          <w:left w:val="single" w:sz="18" w:space="4" w:color="1F3864"/>
         </w:pBdr>
+        <w:shd w:val="clear" w:fill="F2F5FA"/>
       </w:pPr>
       <w:r>
         <w:rPr>
           <w:b/>
-          <w:sz w:val="20"/>
         </w:rPr>
         <w:t>分层追问</w:t>
       </w:r>
       <w:r>
         <w:rPr>
-          <w:sz w:val="20"/>
-        </w:rPr>
-        <w:t>（可视时间取用，由浅入深）： - 【现象】从身念处走到心念处，你觉得「观心」难在哪里——是抓不住心，还是不忍心看？ - 【影响】若一直只观身、不观心，修行大概会停在什么地方？ - 【应对】这周你愿意从哪一种最熟悉的情绪（烦躁、期待、无聊）开始，先看它一眼？</w:t>
+          <w:b w:val="0"/>
+        </w:rPr>
+        <w:t>（可视时间取用，由浅入深）：</w:t>
       </w:r>
     </w:p>
     <w:p>
       <w:pPr>
-        <w:spacing w:before="160" w:after="80"/>
-      </w:pPr>
-      <w:r>
-        <w:rPr>
-          <w:rFonts w:ascii="Microsoft YaHei" w:hAnsi="Microsoft YaHei" w:eastAsia="Microsoft YaHei"/>
+        <w:ind w:left="170"/>
+        <w:pBdr>
+          <w:left w:val="single" w:sz="18" w:space="4" w:color="1F3864"/>
+        </w:pBdr>
+        <w:shd w:val="clear" w:fill="F2F5FA"/>
+      </w:pPr>
+      <w:r>
+        <w:rPr>
+          <w:b w:val="0"/>
+        </w:rPr>
+        <w:t>- 【现象】从身念处走到心念处，你觉得「观心」难在哪里——是抓不住心，还是不忍心看？</w:t>
+      </w:r>
+    </w:p>
+    <w:p>
+      <w:pPr>
+        <w:ind w:left="170"/>
+        <w:pBdr>
+          <w:left w:val="single" w:sz="18" w:space="4" w:color="1F3864"/>
+        </w:pBdr>
+        <w:shd w:val="clear" w:fill="F2F5FA"/>
+      </w:pPr>
+      <w:r>
+        <w:rPr>
+          <w:b w:val="0"/>
+        </w:rPr>
+        <w:t>- 【影响】若一直只观身、不观心，修行大概会停在什么地方？</w:t>
+      </w:r>
+    </w:p>
+    <w:p>
+      <w:pPr>
+        <w:ind w:left="170"/>
+        <w:pBdr>
+          <w:left w:val="single" w:sz="18" w:space="4" w:color="1F3864"/>
+        </w:pBdr>
+        <w:shd w:val="clear" w:fill="F2F5FA"/>
+      </w:pPr>
+      <w:r>
+        <w:rPr>
+          <w:b w:val="0"/>
+        </w:rPr>
+        <w:t>- 【应对】这周你愿意从哪一种最熟悉的情绪（烦躁、期待、无聊）开始，先看它一眼？</w:t>
+      </w:r>
+    </w:p>
+    <w:p>
+      <w:r>
+        <w:rPr>
           <w:b/>
           <w:color w:val="1F3864"/>
-          <w:sz w:val="28"/>
+          <w:sz w:val="26"/>
         </w:rPr>
         <w:t>🧘 禅修练习（15 min）：观心初体验——从感受到心，以慈心收尾</w:t>
       </w:r>
     </w:p>
     <w:p>
       <w:pPr>
-        <w:spacing w:before="40" w:after="80"/>
-        <w:ind w:left="283"/>
-        <w:shd w:val="clear" w:color="auto" w:fill="EEF2F8"/>
+        <w:ind w:left="170"/>
         <w:pBdr>
-          <w:left w:val="single" w:sz="20" w:space="6" w:color="1F3864"/>
+          <w:left w:val="single" w:sz="18" w:space="4" w:color="1F3864"/>
         </w:pBdr>
-      </w:pPr>
-      <w:r>
-        <w:rPr>
-          <w:sz w:val="20"/>
+        <w:shd w:val="clear" w:fill="F2F5FA"/>
+      </w:pPr>
+      <w:r>
+        <w:rPr>
+          <w:b w:val="0"/>
         </w:rPr>
         <w:t xml:space="preserve">⚠️ </w:t>
       </w:r>
       <w:r>
         <w:rPr>
           <w:b/>
-          <w:sz w:val="20"/>
         </w:rPr>
         <w:t>禅修禁忌提示</w:t>
       </w:r>
       <w:r>
         <w:rPr>
-          <w:sz w:val="20"/>
+          <w:b w:val="0"/>
         </w:rPr>
         <w:t>：若你正处在严重抑郁、焦虑、创伤后应激，或精神类疾病的发作／用药期，或正经历强烈的情绪危机，请先咨询医生或心理师，再决定是否练习；练习中若出现明显不适（如心悸、胸闷、情绪失控），请立即停止，睁开眼睛，把注意力放回呼吸与身体，必要时离场休息。</w:t>
       </w:r>
     </w:p>
     <w:p>
       <w:pPr>
-        <w:spacing w:before="40" w:after="80"/>
-        <w:ind w:left="283"/>
-        <w:shd w:val="clear" w:color="auto" w:fill="EEF2F8"/>
+        <w:ind w:left="170"/>
         <w:pBdr>
-          <w:left w:val="single" w:sz="20" w:space="6" w:color="1F3864"/>
+          <w:left w:val="single" w:sz="18" w:space="4" w:color="1F3864"/>
         </w:pBdr>
-      </w:pPr>
-      <w:r>
-        <w:rPr>
-          <w:sz w:val="20"/>
+        <w:shd w:val="clear" w:fill="F2F5FA"/>
+      </w:pPr>
+      <w:r>
+        <w:rPr>
+          <w:b w:val="0"/>
         </w:rPr>
         <w:t>本引导词为照读版（依本周共读原文整理而成；括号内为操作提示与停顿，不念出来）。照读约4分钟，静坐约8分钟。</w:t>
       </w:r>
@@ -3723,73 +3705,182 @@
       <w:r>
         <w:rPr>
           <w:b/>
-          <w:sz w:val="21"/>
         </w:rPr>
         <w:t>主持人引导语</w:t>
       </w:r>
       <w:r>
         <w:rPr>
-          <w:sz w:val="21"/>
+          <w:b w:val="0"/>
         </w:rPr>
         <w:t>（照读即可）：</w:t>
       </w:r>
     </w:p>
     <w:p>
       <w:pPr>
-        <w:spacing w:before="40" w:after="80"/>
-        <w:ind w:left="283"/>
-        <w:shd w:val="clear" w:color="auto" w:fill="EEF2F8"/>
+        <w:ind w:left="170"/>
         <w:pBdr>
-          <w:left w:val="single" w:sz="20" w:space="6" w:color="1F3864"/>
+          <w:left w:val="single" w:sz="18" w:space="4" w:color="1F3864"/>
         </w:pBdr>
-      </w:pPr>
-      <w:r>
-        <w:rPr>
-          <w:sz w:val="20"/>
-        </w:rPr>
-        <w:t>请大家自然地坐好。坐在椅子上也完全可以，让臀部坐稳，两只脚平平地放在地上。轻轻闭上眼睛，先做三次深长的呼吸，让身体放松下来。（停顿10秒） 先回到身体：感受一下此刻身体坐在这里——哪里和椅子、垫子、地板接触着，重量落在哪里。这是身念处的功课，我们上一程走过，今天回来打个招呼就好。（停顿约1分钟） 现在，把注意力放到此刻的感受上：坐久了身体也许有一点酸、一点胀，或者很轻松；心里也许有一点平静，或者还有一点今天的事情没放下。不用改变任何东西，只是知道——"有这个感受"。感受很明显，所以它常常是我们最先看到的东西。（停顿约1分钟） 现在，轻轻退后一步，像坐在河边看流水一样，看一看此刻的心：它是清晰的，还是有点昏沉、有点缩起来的？是安定的，还是到处乱跑、漫无目的地跑？是轻松的，还是紧的？——不用给它打分，也不用想"我应该是什么样"，只像一个旁观者，带着好奇心看一眼："哦，现在的心，是这样。"（停顿约1分钟） 如果刚才的讨论里有让自己不舒服的话题，心里还留着一点波动，也没有关系——看到它，然后在心里对自己说一句：愿我平安，愿我快乐，愿我善待这颗刚刚被看到的心。（停顿约1分钟） 好，最后，把这一切都放下，回到呼吸上，安安静静地坐一会儿。（停顿约2分钟，主持人不再说话。） 好，现在轻轻动一动手指和脚趾，搓搓手掌，把温热的手掌敷在眼睛上，慢慢睁开眼睛。 这就是"心念处"的第一面：观察心，不是修理心，更不是审判心。接下来八周，我们每周都会回来坐一会儿，把这颗心一点一点看得更清楚。 （小提醒：结束时请大家继续保持安静一两分钟再开始说话，让慈心那一句在心里多停一会儿。）</w:t>
+        <w:shd w:val="clear" w:fill="F2F5FA"/>
+      </w:pPr>
+      <w:r>
+        <w:rPr>
+          <w:b w:val="0"/>
+        </w:rPr>
+        <w:t>请大家自然地坐好。坐在椅子上也完全可以，让臀部坐稳，两只脚平平地放在地上。轻轻闭上眼睛，先做三次深长的呼吸，让身体放松下来。（停顿10秒）</w:t>
       </w:r>
     </w:p>
     <w:p>
       <w:pPr>
-        <w:spacing w:before="160" w:after="80"/>
-      </w:pPr>
-      <w:r>
-        <w:rPr>
-          <w:rFonts w:ascii="Microsoft YaHei" w:hAnsi="Microsoft YaHei" w:eastAsia="Microsoft YaHei"/>
+        <w:ind w:left="170"/>
+        <w:pBdr>
+          <w:left w:val="single" w:sz="18" w:space="4" w:color="1F3864"/>
+        </w:pBdr>
+        <w:shd w:val="clear" w:fill="F2F5FA"/>
+      </w:pPr>
+      <w:r>
+        <w:rPr>
+          <w:b w:val="0"/>
+        </w:rPr>
+        <w:t>先回到身体：感受一下此刻身体坐在这里——哪里和椅子、垫子、地板接触着，重量落在哪里。这是身念处的功课，我们上一程走过，今天回来打个招呼就好。（停顿约1分钟）</w:t>
+      </w:r>
+    </w:p>
+    <w:p>
+      <w:pPr>
+        <w:ind w:left="170"/>
+        <w:pBdr>
+          <w:left w:val="single" w:sz="18" w:space="4" w:color="1F3864"/>
+        </w:pBdr>
+        <w:shd w:val="clear" w:fill="F2F5FA"/>
+      </w:pPr>
+      <w:r>
+        <w:rPr>
+          <w:b w:val="0"/>
+        </w:rPr>
+        <w:t>现在，把注意力放到此刻的感受上：坐久了身体也许有一点酸、一点胀，或者很轻松；心里也许有一点平静，或者还有一点今天的事情没放下。不用改变任何东西，只是知道——"有这个感受"。感受很明显，所以它常常是我们最先看到的东西。（停顿约1分钟）</w:t>
+      </w:r>
+    </w:p>
+    <w:p>
+      <w:pPr>
+        <w:ind w:left="170"/>
+        <w:pBdr>
+          <w:left w:val="single" w:sz="18" w:space="4" w:color="1F3864"/>
+        </w:pBdr>
+        <w:shd w:val="clear" w:fill="F2F5FA"/>
+      </w:pPr>
+      <w:r>
+        <w:rPr>
+          <w:b w:val="0"/>
+        </w:rPr>
+        <w:t>现在，轻轻退后一步，像坐在河边看流水一样，看一看此刻的心：它是清晰的，还是有点昏沉、有点缩起来的？是安定的，还是到处乱跑、漫无目的地跑？是轻松的，还是紧的？——不用给它打分，也不用想"我应该是什么样"，只像一个旁观者，带着好奇心看一眼："哦，现在的心，是这样。"（停顿约1分钟）</w:t>
+      </w:r>
+    </w:p>
+    <w:p>
+      <w:pPr>
+        <w:ind w:left="170"/>
+        <w:pBdr>
+          <w:left w:val="single" w:sz="18" w:space="4" w:color="1F3864"/>
+        </w:pBdr>
+        <w:shd w:val="clear" w:fill="F2F5FA"/>
+      </w:pPr>
+      <w:r>
+        <w:rPr>
+          <w:b w:val="0"/>
+        </w:rPr>
+        <w:t>如果刚才的讨论里有让自己不舒服的话题，心里还留着一点波动，也没有关系——看到它，然后在心里对自己说一句：愿我平安，愿我快乐，愿我善待这颗刚刚被看到的心。（停顿约1分钟）</w:t>
+      </w:r>
+    </w:p>
+    <w:p>
+      <w:pPr>
+        <w:ind w:left="170"/>
+        <w:pBdr>
+          <w:left w:val="single" w:sz="18" w:space="4" w:color="1F3864"/>
+        </w:pBdr>
+        <w:shd w:val="clear" w:fill="F2F5FA"/>
+      </w:pPr>
+      <w:r>
+        <w:rPr>
+          <w:b w:val="0"/>
+        </w:rPr>
+        <w:t>好，最后，把这一切都放下，回到呼吸上，安安静静地坐一会儿。（停顿约2分钟，主持人不再说话。）</w:t>
+      </w:r>
+    </w:p>
+    <w:p>
+      <w:pPr>
+        <w:ind w:left="170"/>
+        <w:pBdr>
+          <w:left w:val="single" w:sz="18" w:space="4" w:color="1F3864"/>
+        </w:pBdr>
+        <w:shd w:val="clear" w:fill="F2F5FA"/>
+      </w:pPr>
+      <w:r>
+        <w:rPr>
+          <w:b w:val="0"/>
+        </w:rPr>
+        <w:t>好，现在轻轻动一动手指和脚趾，搓搓手掌，把温热的手掌敷在眼睛上，慢慢睁开眼睛。</w:t>
+      </w:r>
+    </w:p>
+    <w:p>
+      <w:pPr>
+        <w:ind w:left="170"/>
+        <w:pBdr>
+          <w:left w:val="single" w:sz="18" w:space="4" w:color="1F3864"/>
+        </w:pBdr>
+        <w:shd w:val="clear" w:fill="F2F5FA"/>
+      </w:pPr>
+      <w:r>
+        <w:rPr>
+          <w:b w:val="0"/>
+        </w:rPr>
+        <w:t>这就是"心念处"的第一面：观察心，不是修理心，更不是审判心。接下来八周，我们每周都会回来坐一会儿，把这颗心一点一点看得更清楚。</w:t>
+      </w:r>
+    </w:p>
+    <w:p>
+      <w:pPr>
+        <w:ind w:left="170"/>
+        <w:pBdr>
+          <w:left w:val="single" w:sz="18" w:space="4" w:color="1F3864"/>
+        </w:pBdr>
+        <w:shd w:val="clear" w:fill="F2F5FA"/>
+      </w:pPr>
+      <w:r>
+        <w:rPr>
+          <w:b w:val="0"/>
+        </w:rPr>
+        <w:t>（小提醒：结束时请大家继续保持安静一两分钟再开始说话，让慈心那一句在心里多停一会儿。）</w:t>
+      </w:r>
+    </w:p>
+    <w:p>
+      <w:r>
+        <w:rPr>
           <w:b/>
           <w:color w:val="1F3864"/>
-          <w:sz w:val="28"/>
+          <w:sz w:val="26"/>
         </w:rPr>
         <w:t>📚 扩展内容包（时间富余时使用）</w:t>
       </w:r>
     </w:p>
     <w:p>
       <w:pPr>
-        <w:spacing w:before="40" w:after="80"/>
-        <w:ind w:left="283"/>
-        <w:shd w:val="clear" w:color="auto" w:fill="EEF2F8"/>
+        <w:ind w:left="170"/>
         <w:pBdr>
-          <w:left w:val="single" w:sz="20" w:space="6" w:color="1F3864"/>
+          <w:left w:val="single" w:sz="18" w:space="4" w:color="1F3864"/>
         </w:pBdr>
-      </w:pPr>
-      <w:r>
-        <w:rPr>
-          <w:sz w:val="20"/>
+        <w:shd w:val="clear" w:fill="F2F5FA"/>
+      </w:pPr>
+      <w:r>
+        <w:rPr>
+          <w:b w:val="0"/>
         </w:rPr>
         <w:t>以下内容用于共读提前结束或讨论意犹未尽时，按需选用，不必全部完成。</w:t>
       </w:r>
     </w:p>
     <w:p>
-      <w:pPr>
-        <w:spacing w:before="120" w:after="80"/>
-      </w:pPr>
-      <w:r>
-        <w:rPr>
-          <w:rFonts w:ascii="Microsoft YaHei" w:hAnsi="Microsoft YaHei" w:eastAsia="Microsoft YaHei"/>
+      <w:r>
+        <w:rPr>
           <w:b/>
           <w:color w:val="1F3864"/>
-          <w:sz w:val="25"/>
+          <w:sz w:val="23"/>
         </w:rPr>
         <w:t>扩展一：补充原文段落</w:t>
       </w:r>
@@ -3798,13 +3889,12 @@
       <w:r>
         <w:rPr>
           <w:b/>
-          <w:sz w:val="21"/>
         </w:rPr>
         <w:t>段落1</w:t>
       </w:r>
       <w:r>
         <w:rPr>
-          <w:sz w:val="21"/>
+          <w:b w:val="0"/>
         </w:rPr>
         <w:t>（出自本周素材·材料①《184讲-摄集-摄菩提分-受念处&amp;心念处1》"（一）三种受"节，media_id：word_d0dd1c0cd17209afe241ece24bf6b7b4_d0ef5038e26361ec593557ba32df92107439961422831605，未共读，照录——"知道有感受"为什么还不算受念处）：</w:t>
       </w:r>
@@ -3812,7 +3902,7 @@
     <w:p>
       <w:r>
         <w:rPr>
-          <w:sz w:val="21"/>
+          <w:b w:val="0"/>
         </w:rPr>
         <w:t>在这里，当禅修者感到身体或心理有乐受时，他了知："我感到乐受。"帕奥西亚多说，即使是刚出生的婴儿，在他吸奶或母亲喂奶时，及其他类似的情况，他也会感到有乐受。但是作为禅修者的了知与婴儿的了知不同。之前在讲身念处的四威仪时，举例即使是狗、猫等畜生当它们行走时也知道在行走。同样地，婴儿或者牛、狗等（在吃到好吃的食物时）也知道自己有乐受。作为修行者或者比库的了知与之区别在哪里呢？婴儿或动物对于乐受及其他种受的了知不能够去除有众生存在的邪见（错误见解），不能根除我想和众生想，既不是禅修的法门，也不是培育念处的方法。并非仅仅'知道有感受'就是修受念处。为什么呢？因为他不能了知究竟名色法、究竟名色法的因、究竟名色法及其因无常、苦、无我的本质。他还是会认为"这是父亲、这是母亲、这是我、这是他、这是男人、这是女人……"。</w:t>
       </w:r>
@@ -3820,7 +3910,7 @@
     <w:p>
       <w:r>
         <w:rPr>
-          <w:sz w:val="21"/>
+          <w:b w:val="0"/>
         </w:rPr>
         <w:t>然而，此禅修者的了知（受念处）能去除认为有众生存在的错误的见解，能根除有众生想，这才是禅修的法门，也是培育念处的方法。为什么呢？因为他能够透视究竟名色法以及它的因，并且能够观照它们的无常、苦、无我本质。而究竟名色法一生起后就立即坏灭，它们不是恒常的。没有真实存在的人、我、众生、父亲、母亲、儿子、女儿等，只有无常的名色法而已。因此，他的了知能够去除认为有众生存在的错误见解，能根除众生想，这既是修行的法门，也是培育念处的方法。</w:t>
       </w:r>
@@ -3829,13 +3919,12 @@
       <w:r>
         <w:rPr>
           <w:b/>
-          <w:sz w:val="21"/>
         </w:rPr>
         <w:t>段落2</w:t>
       </w:r>
       <w:r>
         <w:rPr>
-          <w:sz w:val="21"/>
+          <w:b w:val="0"/>
         </w:rPr>
         <w:t>（出自本周素材·材料①同上节，media_id同上，未共读，照录——"觉性"不是目的）：</w:t>
       </w:r>
@@ -3843,565 +3932,388 @@
     <w:p>
       <w:r>
         <w:rPr>
-          <w:sz w:val="21"/>
+          <w:b w:val="0"/>
         </w:rPr>
         <w:t>这里所说的了知与身念处一样。很多人说'觉知'、'感知'，或者现在有很多人教导'觉性，培养你的觉性'，依据佛陀的教导我们知道：培养觉性不是目的，要看到受是由刹那刹那的名法组成的，一团一团的概念能够被破除，以及受、受生起的因、受及其因是无常、苦、无我的，能如此看到才算是受念处。</w:t>
       </w:r>
     </w:p>
     <w:p>
-      <w:pPr>
-        <w:spacing w:before="120" w:after="80"/>
-      </w:pPr>
-      <w:r>
-        <w:rPr>
-          <w:rFonts w:ascii="Microsoft YaHei" w:hAnsi="Microsoft YaHei" w:eastAsia="Microsoft YaHei"/>
+      <w:r>
+        <w:rPr>
           <w:b/>
           <w:color w:val="1F3864"/>
-          <w:sz w:val="25"/>
+          <w:sz w:val="23"/>
         </w:rPr>
         <w:t>扩展二：深入讨论问题</w:t>
       </w:r>
     </w:p>
     <w:p>
       <w:pPr>
-        <w:ind w:left="340"/>
-      </w:pPr>
-      <w:r>
-        <w:rPr>
-          <w:b/>
-          <w:sz w:val="21"/>
-        </w:rPr>
-        <w:t xml:space="preserve">1. </w:t>
-      </w:r>
-      <w:r>
-        <w:rPr>
-          <w:sz w:val="21"/>
+        <w:pStyle w:val="ListNumber"/>
+      </w:pPr>
+      <w:r>
+        <w:rPr>
+          <w:b w:val="0"/>
         </w:rPr>
         <w:t>材料①说"触和识，如果你把受拿开，纯粹只是触心所和心识是不明显的。而受是很清楚的。"——想一想你的一天：你是先注意到"感受"（烦、累、舒服），还是先注意到"念头/心"（我要什么、我认为谁对）？这个先后顺序，对你选择观察入口有什么启发？</w:t>
       </w:r>
     </w:p>
     <w:p>
       <w:pPr>
-        <w:ind w:left="340"/>
-      </w:pPr>
-      <w:r>
-        <w:rPr>
-          <w:b/>
-          <w:sz w:val="21"/>
-        </w:rPr>
-        <w:t xml:space="preserve">2. </w:t>
-      </w:r>
-      <w:r>
-        <w:rPr>
-          <w:sz w:val="21"/>
+        <w:pStyle w:val="ListNumber"/>
+      </w:pPr>
+      <w:r>
+        <w:rPr>
+          <w:b w:val="0"/>
         </w:rPr>
         <w:t>材料②说"心并不能够单独生起，必须与相应的心所同时生起"——生气的时候，除了"气"，还一起来了什么？（脸部发热、想说话的冲动、一个"他不应该这样"的判断……）试着数一数：一颗心里"搭伴"来了多少东西。</w:t>
       </w:r>
     </w:p>
     <w:p>
       <w:pPr>
-        <w:ind w:left="340"/>
-      </w:pPr>
-      <w:r>
-        <w:rPr>
-          <w:b/>
-          <w:sz w:val="21"/>
-        </w:rPr>
-        <w:t xml:space="preserve">3. </w:t>
-      </w:r>
-      <w:r>
-        <w:rPr>
-          <w:sz w:val="21"/>
+        <w:pStyle w:val="ListNumber"/>
+      </w:pPr>
+      <w:r>
+        <w:rPr>
+          <w:b w:val="0"/>
         </w:rPr>
         <w:t>"心比库"的故事里，佛陀给他布置的"一个法则"是"观照自己的心，不分昼夜"。如果让你在接下来的一周里只守一个"心的法则"，你会选什么？（比如：吃饭时知道在吃，说话前停一秒，睡前看一眼今天的心……）</w:t>
       </w:r>
     </w:p>
     <w:p>
       <w:pPr>
-        <w:ind w:left="340"/>
-      </w:pPr>
-      <w:r>
-        <w:rPr>
-          <w:b/>
-          <w:sz w:val="21"/>
-        </w:rPr>
-        <w:t xml:space="preserve">4. </w:t>
-      </w:r>
-      <w:r>
-        <w:rPr>
-          <w:sz w:val="21"/>
+        <w:pStyle w:val="ListNumber"/>
+      </w:pPr>
+      <w:r>
+        <w:rPr>
+          <w:b w:val="0"/>
         </w:rPr>
         <w:t>材料②说"心并不能够单独生起，必须与相应的心所同时生起"，又说观心要"依照心路过程来观"——听起来很专业。你觉得，为什么尊者还要花一整讲把这些讲给禅修营的学员听？"知道自己心里在发生什么"这件事，对普通人日常生活的价值在哪里？</w:t>
       </w:r>
     </w:p>
     <w:p>
-      <w:pPr>
-        <w:spacing w:before="120" w:after="80"/>
-      </w:pPr>
-      <w:r>
-        <w:rPr>
-          <w:rFonts w:ascii="Microsoft YaHei" w:hAnsi="Microsoft YaHei" w:eastAsia="Microsoft YaHei"/>
+      <w:r>
+        <w:rPr>
           <w:b/>
           <w:color w:val="1F3864"/>
-          <w:sz w:val="25"/>
+          <w:sz w:val="23"/>
         </w:rPr>
         <w:t>扩展三：延伸小练习</w:t>
       </w:r>
     </w:p>
     <w:p>
       <w:pPr>
-        <w:ind w:left="340"/>
-      </w:pPr>
-      <w:r>
-        <w:rPr>
-          <w:color w:val="1F3864"/>
-          <w:sz w:val="21"/>
-        </w:rPr>
-        <w:t xml:space="preserve">• </w:t>
-      </w:r>
+        <w:pStyle w:val="ListBullet"/>
+      </w:pPr>
       <w:r>
         <w:rPr>
           <w:b/>
-          <w:sz w:val="21"/>
         </w:rPr>
         <w:t>给心拍快照</w:t>
       </w:r>
       <w:r>
         <w:rPr>
-          <w:sz w:val="21"/>
+          <w:b w:val="0"/>
         </w:rPr>
         <w:t>：每天挑两个固定的时点（比如午饭后、睡前），停下十秒钟，只在心里记一句："此刻的心是____。"（清晰/昏沉/紧/松/乱/静……）不评判、不改正，记完就走。它和本周作业的区别：作业是睡前2分钟回看"一个记得住的瞬间"，这个小练习是白天"当场拍两张快照"。</w:t>
       </w:r>
     </w:p>
     <w:p>
       <w:pPr>
-        <w:ind w:left="340"/>
-      </w:pPr>
-      <w:r>
-        <w:rPr>
-          <w:color w:val="1F3864"/>
-          <w:sz w:val="21"/>
-        </w:rPr>
-        <w:t xml:space="preserve">• </w:t>
-      </w:r>
+        <w:pStyle w:val="ListBullet"/>
+      </w:pPr>
       <w:r>
         <w:rPr>
           <w:b/>
-          <w:sz w:val="21"/>
         </w:rPr>
         <w:t>三种入口自测</w:t>
       </w:r>
       <w:r>
         <w:rPr>
-          <w:sz w:val="21"/>
+          <w:b w:val="0"/>
         </w:rPr>
         <w:t>：从"受、触、识"三个入口里，各找一次当场的体验——①受：现在身体有什么感受？②触：手和杯子（或衣角、桌面）接触的那一下，知道吗？③识：此刻"知道"刚才那两件事的，是什么？——每天做一轮，你会发现三个入口背后是同一颗心。</w:t>
       </w:r>
     </w:p>
     <w:p>
       <w:pPr>
-        <w:ind w:left="340"/>
-      </w:pPr>
-      <w:r>
-        <w:rPr>
-          <w:color w:val="1F3864"/>
-          <w:sz w:val="21"/>
-        </w:rPr>
-        <w:t xml:space="preserve">• </w:t>
-      </w:r>
+        <w:pStyle w:val="ListBullet"/>
+      </w:pPr>
       <w:r>
         <w:rPr>
           <w:b/>
-          <w:sz w:val="21"/>
         </w:rPr>
         <w:t>一句话收心</w:t>
       </w:r>
       <w:r>
         <w:rPr>
-          <w:sz w:val="21"/>
+          <w:b w:val="0"/>
         </w:rPr>
         <w:t>：每天晚上躺下后，在心里慢慢说一遍本周读到的经文句式——"我内心有____，了知：我内心有____。"把今天最明显的一种心放进去（有贪／有嗔／昏沉／散乱／疑都可以），说完就睡。只命名，不分析。</w:t>
       </w:r>
     </w:p>
     <w:p>
       <w:pPr>
-        <w:ind w:left="340"/>
-      </w:pPr>
-      <w:r>
-        <w:rPr>
-          <w:color w:val="1F3864"/>
-          <w:sz w:val="21"/>
-        </w:rPr>
-        <w:t xml:space="preserve">• </w:t>
-      </w:r>
+        <w:pStyle w:val="ListBullet"/>
+      </w:pPr>
       <w:r>
         <w:rPr>
           <w:b/>
-          <w:sz w:val="21"/>
         </w:rPr>
         <w:t>门框练习</w:t>
       </w:r>
       <w:r>
         <w:rPr>
-          <w:sz w:val="21"/>
+          <w:b w:val="0"/>
         </w:rPr>
         <w:t>：把"看一眼心"挂在三个门框上——出门、进门、卧室门。每次经过就在心里问一句："现在心里是什么？"答案是什么都不重要，问这个动作本身就是念。</w:t>
       </w:r>
     </w:p>
     <w:p>
-      <w:pPr>
-        <w:spacing w:before="120" w:after="80"/>
-      </w:pPr>
-      <w:r>
-        <w:rPr>
-          <w:rFonts w:ascii="Microsoft YaHei" w:hAnsi="Microsoft YaHei" w:eastAsia="Microsoft YaHei"/>
+      <w:r>
+        <w:rPr>
           <w:b/>
           <w:color w:val="1F3864"/>
-          <w:sz w:val="25"/>
+          <w:sz w:val="23"/>
         </w:rPr>
         <w:t>扩展四：延伸素材</w:t>
       </w:r>
     </w:p>
     <w:p>
       <w:pPr>
-        <w:ind w:left="340"/>
-      </w:pPr>
-      <w:r>
-        <w:rPr>
-          <w:color w:val="1F3864"/>
-          <w:sz w:val="21"/>
-        </w:rPr>
-        <w:t xml:space="preserve">• </w:t>
-      </w:r>
+        <w:pStyle w:val="ListBullet"/>
+      </w:pPr>
       <w:r>
         <w:rPr>
           <w:b/>
-          <w:sz w:val="21"/>
         </w:rPr>
         <w:t>常见提问速答</w:t>
       </w:r>
       <w:r>
         <w:rPr>
-          <w:sz w:val="21"/>
+          <w:b w:val="0"/>
         </w:rPr>
         <w:t>：若有人问"观心是不是要懂阿毗达摩才能修"——尊者说"大部分人还没有到达这个水平"，读书会定位是共学与体验，先学会"看一眼自己的心"；名法、心路这些术语，读几周自然就熟了。若有人问"我是不是钝根见行人"——那是对一类习惯的描述，不是给任何人贴的标签；尊者也说了，知见强的人学习能力也强，这本身是优点，只是要补上"回头看自己的心"这一课。若有人问"为什么不直接从心入手"——原文讲先色后名是佛陀大部分时间里教导的次第；"心比库"那样的特例需要宿世巴拉密，我们老实走次第。若有人问"五盖是什么"——本周只见了"欲贪盖"一面，第3—4周整两讲都是它。</w:t>
       </w:r>
     </w:p>
     <w:p>
       <w:pPr>
-        <w:ind w:left="340"/>
-      </w:pPr>
-      <w:r>
-        <w:rPr>
-          <w:color w:val="1F3864"/>
-          <w:sz w:val="21"/>
-        </w:rPr>
-        <w:t xml:space="preserve">• </w:t>
-      </w:r>
+        <w:pStyle w:val="ListBullet"/>
+      </w:pPr>
       <w:r>
         <w:rPr>
           <w:b/>
-          <w:sz w:val="21"/>
         </w:rPr>
         <w:t>若有人问"受念处和心念处会不会重复"</w:t>
       </w:r>
       <w:r>
         <w:rPr>
-          <w:sz w:val="21"/>
+          <w:b w:val="0"/>
         </w:rPr>
         <w:t>——分工不同：受念处从"受"这个明显的目标入手，心念处直接看着"能知的心"；原文说三者只是入手处不同，观到底都是名法、名法之因及其无常苦无我。</w:t>
       </w:r>
     </w:p>
     <w:p>
       <w:pPr>
-        <w:ind w:left="340"/>
-      </w:pPr>
-      <w:r>
-        <w:rPr>
-          <w:color w:val="1F3864"/>
-          <w:sz w:val="21"/>
-        </w:rPr>
-        <w:t xml:space="preserve">• </w:t>
-      </w:r>
+        <w:pStyle w:val="ListBullet"/>
+      </w:pPr>
       <w:r>
         <w:rPr>
           <w:b/>
-          <w:sz w:val="21"/>
         </w:rPr>
         <w:t>与读书会06的衔接</w:t>
       </w:r>
       <w:r>
         <w:rPr>
-          <w:sz w:val="21"/>
+          <w:b w:val="0"/>
         </w:rPr>
         <w:t>：若组内多人参加过上一季（身念处＋受念处），可以请一位贤友用一分钟带大家回顾"上一季走到哪里"；若全是新朋友，就说："上一季的结论已经在今天的原文里了——感受明显，所以从受入手；佛陀定的次第是先色后名"，不必补课。</w:t>
       </w:r>
     </w:p>
     <w:p>
       <w:pPr>
-        <w:ind w:left="340"/>
-      </w:pPr>
-      <w:r>
-        <w:rPr>
-          <w:color w:val="1F3864"/>
-          <w:sz w:val="21"/>
-        </w:rPr>
-        <w:t xml:space="preserve">• </w:t>
-      </w:r>
+        <w:pStyle w:val="ListBullet"/>
+      </w:pPr>
       <w:r>
         <w:rPr>
           <w:b/>
-          <w:sz w:val="21"/>
         </w:rPr>
         <w:t>与第2周的衔接</w:t>
       </w:r>
       <w:r>
         <w:rPr>
-          <w:sz w:val="21"/>
+          <w:b w:val="0"/>
         </w:rPr>
         <w:t>：本周拿到了"十六种世间心"的地图（有贪/离贪、有嗔/离嗔、有痴/离痴、怠惰/散乱、广大/不广大、有上/无上、专一/不专一、解脱/未解脱），下周"心念处——十六种心的观照"逐对走进去。若时间富余，可以请大家从八对里挑一对"最有画面感"的，下周开场用。</w:t>
       </w:r>
     </w:p>
     <w:p>
-      <w:pPr>
-        <w:spacing w:before="120" w:after="80"/>
-      </w:pPr>
-      <w:r>
-        <w:rPr>
-          <w:rFonts w:ascii="Microsoft YaHei" w:hAnsi="Microsoft YaHei" w:eastAsia="Microsoft YaHei"/>
+      <w:r>
+        <w:rPr>
           <w:b/>
           <w:color w:val="1F3864"/>
-          <w:sz w:val="25"/>
+          <w:sz w:val="23"/>
         </w:rPr>
         <w:t>扩展五：本季八周地图（主持人备用，时间富余时用2分钟带大家看一眼）</w:t>
       </w:r>
     </w:p>
     <w:p>
       <w:pPr>
-        <w:ind w:left="340"/>
+        <w:pStyle w:val="ListNumber"/>
       </w:pPr>
       <w:r>
         <w:rPr>
           <w:b/>
-          <w:sz w:val="21"/>
-        </w:rPr>
-        <w:t xml:space="preserve">1. </w:t>
-      </w:r>
-      <w:r>
-        <w:rPr>
-          <w:b/>
-          <w:sz w:val="21"/>
         </w:rPr>
         <w:t>第1周（本周）</w:t>
       </w:r>
       <w:r>
         <w:rPr>
-          <w:sz w:val="21"/>
+          <w:b w:val="0"/>
         </w:rPr>
         <w:t>：前情回顾与心念处总说——名业处三种入手、十六种心地图；</w:t>
       </w:r>
     </w:p>
     <w:p>
       <w:pPr>
-        <w:ind w:left="340"/>
+        <w:pStyle w:val="ListNumber"/>
       </w:pPr>
       <w:r>
         <w:rPr>
           <w:b/>
-          <w:sz w:val="21"/>
-        </w:rPr>
-        <w:t xml:space="preserve">2. </w:t>
-      </w:r>
-      <w:r>
-        <w:rPr>
-          <w:b/>
-          <w:sz w:val="21"/>
         </w:rPr>
         <w:t>第2周</w:t>
       </w:r>
       <w:r>
         <w:rPr>
-          <w:sz w:val="21"/>
+          <w:b w:val="0"/>
         </w:rPr>
         <w:t>：心念处——十六种心的观照（八对16心、如实知见）；</w:t>
       </w:r>
     </w:p>
     <w:p>
       <w:pPr>
-        <w:ind w:left="340"/>
+        <w:pStyle w:val="ListNumber"/>
       </w:pPr>
       <w:r>
         <w:rPr>
           <w:b/>
-          <w:sz w:val="21"/>
-        </w:rPr>
-        <w:t xml:space="preserve">3. </w:t>
-      </w:r>
-      <w:r>
-        <w:rPr>
-          <w:b/>
-          <w:sz w:val="21"/>
         </w:rPr>
         <w:t>第3周</w:t>
       </w:r>
       <w:r>
         <w:rPr>
-          <w:sz w:val="21"/>
+          <w:b w:val="0"/>
         </w:rPr>
         <w:t>：法念处（一）——五盖详析（五盖定义与成因）；</w:t>
       </w:r>
     </w:p>
     <w:p>
       <w:pPr>
-        <w:ind w:left="340"/>
+        <w:pStyle w:val="ListNumber"/>
       </w:pPr>
       <w:r>
         <w:rPr>
           <w:b/>
-          <w:sz w:val="21"/>
-        </w:rPr>
-        <w:t xml:space="preserve">4. </w:t>
-      </w:r>
-      <w:r>
-        <w:rPr>
-          <w:b/>
-          <w:sz w:val="21"/>
         </w:rPr>
         <w:t>第4周</w:t>
       </w:r>
       <w:r>
         <w:rPr>
-          <w:sz w:val="21"/>
+          <w:b w:val="0"/>
         </w:rPr>
         <w:t>：法念处（二）——五盖的实修对治（六种灭嗔法等）；</w:t>
       </w:r>
     </w:p>
     <w:p>
       <w:pPr>
-        <w:ind w:left="340"/>
+        <w:pStyle w:val="ListNumber"/>
       </w:pPr>
       <w:r>
         <w:rPr>
           <w:b/>
-          <w:sz w:val="21"/>
-        </w:rPr>
-        <w:t xml:space="preserve">5. </w:t>
-      </w:r>
-      <w:r>
-        <w:rPr>
-          <w:b/>
-          <w:sz w:val="21"/>
         </w:rPr>
         <w:t>第5周</w:t>
       </w:r>
       <w:r>
         <w:rPr>
-          <w:sz w:val="21"/>
+          <w:b w:val="0"/>
         </w:rPr>
         <w:t>：法念处（三）——七觉支（上）（念、择法、精进、喜）；</w:t>
       </w:r>
     </w:p>
     <w:p>
       <w:pPr>
-        <w:ind w:left="340"/>
+        <w:pStyle w:val="ListNumber"/>
       </w:pPr>
       <w:r>
         <w:rPr>
           <w:b/>
-          <w:sz w:val="21"/>
-        </w:rPr>
-        <w:t xml:space="preserve">6. </w:t>
-      </w:r>
-      <w:r>
-        <w:rPr>
-          <w:b/>
-          <w:sz w:val="21"/>
         </w:rPr>
         <w:t>第6周</w:t>
       </w:r>
       <w:r>
         <w:rPr>
-          <w:sz w:val="21"/>
+          <w:b w:val="0"/>
         </w:rPr>
         <w:t>：法念处（四）——七觉支（下）（轻安、定、舍＋平衡五根）；</w:t>
       </w:r>
     </w:p>
     <w:p>
       <w:pPr>
-        <w:ind w:left="340"/>
+        <w:pStyle w:val="ListNumber"/>
       </w:pPr>
       <w:r>
         <w:rPr>
           <w:b/>
-          <w:sz w:val="21"/>
-        </w:rPr>
-        <w:t xml:space="preserve">7. </w:t>
-      </w:r>
-      <w:r>
-        <w:rPr>
-          <w:b/>
-          <w:sz w:val="21"/>
         </w:rPr>
         <w:t>第7周</w:t>
       </w:r>
       <w:r>
         <w:rPr>
-          <w:sz w:val="21"/>
+          <w:b w:val="0"/>
         </w:rPr>
         <w:t>：法念处（五）——五取蕴与十二处（名色法）；</w:t>
       </w:r>
     </w:p>
     <w:p>
       <w:pPr>
-        <w:ind w:left="340"/>
+        <w:pStyle w:val="ListNumber"/>
       </w:pPr>
       <w:r>
         <w:rPr>
           <w:b/>
-          <w:sz w:val="21"/>
-        </w:rPr>
-        <w:t xml:space="preserve">8. </w:t>
-      </w:r>
-      <w:r>
-        <w:rPr>
-          <w:b/>
-          <w:sz w:val="21"/>
         </w:rPr>
         <w:t>第8周</w:t>
       </w:r>
       <w:r>
         <w:rPr>
-          <w:sz w:val="21"/>
+          <w:b w:val="0"/>
         </w:rPr>
         <w:t>：四圣谛与四念处整合实修（整体框架、根性选择、回向）。</w:t>
       </w:r>
     </w:p>
     <w:p>
       <w:pPr>
-        <w:spacing w:before="40" w:after="80"/>
-        <w:ind w:left="283"/>
-        <w:shd w:val="clear" w:color="auto" w:fill="EEF2F8"/>
+        <w:ind w:left="170"/>
         <w:pBdr>
-          <w:left w:val="single" w:sz="20" w:space="6" w:color="1F3864"/>
+          <w:left w:val="single" w:sz="18" w:space="4" w:color="1F3864"/>
         </w:pBdr>
-      </w:pPr>
-      <w:r>
-        <w:rPr>
-          <w:sz w:val="20"/>
+        <w:shd w:val="clear" w:fill="F2F5FA"/>
+      </w:pPr>
+      <w:r>
+        <w:rPr>
+          <w:b w:val="0"/>
         </w:rPr>
         <w:t>一句话看全局：心念处看"心"，法念处看"心里的营运机制"——两条线最后在四圣谛汇合。本周和下周都在"心"这条线上。</w:t>
       </w:r>
     </w:p>
     <w:p>
-      <w:pPr>
-        <w:spacing w:before="120" w:after="80"/>
-      </w:pPr>
-      <w:r>
-        <w:rPr>
-          <w:rFonts w:ascii="Microsoft YaHei" w:hAnsi="Microsoft YaHei" w:eastAsia="Microsoft YaHei"/>
+      <w:r>
+        <w:rPr>
           <w:b/>
           <w:color w:val="1F3864"/>
-          <w:sz w:val="25"/>
+          <w:sz w:val="23"/>
         </w:rPr>
         <w:t>扩展六：主持人名词速查卡（自己看，不必念）</w:t>
       </w:r>
@@ -4410,7 +4322,6 @@
       <w:tblPr>
         <w:tblStyle w:val="TableGrid"/>
         <w:tblW w:type="auto" w:w="0"/>
-        <w:jc w:val="center"/>
         <w:tblLook w:firstColumn="1" w:firstRow="1" w:lastColumn="0" w:lastRow="0" w:noHBand="0" w:noVBand="1" w:val="04A0"/>
       </w:tblPr>
       <w:tblGrid>
@@ -4421,17 +4332,20 @@
         <w:tc>
           <w:tcPr>
             <w:tcW w:type="dxa" w:w="4819"/>
-            <w:shd w:val="clear" w:color="auto" w:fill="1F3864"/>
+            <w:shd w:val="clear" w:fill="1F3864"/>
           </w:tcPr>
           <w:p>
-            <w:pPr>
-              <w:spacing w:after="20"/>
-            </w:pPr>
             <w:r>
               <w:rPr>
-                <w:b/>
                 <w:color w:val="FFFFFF"/>
-                <w:sz w:val="19"/>
+                <w:sz w:val="18"/>
+              </w:rPr>
+            </w:r>
+            <w:r>
+              <w:rPr>
+                <w:b w:val="0"/>
+                <w:color w:val="FFFFFF"/>
+                <w:sz w:val="18"/>
               </w:rPr>
               <w:t>名词</w:t>
             </w:r>
@@ -4440,17 +4354,20 @@
         <w:tc>
           <w:tcPr>
             <w:tcW w:type="dxa" w:w="4819"/>
-            <w:shd w:val="clear" w:color="auto" w:fill="1F3864"/>
+            <w:shd w:val="clear" w:fill="1F3864"/>
           </w:tcPr>
           <w:p>
-            <w:pPr>
-              <w:spacing w:after="20"/>
-            </w:pPr>
             <w:r>
               <w:rPr>
-                <w:b/>
                 <w:color w:val="FFFFFF"/>
-                <w:sz w:val="19"/>
+                <w:sz w:val="18"/>
+              </w:rPr>
+            </w:r>
+            <w:r>
+              <w:rPr>
+                <w:b w:val="0"/>
+                <w:color w:val="FFFFFF"/>
+                <w:sz w:val="18"/>
               </w:rPr>
               <w:t>一句话解释（依本周原文）</w:t>
             </w:r>
@@ -4463,12 +4380,15 @@
             <w:tcW w:type="dxa" w:w="4819"/>
           </w:tcPr>
           <w:p>
-            <w:pPr>
-              <w:spacing w:after="20"/>
-            </w:pPr>
             <w:r>
               <w:rPr>
-                <w:sz w:val="19"/>
+                <w:sz w:val="18"/>
+              </w:rPr>
+            </w:r>
+            <w:r>
+              <w:rPr>
+                <w:b w:val="0"/>
+                <w:sz w:val="18"/>
               </w:rPr>
               <w:t>名业处</w:t>
             </w:r>
@@ -4479,12 +4399,15 @@
             <w:tcW w:type="dxa" w:w="4819"/>
           </w:tcPr>
           <w:p>
-            <w:pPr>
-              <w:spacing w:after="20"/>
-            </w:pPr>
             <w:r>
               <w:rPr>
-                <w:sz w:val="19"/>
+                <w:sz w:val="18"/>
+              </w:rPr>
+            </w:r>
+            <w:r>
+              <w:rPr>
+                <w:b w:val="0"/>
+                <w:sz w:val="18"/>
               </w:rPr>
               <w:t>观照名法（心与心所）的业处；三种入手：先观触＝法念处、先观受＝受念处、先观识＝心念处</w:t>
             </w:r>
@@ -4495,15 +4418,18 @@
         <w:tc>
           <w:tcPr>
             <w:tcW w:type="dxa" w:w="4819"/>
-            <w:shd w:val="clear" w:color="auto" w:fill="F2F2F2"/>
+            <w:shd w:val="clear" w:fill="F2F5FA"/>
           </w:tcPr>
           <w:p>
-            <w:pPr>
-              <w:spacing w:after="20"/>
-            </w:pPr>
             <w:r>
               <w:rPr>
-                <w:sz w:val="19"/>
+                <w:sz w:val="18"/>
+              </w:rPr>
+            </w:r>
+            <w:r>
+              <w:rPr>
+                <w:b w:val="0"/>
+                <w:sz w:val="18"/>
               </w:rPr>
               <w:t>心念处</w:t>
             </w:r>
@@ -4512,15 +4438,18 @@
         <w:tc>
           <w:tcPr>
             <w:tcW w:type="dxa" w:w="4819"/>
-            <w:shd w:val="clear" w:color="auto" w:fill="F2F2F2"/>
+            <w:shd w:val="clear" w:fill="F2F5FA"/>
           </w:tcPr>
           <w:p>
-            <w:pPr>
-              <w:spacing w:after="20"/>
-            </w:pPr>
             <w:r>
               <w:rPr>
-                <w:sz w:val="19"/>
+                <w:sz w:val="18"/>
+              </w:rPr>
+            </w:r>
+            <w:r>
+              <w:rPr>
+                <w:b w:val="0"/>
+                <w:sz w:val="18"/>
               </w:rPr>
               <w:t>先观照识，并观照与心识一起生起的相应名法</w:t>
             </w:r>
@@ -4533,12 +4462,15 @@
             <w:tcW w:type="dxa" w:w="4819"/>
           </w:tcPr>
           <w:p>
-            <w:pPr>
-              <w:spacing w:after="20"/>
-            </w:pPr>
             <w:r>
               <w:rPr>
-                <w:sz w:val="19"/>
+                <w:sz w:val="18"/>
+              </w:rPr>
+            </w:r>
+            <w:r>
+              <w:rPr>
+                <w:b w:val="0"/>
+                <w:sz w:val="18"/>
               </w:rPr>
               <w:t>十六种世间心</w:t>
             </w:r>
@@ -4549,12 +4481,15 @@
             <w:tcW w:type="dxa" w:w="4819"/>
           </w:tcPr>
           <w:p>
-            <w:pPr>
-              <w:spacing w:after="20"/>
-            </w:pPr>
             <w:r>
               <w:rPr>
-                <w:sz w:val="19"/>
+                <w:sz w:val="18"/>
+              </w:rPr>
+            </w:r>
+            <w:r>
+              <w:rPr>
+                <w:b w:val="0"/>
+                <w:sz w:val="18"/>
               </w:rPr>
               <w:t>八对：有贪/离贪、有嗔/离嗔、有痴/离痴、怠惰（昏沉）/散乱、广大/不广大、有上/无上、专一/不专一、解脱/未解脱</w:t>
             </w:r>
@@ -4565,15 +4500,18 @@
         <w:tc>
           <w:tcPr>
             <w:tcW w:type="dxa" w:w="4819"/>
-            <w:shd w:val="clear" w:color="auto" w:fill="F2F2F2"/>
+            <w:shd w:val="clear" w:fill="F2F5FA"/>
           </w:tcPr>
           <w:p>
-            <w:pPr>
-              <w:spacing w:after="20"/>
-            </w:pPr>
             <w:r>
               <w:rPr>
-                <w:sz w:val="19"/>
+                <w:sz w:val="18"/>
+              </w:rPr>
+            </w:r>
+            <w:r>
+              <w:rPr>
+                <w:b w:val="0"/>
+                <w:sz w:val="18"/>
               </w:rPr>
               <w:t>心路过程心</w:t>
             </w:r>
@@ -4582,15 +4520,18 @@
         <w:tc>
           <w:tcPr>
             <w:tcW w:type="dxa" w:w="4819"/>
-            <w:shd w:val="clear" w:color="auto" w:fill="F2F2F2"/>
+            <w:shd w:val="clear" w:fill="F2F5FA"/>
           </w:tcPr>
           <w:p>
-            <w:pPr>
-              <w:spacing w:after="20"/>
-            </w:pPr>
             <w:r>
               <w:rPr>
-                <w:sz w:val="19"/>
+                <w:sz w:val="18"/>
+              </w:rPr>
+            </w:r>
+            <w:r>
+              <w:rPr>
+                <w:b w:val="0"/>
+                <w:sz w:val="18"/>
               </w:rPr>
               <w:t>心活跃状态时按一定次序生起的心（分六门，各取各自目标）</w:t>
             </w:r>
@@ -4603,12 +4544,15 @@
             <w:tcW w:type="dxa" w:w="4819"/>
           </w:tcPr>
           <w:p>
-            <w:pPr>
-              <w:spacing w:after="20"/>
-            </w:pPr>
             <w:r>
               <w:rPr>
-                <w:sz w:val="19"/>
+                <w:sz w:val="18"/>
+              </w:rPr>
+            </w:r>
+            <w:r>
+              <w:rPr>
+                <w:b w:val="0"/>
+                <w:sz w:val="18"/>
               </w:rPr>
               <w:t>离心路过程心</w:t>
             </w:r>
@@ -4619,12 +4563,15 @@
             <w:tcW w:type="dxa" w:w="4819"/>
           </w:tcPr>
           <w:p>
-            <w:pPr>
-              <w:spacing w:after="20"/>
-            </w:pPr>
             <w:r>
               <w:rPr>
-                <w:sz w:val="19"/>
+                <w:sz w:val="18"/>
+              </w:rPr>
+            </w:r>
+            <w:r>
+              <w:rPr>
+                <w:b w:val="0"/>
+                <w:sz w:val="18"/>
               </w:rPr>
               <w:t>心不活跃时的心，如无梦熟睡、禅修落入有分</w:t>
             </w:r>
@@ -4635,15 +4582,18 @@
         <w:tc>
           <w:tcPr>
             <w:tcW w:type="dxa" w:w="4819"/>
-            <w:shd w:val="clear" w:color="auto" w:fill="F2F2F2"/>
+            <w:shd w:val="clear" w:fill="F2F5FA"/>
           </w:tcPr>
           <w:p>
-            <w:pPr>
-              <w:spacing w:after="20"/>
-            </w:pPr>
             <w:r>
               <w:rPr>
-                <w:sz w:val="19"/>
+                <w:sz w:val="18"/>
+              </w:rPr>
+            </w:r>
+            <w:r>
+              <w:rPr>
+                <w:b w:val="0"/>
+                <w:sz w:val="18"/>
               </w:rPr>
               <w:t>有分</w:t>
             </w:r>
@@ -4652,15 +4602,18 @@
         <w:tc>
           <w:tcPr>
             <w:tcW w:type="dxa" w:w="4819"/>
-            <w:shd w:val="clear" w:color="auto" w:fill="F2F2F2"/>
+            <w:shd w:val="clear" w:fill="F2F5FA"/>
           </w:tcPr>
           <w:p>
-            <w:pPr>
-              <w:spacing w:after="20"/>
-            </w:pPr>
             <w:r>
               <w:rPr>
-                <w:sz w:val="19"/>
+                <w:sz w:val="18"/>
+              </w:rPr>
+            </w:r>
+            <w:r>
+              <w:rPr>
+                <w:b w:val="0"/>
+                <w:sz w:val="18"/>
               </w:rPr>
               <w:t>心路之间的"间隔之心"；熟睡无梦、坐中"掉进去什么都不知道"即落入有分</w:t>
             </w:r>
@@ -4673,12 +4626,15 @@
             <w:tcW w:type="dxa" w:w="4819"/>
           </w:tcPr>
           <w:p>
-            <w:pPr>
-              <w:spacing w:after="20"/>
-            </w:pPr>
             <w:r>
               <w:rPr>
-                <w:sz w:val="19"/>
+                <w:sz w:val="18"/>
+              </w:rPr>
+            </w:r>
+            <w:r>
+              <w:rPr>
+                <w:b w:val="0"/>
+                <w:sz w:val="18"/>
               </w:rPr>
               <w:t>先色后名</w:t>
             </w:r>
@@ -4689,12 +4645,15 @@
             <w:tcW w:type="dxa" w:w="4819"/>
           </w:tcPr>
           <w:p>
-            <w:pPr>
-              <w:spacing w:after="20"/>
-            </w:pPr>
             <w:r>
               <w:rPr>
-                <w:sz w:val="19"/>
+                <w:sz w:val="18"/>
+              </w:rPr>
+            </w:r>
+            <w:r>
+              <w:rPr>
+                <w:b w:val="0"/>
+                <w:sz w:val="18"/>
               </w:rPr>
               <w:t>修心念处前先观究竟色法，四步骤：色法→名法→名色分别→无常苦无我</w:t>
             </w:r>
@@ -4705,15 +4664,18 @@
         <w:tc>
           <w:tcPr>
             <w:tcW w:type="dxa" w:w="4819"/>
-            <w:shd w:val="clear" w:color="auto" w:fill="F2F2F2"/>
+            <w:shd w:val="clear" w:fill="F2F5FA"/>
           </w:tcPr>
           <w:p>
-            <w:pPr>
-              <w:spacing w:after="20"/>
-            </w:pPr>
             <w:r>
               <w:rPr>
-                <w:sz w:val="19"/>
+                <w:sz w:val="18"/>
+              </w:rPr>
+            </w:r>
+            <w:r>
+              <w:rPr>
+                <w:b w:val="0"/>
+                <w:sz w:val="18"/>
               </w:rPr>
               <w:t>巴拉密</w:t>
             </w:r>
@@ -4722,15 +4684,18 @@
         <w:tc>
           <w:tcPr>
             <w:tcW w:type="dxa" w:w="4819"/>
-            <w:shd w:val="clear" w:color="auto" w:fill="F2F2F2"/>
+            <w:shd w:val="clear" w:fill="F2F5FA"/>
           </w:tcPr>
           <w:p>
-            <w:pPr>
-              <w:spacing w:after="20"/>
-            </w:pPr>
             <w:r>
               <w:rPr>
-                <w:sz w:val="19"/>
+                <w:sz w:val="18"/>
+              </w:rPr>
+            </w:r>
+            <w:r>
+              <w:rPr>
+                <w:b w:val="0"/>
+                <w:sz w:val="18"/>
               </w:rPr>
               <w:t>过去世积累的福德智慧资粮；"心比库"能直观心，靠的是宿世巴拉密</w:t>
             </w:r>
@@ -4743,12 +4708,15 @@
             <w:tcW w:type="dxa" w:w="4819"/>
           </w:tcPr>
           <w:p>
-            <w:pPr>
-              <w:spacing w:after="20"/>
-            </w:pPr>
             <w:r>
               <w:rPr>
-                <w:sz w:val="19"/>
+                <w:sz w:val="18"/>
+              </w:rPr>
+            </w:r>
+            <w:r>
+              <w:rPr>
+                <w:b w:val="0"/>
+                <w:sz w:val="18"/>
               </w:rPr>
               <w:t>五盖</w:t>
             </w:r>
@@ -4759,12 +4727,15 @@
             <w:tcW w:type="dxa" w:w="4819"/>
           </w:tcPr>
           <w:p>
-            <w:pPr>
-              <w:spacing w:after="20"/>
-            </w:pPr>
             <w:r>
               <w:rPr>
-                <w:sz w:val="19"/>
+                <w:sz w:val="18"/>
+              </w:rPr>
+            </w:r>
+            <w:r>
+              <w:rPr>
+                <w:b w:val="0"/>
+                <w:sz w:val="18"/>
               </w:rPr>
               <w:t>欲贪、嗔恚、昏沉睡眠、掉举追悔、疑——把心盖住、无力行善惯性力量</w:t>
             </w:r>
@@ -4775,15 +4746,18 @@
         <w:tc>
           <w:tcPr>
             <w:tcW w:type="dxa" w:w="4819"/>
-            <w:shd w:val="clear" w:color="auto" w:fill="F2F2F2"/>
+            <w:shd w:val="clear" w:fill="F2F5FA"/>
           </w:tcPr>
           <w:p>
-            <w:pPr>
-              <w:spacing w:after="20"/>
-            </w:pPr>
             <w:r>
               <w:rPr>
-                <w:sz w:val="19"/>
+                <w:sz w:val="18"/>
+              </w:rPr>
+            </w:r>
+            <w:r>
+              <w:rPr>
+                <w:b w:val="0"/>
+                <w:sz w:val="18"/>
               </w:rPr>
               <w:t>不如理作意</w:t>
             </w:r>
@@ -4792,15 +4766,18 @@
         <w:tc>
           <w:tcPr>
             <w:tcW w:type="dxa" w:w="4819"/>
-            <w:shd w:val="clear" w:color="auto" w:fill="F2F2F2"/>
+            <w:shd w:val="clear" w:fill="F2F5FA"/>
           </w:tcPr>
           <w:p>
-            <w:pPr>
-              <w:spacing w:after="20"/>
-            </w:pPr>
             <w:r>
               <w:rPr>
-                <w:sz w:val="19"/>
+                <w:sz w:val="18"/>
+              </w:rPr>
+            </w:r>
+            <w:r>
+              <w:rPr>
+                <w:b w:val="0"/>
+                <w:sz w:val="18"/>
               </w:rPr>
               <w:t>以无常为常、以苦为乐、以无我为我、以不净为净的"错误作业"</w:t>
             </w:r>
@@ -4809,654 +4786,447 @@
       </w:tr>
     </w:tbl>
     <w:p>
-      <w:pPr>
-        <w:spacing w:before="160" w:after="80"/>
-      </w:pPr>
-      <w:r>
-        <w:rPr>
-          <w:rFonts w:ascii="Microsoft YaHei" w:hAnsi="Microsoft YaHei" w:eastAsia="Microsoft YaHei"/>
+      <w:r>
+        <w:rPr>
           <w:b/>
           <w:color w:val="1F3864"/>
-          <w:sz w:val="28"/>
+          <w:sz w:val="26"/>
         </w:rPr>
         <w:t>🔚 收尾与回向（15 min）</w:t>
       </w:r>
     </w:p>
     <w:p>
       <w:pPr>
-        <w:ind w:left="340"/>
+        <w:pStyle w:val="ListNumber"/>
       </w:pPr>
       <w:r>
         <w:rPr>
           <w:b/>
-          <w:sz w:val="21"/>
-        </w:rPr>
-        <w:t xml:space="preserve">1. </w:t>
-      </w:r>
-      <w:r>
-        <w:rPr>
-          <w:b/>
-          <w:sz w:val="21"/>
         </w:rPr>
         <w:t>每人一句话</w:t>
       </w:r>
       <w:r>
         <w:rPr>
-          <w:sz w:val="21"/>
+          <w:b w:val="0"/>
         </w:rPr>
         <w:t>：今天最大的收获是什么？（时间富余时加一问：本周作业"睡前看一眼心"，你打算挑哪个时刻做？）</w:t>
       </w:r>
     </w:p>
     <w:p>
       <w:pPr>
-        <w:ind w:left="340"/>
+        <w:pStyle w:val="ListNumber"/>
       </w:pPr>
       <w:r>
         <w:rPr>
           <w:b/>
-          <w:sz w:val="21"/>
-        </w:rPr>
-        <w:t xml:space="preserve">2. </w:t>
-      </w:r>
-      <w:r>
-        <w:rPr>
-          <w:b/>
-          <w:sz w:val="21"/>
         </w:rPr>
         <w:t>下周预告</w:t>
       </w:r>
       <w:r>
         <w:rPr>
-          <w:sz w:val="21"/>
+          <w:b w:val="0"/>
         </w:rPr>
         <w:t>：下周我们正式走进"心念处——十六种心的观照"：把今天这张地图上八对十六种世间心（有贪/离贪、有嗔/离嗔、有痴/离痴、怠惰/散乱、广大/不广大、有上/无上、专一/不专一、解脱/未解脱）一对一对地认识，学习在生活中"如实知见"自己的心——不如理作意是怎么把心带偏的，看清楚了又怎么转回来。今天只要记住地图的样子，下周开始逐站走进去。本周的原文下两周还会不断回头引用——第一遍读不顺没关系，地图印进脑子里就行。到时候不用带任何东西，只需要带一颗"愿意看自己一眼"的心。</w:t>
       </w:r>
     </w:p>
     <w:p>
       <w:pPr>
-        <w:ind w:left="340"/>
+        <w:pStyle w:val="ListNumber"/>
       </w:pPr>
       <w:r>
         <w:rPr>
           <w:b/>
-          <w:sz w:val="21"/>
-        </w:rPr>
-        <w:t xml:space="preserve">3. </w:t>
-      </w:r>
-      <w:r>
-        <w:rPr>
-          <w:b/>
-          <w:sz w:val="21"/>
         </w:rPr>
         <w:t>本周作业</w:t>
       </w:r>
       <w:r>
         <w:rPr>
-          <w:sz w:val="21"/>
+          <w:b w:val="0"/>
         </w:rPr>
         <w:t>：</w:t>
       </w:r>
     </w:p>
     <w:p>
-      <w:pPr>
-        <w:ind w:left="340"/>
-      </w:pPr>
-      <w:r>
-        <w:rPr>
-          <w:color w:val="1F3864"/>
-          <w:sz w:val="21"/>
-        </w:rPr>
-        <w:t xml:space="preserve">• </w:t>
-      </w:r>
-      <w:r>
-        <w:rPr>
-          <w:sz w:val="21"/>
-        </w:rPr>
-        <w:t>每天睡前用2分钟"看一眼今天的心"：挑一个记得住的瞬间（比如不耐烦、想刷手机的那一刻），只记一句"那一刻心里是什么"，不评判、不分析、不改正。</w:t>
+      <w:r>
+        <w:rPr>
+          <w:b w:val="0"/>
+        </w:rPr>
+        <w:t xml:space="preserve">   - 每天睡前用2分钟"看一眼今天的心"：挑一个记得住的瞬间（比如不耐烦、想刷手机的那一刻），只记一句"那一刻心里是什么"，不评判、不分析、不改正。</w:t>
       </w:r>
     </w:p>
     <w:p>
-      <w:pPr>
-        <w:ind w:left="340"/>
-      </w:pPr>
-      <w:r>
-        <w:rPr>
-          <w:color w:val="1F3864"/>
-          <w:sz w:val="21"/>
-        </w:rPr>
-        <w:t xml:space="preserve">• </w:t>
-      </w:r>
-      <w:r>
-        <w:rPr>
-          <w:sz w:val="21"/>
-        </w:rPr>
-        <w:t>小提示：只记录"是什么"，不写"应该是什么"。忘了也没关系——想起来一下，都是好的，慢慢就会越来越多。</w:t>
+      <w:r>
+        <w:rPr>
+          <w:b w:val="0"/>
+        </w:rPr>
+        <w:t xml:space="preserve">   - 小提示：只记录"是什么"，不写"应该是什么"。忘了也没关系——想起来一下，都是好的，慢慢就会越来越多。</w:t>
       </w:r>
     </w:p>
     <w:p>
-      <w:pPr>
-        <w:ind w:left="340"/>
-      </w:pPr>
-      <w:r>
-        <w:rPr>
-          <w:color w:val="1F3864"/>
-          <w:sz w:val="21"/>
-        </w:rPr>
-        <w:t xml:space="preserve">• </w:t>
-      </w:r>
-      <w:r>
-        <w:rPr>
-          <w:sz w:val="21"/>
-        </w:rPr>
-        <w:t>进阶（可选）：把每天记下的那一句话存进手机备忘录，八周结束时回看一遍——你会看到自己心的"天气图"。</w:t>
+      <w:r>
+        <w:rPr>
+          <w:b w:val="0"/>
+        </w:rPr>
+        <w:t xml:space="preserve">   - 进阶（可选）：把每天记下的那一句话存进手机备忘录，八周结束时回看一遍——你会看到自己心的"天气图"。</w:t>
       </w:r>
     </w:p>
     <w:p>
-      <w:pPr>
-        <w:ind w:left="340"/>
-      </w:pPr>
-      <w:r>
-        <w:rPr>
-          <w:color w:val="1F3864"/>
-          <w:sz w:val="21"/>
-        </w:rPr>
-        <w:t xml:space="preserve">• </w:t>
-      </w:r>
-      <w:r>
-        <w:rPr>
-          <w:sz w:val="21"/>
-        </w:rPr>
-        <w:t>小约定：本周作业只记录、不改正——原文说"了知"就够了，改变是后面几周（对治五盖）的事。</w:t>
+      <w:r>
+        <w:rPr>
+          <w:b w:val="0"/>
+        </w:rPr>
+        <w:t xml:space="preserve">   - 小约定：本周作业只记录、不改正——原文说"了知"就够了，改变是后面几周（对治五盖）的事。</w:t>
       </w:r>
     </w:p>
     <w:p>
       <w:pPr>
-        <w:ind w:left="340"/>
+        <w:pStyle w:val="ListNumber"/>
       </w:pPr>
       <w:r>
         <w:rPr>
           <w:b/>
-          <w:sz w:val="21"/>
-        </w:rPr>
-        <w:t xml:space="preserve">4. </w:t>
-      </w:r>
-      <w:r>
-        <w:rPr>
-          <w:b/>
-          <w:sz w:val="21"/>
         </w:rPr>
         <w:t>回向</w:t>
       </w:r>
       <w:r>
         <w:rPr>
-          <w:sz w:val="21"/>
+          <w:b w:val="0"/>
         </w:rPr>
         <w:t>（一起念）：</w:t>
       </w:r>
     </w:p>
     <w:p>
       <w:pPr>
-        <w:spacing w:before="40" w:after="80"/>
-        <w:ind w:left="283"/>
-        <w:shd w:val="clear" w:color="auto" w:fill="EEF2F8"/>
+        <w:ind w:left="170"/>
         <w:pBdr>
-          <w:left w:val="single" w:sz="20" w:space="6" w:color="1F3864"/>
+          <w:left w:val="single" w:sz="18" w:space="4" w:color="1F3864"/>
         </w:pBdr>
+        <w:shd w:val="clear" w:fill="F2F5FA"/>
       </w:pPr>
       <w:r>
         <w:rPr>
           <w:b/>
-          <w:sz w:val="20"/>
         </w:rPr>
         <w:t>愿我此功德，导向诸漏尽！</w:t>
-      </w:r>
-      <w:r>
-        <w:rPr>
-          <w:sz w:val="20"/>
-        </w:rPr>
-        <w:t xml:space="preserve"> </w:t>
-      </w:r>
-      <w:r>
-        <w:rPr>
-          <w:b/>
-          <w:sz w:val="20"/>
-        </w:rPr>
-        <w:t>愿我此功德，为证涅槃缘！</w:t>
-      </w:r>
-      <w:r>
-        <w:rPr>
-          <w:sz w:val="20"/>
-        </w:rPr>
-        <w:t xml:space="preserve"> </w:t>
-      </w:r>
-      <w:r>
-        <w:rPr>
-          <w:b/>
-          <w:sz w:val="20"/>
-        </w:rPr>
-        <w:t>我此功德分，回向诸有情！</w:t>
-      </w:r>
-      <w:r>
-        <w:rPr>
-          <w:sz w:val="20"/>
-        </w:rPr>
-        <w:t xml:space="preserve"> </w:t>
-      </w:r>
-      <w:r>
-        <w:rPr>
-          <w:b/>
-          <w:sz w:val="20"/>
-        </w:rPr>
-        <w:t>愿彼等一切，同得功德分！</w:t>
       </w:r>
     </w:p>
     <w:p>
       <w:pPr>
-        <w:spacing w:before="160" w:after="80"/>
-      </w:pPr>
-      <w:r>
-        <w:rPr>
-          <w:rFonts w:ascii="Microsoft YaHei" w:hAnsi="Microsoft YaHei" w:eastAsia="Microsoft YaHei"/>
+        <w:ind w:left="170"/>
+        <w:pBdr>
+          <w:left w:val="single" w:sz="18" w:space="4" w:color="1F3864"/>
+        </w:pBdr>
+        <w:shd w:val="clear" w:fill="F2F5FA"/>
+      </w:pPr>
+      <w:r>
+        <w:rPr>
+          <w:b/>
+        </w:rPr>
+        <w:t>愿我此功德，为证涅槃缘！</w:t>
+      </w:r>
+    </w:p>
+    <w:p>
+      <w:pPr>
+        <w:ind w:left="170"/>
+        <w:pBdr>
+          <w:left w:val="single" w:sz="18" w:space="4" w:color="1F3864"/>
+        </w:pBdr>
+        <w:shd w:val="clear" w:fill="F2F5FA"/>
+      </w:pPr>
+      <w:r>
+        <w:rPr>
+          <w:b/>
+        </w:rPr>
+        <w:t>我此功德分，回向诸有情！</w:t>
+      </w:r>
+    </w:p>
+    <w:p>
+      <w:pPr>
+        <w:ind w:left="170"/>
+        <w:pBdr>
+          <w:left w:val="single" w:sz="18" w:space="4" w:color="1F3864"/>
+        </w:pBdr>
+        <w:shd w:val="clear" w:fill="F2F5FA"/>
+      </w:pPr>
+      <w:r>
+        <w:rPr>
+          <w:b/>
+        </w:rPr>
+        <w:t>愿彼等一切，同得功德分！</w:t>
+      </w:r>
+    </w:p>
+    <w:p>
+      <w:r>
+        <w:rPr>
           <w:b/>
           <w:color w:val="1F3864"/>
-          <w:sz w:val="28"/>
+          <w:sz w:val="26"/>
         </w:rPr>
         <w:t>📌 本讲主持人特别提醒</w:t>
       </w:r>
     </w:p>
     <w:p>
       <w:pPr>
-        <w:ind w:left="340"/>
-      </w:pPr>
-      <w:r>
-        <w:rPr>
-          <w:color w:val="1F3864"/>
-          <w:sz w:val="21"/>
-        </w:rPr>
-        <w:t xml:space="preserve">• </w:t>
-      </w:r>
+        <w:pStyle w:val="ListBullet"/>
+      </w:pPr>
       <w:r>
         <w:rPr>
           <w:b/>
-          <w:sz w:val="21"/>
         </w:rPr>
         <w:t>系列首周约定</w:t>
       </w:r>
       <w:r>
         <w:rPr>
-          <w:sz w:val="21"/>
+          <w:b w:val="0"/>
         </w:rPr>
         <w:t>：正式开始前先让大家自我介绍（姓名＋是否参加过读书会06或之前各季，一句话即可），并重申两条约定：①不评判任何人的分享；②讨论没有标准答案，原文说了什么比"谁说得对"重要。</w:t>
       </w:r>
     </w:p>
     <w:p>
       <w:pPr>
-        <w:ind w:left="340"/>
-      </w:pPr>
-      <w:r>
-        <w:rPr>
-          <w:color w:val="1F3864"/>
-          <w:sz w:val="21"/>
-        </w:rPr>
-        <w:t xml:space="preserve">• </w:t>
-      </w:r>
+        <w:pStyle w:val="ListBullet"/>
+      </w:pPr>
       <w:r>
         <w:rPr>
           <w:b/>
-          <w:sz w:val="21"/>
         </w:rPr>
         <w:t>观心不是自我批判（本周最重要的一条）</w:t>
       </w:r>
       <w:r>
         <w:rPr>
-          <w:sz w:val="21"/>
+          <w:b w:val="0"/>
         </w:rPr>
         <w:t>：观心练习是"以旁观者的好奇心观察"，不是给自己打分、贴标签、下诊断。看到"有贪心""散乱心""怠惰心"，只说"哦，我看到了"，不评判、不追责、不挖根源；分享以自愿为限，谁都可以只说"我听了，想带走一句话"；禅修练习结束时一定以慈心收尾（引导词已内置），主持人不要省略那一段。</w:t>
       </w:r>
     </w:p>
     <w:p>
       <w:pPr>
-        <w:ind w:left="340"/>
-      </w:pPr>
-      <w:r>
-        <w:rPr>
-          <w:color w:val="1F3864"/>
-          <w:sz w:val="21"/>
-        </w:rPr>
-        <w:t xml:space="preserve">• </w:t>
-      </w:r>
+        <w:pStyle w:val="ListBullet"/>
+      </w:pPr>
       <w:r>
         <w:rPr>
           <w:b/>
-          <w:sz w:val="21"/>
         </w:rPr>
         <w:t>不贴标签、不给诊断式解释</w:t>
       </w:r>
       <w:r>
         <w:rPr>
-          <w:sz w:val="21"/>
+          <w:b w:val="0"/>
         </w:rPr>
         <w:t>：有人把"怠惰心、散乱心、有贪心、钝根见行人"当成给自己或家人的"定性结论"时，温和拉回："这是对当下这一颗心的命名，不是对这个人下定义。"也不提供任何心理学诊断式解释，不替任何人分析心理问题。</w:t>
       </w:r>
     </w:p>
     <w:p>
       <w:pPr>
-        <w:ind w:left="340"/>
-      </w:pPr>
-      <w:r>
-        <w:rPr>
-          <w:color w:val="1F3864"/>
-          <w:sz w:val="21"/>
-        </w:rPr>
-        <w:t xml:space="preserve">• </w:t>
-      </w:r>
+        <w:pStyle w:val="ListBullet"/>
+      </w:pPr>
       <w:r>
         <w:rPr>
           <w:b/>
-          <w:sz w:val="21"/>
         </w:rPr>
         <w:t>受念处回顾的分寸（查重边界）</w:t>
       </w:r>
       <w:r>
         <w:rPr>
-          <w:sz w:val="21"/>
+          <w:b w:val="0"/>
         </w:rPr>
         <w:t>：本周只条目化回顾"九种受"的经文与《注疏》"三问"；完整的受念处修习（六种受、当培育的受、于身体的苦受修习受随观等）详见读书会06，不展开。若有人问"受念处到底怎么修"，回答："读书会06有完整一讲，本周先把'从受到心'这一步走通。"</w:t>
       </w:r>
     </w:p>
     <w:p>
       <w:pPr>
-        <w:ind w:left="340"/>
-      </w:pPr>
-      <w:r>
-        <w:rPr>
-          <w:color w:val="1F3864"/>
-          <w:sz w:val="21"/>
-        </w:rPr>
-        <w:t xml:space="preserve">• </w:t>
-      </w:r>
+        <w:pStyle w:val="ListBullet"/>
+      </w:pPr>
       <w:r>
         <w:rPr>
           <w:b/>
-          <w:sz w:val="21"/>
         </w:rPr>
         <w:t>五盖成因初步的分寸</w:t>
       </w:r>
       <w:r>
         <w:rPr>
-          <w:sz w:val="21"/>
+          <w:b w:val="0"/>
         </w:rPr>
         <w:t>：本周只带出"欲贪盖由不如理作意生起"的初步（◈扩展段，可跳过）；五盖的逐盖定义、成因与对治是第3—4周主题，不提前展开。材料②里"喝酒、邪淫、爱情"等例子是尊者讲欲贪的现场比喻，照读即可，不必展开讨论私生活话题；若现场有贤友情绪波动，可以说："这段讲的是欲贪的机制，具体的人和事我们不在这里分析。"</w:t>
       </w:r>
     </w:p>
     <w:p>
       <w:pPr>
-        <w:ind w:left="340"/>
-      </w:pPr>
-      <w:r>
-        <w:rPr>
-          <w:color w:val="1F3864"/>
-          <w:sz w:val="21"/>
-        </w:rPr>
-        <w:t xml:space="preserve">• </w:t>
-      </w:r>
+        <w:pStyle w:val="ListBullet"/>
+      </w:pPr>
       <w:r>
         <w:rPr>
           <w:b/>
-          <w:sz w:val="21"/>
         </w:rPr>
         <w:t>十六种心总说与下周的边界</w:t>
       </w:r>
       <w:r>
         <w:rPr>
-          <w:sz w:val="21"/>
+          <w:b w:val="0"/>
         </w:rPr>
         <w:t>：本周是"概览"——知道有八对十六种世间心、观心要依心路过程；逐对的细致辨析与观照识别是下周主题（186讲材料）。若有人追问某一种心的细节，回答："下周整一讲都是它。"</w:t>
       </w:r>
     </w:p>
     <w:p>
       <w:pPr>
-        <w:ind w:left="340"/>
-      </w:pPr>
-      <w:r>
-        <w:rPr>
-          <w:color w:val="1F3864"/>
-          <w:sz w:val="21"/>
-        </w:rPr>
-        <w:t xml:space="preserve">• </w:t>
-      </w:r>
+        <w:pStyle w:val="ListBullet"/>
+      </w:pPr>
       <w:r>
         <w:rPr>
           <w:b/>
-          <w:sz w:val="21"/>
         </w:rPr>
         <w:t>"先色后名"可能让人却步</w:t>
       </w:r>
       <w:r>
         <w:rPr>
-          <w:sz w:val="21"/>
+          <w:b w:val="0"/>
         </w:rPr>
         <w:t>：四界分别观、心路过程这些听起来门槛很高——如实承认："原文也说大部分人还没有到达这个水平。"读书会不是禅修营，我们不布置修观功课，只做"看见自己心"的最小练习；有人想深入，引导他参加禅修营向业处老师请益。</w:t>
       </w:r>
     </w:p>
     <w:p>
       <w:pPr>
-        <w:ind w:left="340"/>
-      </w:pPr>
-      <w:r>
-        <w:rPr>
-          <w:color w:val="1F3864"/>
-          <w:sz w:val="21"/>
-        </w:rPr>
-        <w:t xml:space="preserve">• </w:t>
-      </w:r>
+        <w:pStyle w:val="ListBullet"/>
+      </w:pPr>
       <w:r>
         <w:rPr>
           <w:b/>
-          <w:sz w:val="21"/>
         </w:rPr>
         <w:t>两个材料文体不同</w:t>
       </w:r>
       <w:r>
         <w:rPr>
-          <w:sz w:val="21"/>
+          <w:b w:val="0"/>
         </w:rPr>
         <w:t>：材料①为Word课件（书面语，可直接读）；材料②为录音转写（口语化、转写噪音较大、（ ）内为整理注记）——照读即可，时间码与（ ）内的整理注记朗读时跳过不念；个别注"整理从略"处直接跳到下一段落读。分不清材料①②时，认准"★核心段落"标记即可，两段各挑一段先读也不会冷场。</w:t>
       </w:r>
     </w:p>
     <w:p>
       <w:pPr>
-        <w:ind w:left="340"/>
-      </w:pPr>
-      <w:r>
-        <w:rPr>
-          <w:color w:val="1F3864"/>
-          <w:sz w:val="21"/>
-        </w:rPr>
-        <w:t xml:space="preserve">• </w:t>
-      </w:r>
+        <w:pStyle w:val="ListBullet"/>
+      </w:pPr>
       <w:r>
         <w:rPr>
           <w:b/>
-          <w:sz w:val="21"/>
         </w:rPr>
         <w:t>术语别被吓住</w:t>
       </w:r>
       <w:r>
         <w:rPr>
-          <w:sz w:val="21"/>
+          <w:b w:val="0"/>
         </w:rPr>
         <w:t>：名业处、心路过程、有分、速行心、彼所缘、巴拉密、阿拉汉……主持人只需照读，不必解释；有人问就说："我们跟着原文读，读几周自然就熟了。"</w:t>
       </w:r>
     </w:p>
     <w:p>
       <w:pPr>
-        <w:ind w:left="340"/>
-      </w:pPr>
-      <w:r>
-        <w:rPr>
-          <w:color w:val="1F3864"/>
-          <w:sz w:val="21"/>
-        </w:rPr>
-        <w:t xml:space="preserve">• </w:t>
-      </w:r>
+        <w:pStyle w:val="ListBullet"/>
+      </w:pPr>
       <w:r>
         <w:rPr>
           <w:b/>
-          <w:sz w:val="21"/>
         </w:rPr>
         <w:t>作业期待管理</w:t>
       </w:r>
       <w:r>
         <w:rPr>
-          <w:sz w:val="21"/>
+          <w:b w:val="0"/>
         </w:rPr>
         <w:t>：有人一周都忘了做——回应："想起来一下，都是好的，慢慢就会越来越多。"不评价、不加码。</w:t>
       </w:r>
     </w:p>
     <w:p>
       <w:pPr>
-        <w:ind w:left="340"/>
-      </w:pPr>
-      <w:r>
-        <w:rPr>
-          <w:color w:val="1F3864"/>
-          <w:sz w:val="21"/>
-        </w:rPr>
-        <w:t xml:space="preserve">• </w:t>
-      </w:r>
+        <w:pStyle w:val="ListBullet"/>
+      </w:pPr>
       <w:r>
         <w:rPr>
           <w:b/>
-          <w:sz w:val="21"/>
         </w:rPr>
         <w:t>W1首周节奏</w:t>
       </w:r>
       <w:r>
         <w:rPr>
-          <w:sz w:val="21"/>
+          <w:b w:val="0"/>
         </w:rPr>
         <w:t>：第一周是"地图周"，信息量偏大——讨论不必追求讲透，主持人记得按时间弹性指南推进；让大家带着"下周逐对认心"的期待离场，比当场记住十六种心更重要。</w:t>
       </w:r>
     </w:p>
     <w:p>
       <w:pPr>
-        <w:ind w:left="340"/>
-      </w:pPr>
-      <w:r>
-        <w:rPr>
-          <w:color w:val="1F3864"/>
-          <w:sz w:val="21"/>
-        </w:rPr>
-        <w:t xml:space="preserve">• </w:t>
-      </w:r>
+        <w:pStyle w:val="ListBullet"/>
+      </w:pPr>
       <w:r>
         <w:rPr>
           <w:b/>
-          <w:sz w:val="21"/>
         </w:rPr>
         <w:t>分享中的"对号入座"</w:t>
       </w:r>
       <w:r>
         <w:rPr>
-          <w:sz w:val="21"/>
+          <w:b w:val="0"/>
         </w:rPr>
         <w:t>：讨论"钝根见行人""欲贪盖"时，若有人主动讲自己的习气，认真倾听即可，不追问细节、不给建议；若有人开始分析在场其他人，温和拉回："我们只说自己观察到的东西。"</w:t>
       </w:r>
     </w:p>
     <w:p>
       <w:pPr>
-        <w:ind w:left="340"/>
-      </w:pPr>
-      <w:r>
-        <w:rPr>
-          <w:color w:val="1F3864"/>
-          <w:sz w:val="21"/>
-        </w:rPr>
-        <w:t xml:space="preserve">• </w:t>
-      </w:r>
+        <w:pStyle w:val="ListBullet"/>
+      </w:pPr>
       <w:r>
         <w:rPr>
           <w:b/>
-          <w:sz w:val="21"/>
         </w:rPr>
         <w:t>涉及"酒、欲贪"等例子的分寸</w:t>
       </w:r>
       <w:r>
         <w:rPr>
-          <w:sz w:val="21"/>
+          <w:b w:val="0"/>
         </w:rPr>
         <w:t>：材料②◈扩展段有喝酒、两性、爱情的现场比喻，均为尊者讲"欲贪机制"的方便说；若小组里有年轻学员或有贤友觉得不自在，可整段跳过◈扩展段落，直接进入讨论环节。</w:t>
       </w:r>
     </w:p>
     <w:p>
       <w:pPr>
-        <w:ind w:left="340"/>
-      </w:pPr>
-      <w:r>
-        <w:rPr>
-          <w:color w:val="1F3864"/>
-          <w:sz w:val="21"/>
-        </w:rPr>
-        <w:t xml:space="preserve">• </w:t>
-      </w:r>
+        <w:pStyle w:val="ListBullet"/>
+      </w:pPr>
       <w:r>
         <w:rPr>
           <w:b/>
-          <w:sz w:val="21"/>
         </w:rPr>
         <w:t>迟到与中途离席</w:t>
       </w:r>
       <w:r>
         <w:rPr>
-          <w:sz w:val="21"/>
+          <w:b w:val="0"/>
         </w:rPr>
         <w:t>：第一周难免有人找错时间或迟到——欢迎随时加入，主持人用手势指一下读到哪一段即可，不必停下来重讲；有人中途需要离席，点头示意就好，不打断流程。</w:t>
       </w:r>
     </w:p>
     <w:p>
       <w:pPr>
-        <w:ind w:left="340"/>
-      </w:pPr>
-      <w:r>
-        <w:rPr>
-          <w:color w:val="1F3864"/>
-          <w:sz w:val="21"/>
-        </w:rPr>
-        <w:t xml:space="preserve">• </w:t>
-      </w:r>
+        <w:pStyle w:val="ListBullet"/>
+      </w:pPr>
       <w:r>
         <w:rPr>
           <w:b/>
-          <w:sz w:val="21"/>
         </w:rPr>
         <w:t>延伸阅读的使用</w:t>
       </w:r>
       <w:r>
         <w:rPr>
-          <w:sz w:val="21"/>
+          <w:b w:val="0"/>
         </w:rPr>
         <w:t>：学员版末尾附本周延伸资源（标题/类型/media_id/打开方式），主持人对照《原文全集》即可；因知识库临时链接会过期，本轮文档一律不放链接，需要原文时按"打开方式"到ima知识库搜索即可。</w:t>
       </w:r>
     </w:p>
+    <w:p/>
     <w:p>
       <w:r>
         <w:rPr>
-          <w:sz w:val="21"/>
-        </w:rPr>
-        <w:t>&lt;!--EXT_READ--&gt;</w:t>
-      </w:r>
-    </w:p>
-    <w:p>
-      <w:pPr>
-        <w:spacing w:before="160" w:after="80"/>
-      </w:pPr>
-      <w:r>
-        <w:rPr>
-          <w:rFonts w:ascii="Microsoft YaHei" w:hAnsi="Microsoft YaHei" w:eastAsia="Microsoft YaHei"/>
           <w:b/>
           <w:color w:val="1F3864"/>
-          <w:sz w:val="28"/>
+          <w:sz w:val="26"/>
         </w:rPr>
         <w:t>📚 延伸阅读（课后自由选读）</w:t>
       </w:r>
@@ -5465,7 +5235,6 @@
       <w:tblPr>
         <w:tblStyle w:val="TableGrid"/>
         <w:tblW w:type="auto" w:w="0"/>
-        <w:jc w:val="center"/>
         <w:tblLook w:firstColumn="1" w:firstRow="1" w:lastColumn="0" w:lastRow="0" w:noHBand="0" w:noVBand="1" w:val="04A0"/>
       </w:tblPr>
       <w:tblGrid>
@@ -5478,17 +5247,20 @@
         <w:tc>
           <w:tcPr>
             <w:tcW w:type="dxa" w:w="2409"/>
-            <w:shd w:val="clear" w:color="auto" w:fill="1F3864"/>
+            <w:shd w:val="clear" w:fill="1F3864"/>
           </w:tcPr>
           <w:p>
-            <w:pPr>
-              <w:spacing w:after="20"/>
-            </w:pPr>
             <w:r>
               <w:rPr>
-                <w:b/>
                 <w:color w:val="FFFFFF"/>
-                <w:sz w:val="19"/>
+                <w:sz w:val="18"/>
+              </w:rPr>
+            </w:r>
+            <w:r>
+              <w:rPr>
+                <w:b w:val="0"/>
+                <w:color w:val="FFFFFF"/>
+                <w:sz w:val="18"/>
               </w:rPr>
               <w:t>标题</w:t>
             </w:r>
@@ -5497,17 +5269,20 @@
         <w:tc>
           <w:tcPr>
             <w:tcW w:type="dxa" w:w="2409"/>
-            <w:shd w:val="clear" w:color="auto" w:fill="1F3864"/>
+            <w:shd w:val="clear" w:fill="1F3864"/>
           </w:tcPr>
           <w:p>
-            <w:pPr>
-              <w:spacing w:after="20"/>
-            </w:pPr>
             <w:r>
               <w:rPr>
-                <w:b/>
                 <w:color w:val="FFFFFF"/>
-                <w:sz w:val="19"/>
+                <w:sz w:val="18"/>
+              </w:rPr>
+            </w:r>
+            <w:r>
+              <w:rPr>
+                <w:b w:val="0"/>
+                <w:color w:val="FFFFFF"/>
+                <w:sz w:val="18"/>
               </w:rPr>
               <w:t>类型</w:t>
             </w:r>
@@ -5516,17 +5291,20 @@
         <w:tc>
           <w:tcPr>
             <w:tcW w:type="dxa" w:w="2409"/>
-            <w:shd w:val="clear" w:color="auto" w:fill="1F3864"/>
+            <w:shd w:val="clear" w:fill="1F3864"/>
           </w:tcPr>
           <w:p>
-            <w:pPr>
-              <w:spacing w:after="20"/>
-            </w:pPr>
             <w:r>
               <w:rPr>
-                <w:b/>
                 <w:color w:val="FFFFFF"/>
-                <w:sz w:val="19"/>
+                <w:sz w:val="18"/>
+              </w:rPr>
+            </w:r>
+            <w:r>
+              <w:rPr>
+                <w:b w:val="0"/>
+                <w:color w:val="FFFFFF"/>
+                <w:sz w:val="18"/>
               </w:rPr>
               <w:t>media_id</w:t>
             </w:r>
@@ -5535,17 +5313,20 @@
         <w:tc>
           <w:tcPr>
             <w:tcW w:type="dxa" w:w="2409"/>
-            <w:shd w:val="clear" w:color="auto" w:fill="1F3864"/>
+            <w:shd w:val="clear" w:fill="1F3864"/>
           </w:tcPr>
           <w:p>
-            <w:pPr>
-              <w:spacing w:after="20"/>
-            </w:pPr>
             <w:r>
               <w:rPr>
-                <w:b/>
                 <w:color w:val="FFFFFF"/>
-                <w:sz w:val="19"/>
+                <w:sz w:val="18"/>
+              </w:rPr>
+            </w:r>
+            <w:r>
+              <w:rPr>
+                <w:b w:val="0"/>
+                <w:color w:val="FFFFFF"/>
+                <w:sz w:val="18"/>
               </w:rPr>
               <w:t>打开方式</w:t>
             </w:r>
@@ -5558,12 +5339,15 @@
             <w:tcW w:type="dxa" w:w="2409"/>
           </w:tcPr>
           <w:p>
-            <w:pPr>
-              <w:spacing w:after="20"/>
-            </w:pPr>
             <w:r>
               <w:rPr>
-                <w:sz w:val="19"/>
+                <w:sz w:val="18"/>
+              </w:rPr>
+            </w:r>
+            <w:r>
+              <w:rPr>
+                <w:b w:val="0"/>
+                <w:sz w:val="18"/>
               </w:rPr>
               <w:t>186讲-摄集-摄菩提分-心念处-古源尊者-20211221（禅林版音声）</w:t>
             </w:r>
@@ -5574,12 +5358,15 @@
             <w:tcW w:type="dxa" w:w="2409"/>
           </w:tcPr>
           <w:p>
-            <w:pPr>
-              <w:spacing w:after="20"/>
-            </w:pPr>
             <w:r>
               <w:rPr>
-                <w:sz w:val="19"/>
+                <w:sz w:val="18"/>
+              </w:rPr>
+            </w:r>
+            <w:r>
+              <w:rPr>
+                <w:b w:val="0"/>
+                <w:sz w:val="18"/>
               </w:rPr>
               <w:t>音声转写（依据录音转写整理，已校对明显同音错字）</w:t>
             </w:r>
@@ -5590,12 +5377,15 @@
             <w:tcW w:type="dxa" w:w="2409"/>
           </w:tcPr>
           <w:p>
-            <w:pPr>
-              <w:spacing w:after="20"/>
-            </w:pPr>
             <w:r>
               <w:rPr>
-                <w:sz w:val="19"/>
+                <w:sz w:val="18"/>
+              </w:rPr>
+            </w:r>
+            <w:r>
+              <w:rPr>
+                <w:b w:val="0"/>
+                <w:sz w:val="18"/>
               </w:rPr>
               <w:t>soundrecording_d0dd1c0cd17209afe241ece24bf6b7b4_7f2597e25af1f437cdce526bd9a0fd967439961422831605</w:t>
             </w:r>
@@ -5606,12 +5396,15 @@
             <w:tcW w:type="dxa" w:w="2409"/>
           </w:tcPr>
           <w:p>
-            <w:pPr>
-              <w:spacing w:after="20"/>
-            </w:pPr>
             <w:r>
               <w:rPr>
-                <w:sz w:val="19"/>
+                <w:sz w:val="18"/>
+              </w:rPr>
+            </w:r>
+            <w:r>
+              <w:rPr>
+                <w:b w:val="0"/>
+                <w:sz w:val="18"/>
               </w:rPr>
               <w:t>在知识库「古源尊者开示及上座部佛教资料」中搜索「186讲 心念处」打开</w:t>
             </w:r>
@@ -5622,15 +5415,18 @@
         <w:tc>
           <w:tcPr>
             <w:tcW w:type="dxa" w:w="2409"/>
-            <w:shd w:val="clear" w:color="auto" w:fill="F2F2F2"/>
+            <w:shd w:val="clear" w:fill="F2F5FA"/>
           </w:tcPr>
           <w:p>
-            <w:pPr>
-              <w:spacing w:after="20"/>
-            </w:pPr>
             <w:r>
               <w:rPr>
-                <w:sz w:val="19"/>
+                <w:sz w:val="18"/>
+              </w:rPr>
+            </w:r>
+            <w:r>
+              <w:rPr>
+                <w:b w:val="0"/>
+                <w:sz w:val="18"/>
               </w:rPr>
               <w:t>第186讲 应用（摄集34）：三十七道品╱苦之集［心念处］.pdf（第2周主材料，先睹为快）</w:t>
             </w:r>
@@ -5639,15 +5435,18 @@
         <w:tc>
           <w:tcPr>
             <w:tcW w:type="dxa" w:w="2409"/>
-            <w:shd w:val="clear" w:color="auto" w:fill="F2F2F2"/>
+            <w:shd w:val="clear" w:fill="F2F5FA"/>
           </w:tcPr>
           <w:p>
-            <w:pPr>
-              <w:spacing w:after="20"/>
-            </w:pPr>
             <w:r>
               <w:rPr>
-                <w:sz w:val="19"/>
+                <w:sz w:val="18"/>
+              </w:rPr>
+            </w:r>
+            <w:r>
+              <w:rPr>
+                <w:b w:val="0"/>
+                <w:sz w:val="18"/>
               </w:rPr>
               <w:t>PDF课件原文</w:t>
             </w:r>
@@ -5656,15 +5455,18 @@
         <w:tc>
           <w:tcPr>
             <w:tcW w:type="dxa" w:w="2409"/>
-            <w:shd w:val="clear" w:color="auto" w:fill="F2F2F2"/>
+            <w:shd w:val="clear" w:fill="F2F5FA"/>
           </w:tcPr>
           <w:p>
-            <w:pPr>
-              <w:spacing w:after="20"/>
-            </w:pPr>
             <w:r>
               <w:rPr>
-                <w:sz w:val="19"/>
+                <w:sz w:val="18"/>
+              </w:rPr>
+            </w:r>
+            <w:r>
+              <w:rPr>
+                <w:b w:val="0"/>
+                <w:sz w:val="18"/>
               </w:rPr>
               <w:t>pdf_d0dd1c0cd17209afe241ece24bf6b7b4_b36991eb15ae3e5b128378ae0a57999a7439961422831605</w:t>
             </w:r>
@@ -5673,15 +5475,18 @@
         <w:tc>
           <w:tcPr>
             <w:tcW w:type="dxa" w:w="2409"/>
-            <w:shd w:val="clear" w:color="auto" w:fill="F2F2F2"/>
+            <w:shd w:val="clear" w:fill="F2F5FA"/>
           </w:tcPr>
           <w:p>
-            <w:pPr>
-              <w:spacing w:after="20"/>
-            </w:pPr>
             <w:r>
               <w:rPr>
-                <w:sz w:val="19"/>
+                <w:sz w:val="18"/>
+              </w:rPr>
+            </w:r>
+            <w:r>
+              <w:rPr>
+                <w:b w:val="0"/>
+                <w:sz w:val="18"/>
               </w:rPr>
               <w:t>在知识库「古源尊者开示及上座部佛教资料」中搜索「186讲 心念处 应用」打开</w:t>
             </w:r>
@@ -5694,12 +5499,15 @@
             <w:tcW w:type="dxa" w:w="2409"/>
           </w:tcPr>
           <w:p>
-            <w:pPr>
-              <w:spacing w:after="20"/>
-            </w:pPr>
             <w:r>
               <w:rPr>
-                <w:sz w:val="19"/>
+                <w:sz w:val="18"/>
+              </w:rPr>
+            </w:r>
+            <w:r>
+              <w:rPr>
+                <w:b w:val="0"/>
+                <w:sz w:val="18"/>
               </w:rPr>
               <w:t>187讲-摄集-摄菩提分-法念处-五盖1.docx（第3周主材料）</w:t>
             </w:r>
@@ -5710,12 +5518,15 @@
             <w:tcW w:type="dxa" w:w="2409"/>
           </w:tcPr>
           <w:p>
-            <w:pPr>
-              <w:spacing w:after="20"/>
-            </w:pPr>
             <w:r>
               <w:rPr>
-                <w:sz w:val="19"/>
+                <w:sz w:val="18"/>
+              </w:rPr>
+            </w:r>
+            <w:r>
+              <w:rPr>
+                <w:b w:val="0"/>
+                <w:sz w:val="18"/>
               </w:rPr>
               <w:t>Word课件原文</w:t>
             </w:r>
@@ -5726,12 +5537,15 @@
             <w:tcW w:type="dxa" w:w="2409"/>
           </w:tcPr>
           <w:p>
-            <w:pPr>
-              <w:spacing w:after="20"/>
-            </w:pPr>
             <w:r>
               <w:rPr>
-                <w:sz w:val="19"/>
+                <w:sz w:val="18"/>
+              </w:rPr>
+            </w:r>
+            <w:r>
+              <w:rPr>
+                <w:b w:val="0"/>
+                <w:sz w:val="18"/>
               </w:rPr>
               <w:t>word_d0dd1c0cd17209afe241ece24bf6b7b4_84992743997a53fe49ff62fde6d80c1b7439961422831605</w:t>
             </w:r>
@@ -5742,12 +5556,15 @@
             <w:tcW w:type="dxa" w:w="2409"/>
           </w:tcPr>
           <w:p>
-            <w:pPr>
-              <w:spacing w:after="20"/>
-            </w:pPr>
             <w:r>
               <w:rPr>
-                <w:sz w:val="19"/>
+                <w:sz w:val="18"/>
+              </w:rPr>
+            </w:r>
+            <w:r>
+              <w:rPr>
+                <w:b w:val="0"/>
+                <w:sz w:val="18"/>
               </w:rPr>
               <w:t>在知识库「古源尊者开示及上座部佛教资料」中搜索「187讲 五盖」打开</w:t>
             </w:r>
@@ -5758,15 +5575,18 @@
         <w:tc>
           <w:tcPr>
             <w:tcW w:type="dxa" w:w="2409"/>
-            <w:shd w:val="clear" w:color="auto" w:fill="F2F2F2"/>
+            <w:shd w:val="clear" w:fill="F2F5FA"/>
           </w:tcPr>
           <w:p>
-            <w:pPr>
-              <w:spacing w:after="20"/>
-            </w:pPr>
             <w:r>
               <w:rPr>
-                <w:sz w:val="19"/>
+                <w:sz w:val="18"/>
+              </w:rPr>
+            </w:r>
+            <w:r>
+              <w:rPr>
+                <w:b w:val="0"/>
+                <w:sz w:val="18"/>
               </w:rPr>
               <w:t>184讲-摄集-摄菩提分-受念处&amp;心念处1-古源尊者-20211207.docx（本周材料①完整版）</w:t>
             </w:r>
@@ -5775,15 +5595,18 @@
         <w:tc>
           <w:tcPr>
             <w:tcW w:type="dxa" w:w="2409"/>
-            <w:shd w:val="clear" w:color="auto" w:fill="F2F2F2"/>
+            <w:shd w:val="clear" w:fill="F2F5FA"/>
           </w:tcPr>
           <w:p>
-            <w:pPr>
-              <w:spacing w:after="20"/>
-            </w:pPr>
             <w:r>
               <w:rPr>
-                <w:sz w:val="19"/>
+                <w:sz w:val="18"/>
+              </w:rPr>
+            </w:r>
+            <w:r>
+              <w:rPr>
+                <w:b w:val="0"/>
+                <w:sz w:val="18"/>
               </w:rPr>
               <w:t>Word课件原文</w:t>
             </w:r>
@@ -5792,15 +5615,18 @@
         <w:tc>
           <w:tcPr>
             <w:tcW w:type="dxa" w:w="2409"/>
-            <w:shd w:val="clear" w:color="auto" w:fill="F2F2F2"/>
+            <w:shd w:val="clear" w:fill="F2F5FA"/>
           </w:tcPr>
           <w:p>
-            <w:pPr>
-              <w:spacing w:after="20"/>
-            </w:pPr>
             <w:r>
               <w:rPr>
-                <w:sz w:val="19"/>
+                <w:sz w:val="18"/>
+              </w:rPr>
+            </w:r>
+            <w:r>
+              <w:rPr>
+                <w:b w:val="0"/>
+                <w:sz w:val="18"/>
               </w:rPr>
               <w:t>word_d0dd1c0cd17209afe241ece24bf6b7b4_d0ef5038e26361ec593557ba32df92107439961422831605</w:t>
             </w:r>
@@ -5809,15 +5635,18 @@
         <w:tc>
           <w:tcPr>
             <w:tcW w:type="dxa" w:w="2409"/>
-            <w:shd w:val="clear" w:color="auto" w:fill="F2F2F2"/>
+            <w:shd w:val="clear" w:fill="F2F5FA"/>
           </w:tcPr>
           <w:p>
-            <w:pPr>
-              <w:spacing w:after="20"/>
-            </w:pPr>
             <w:r>
               <w:rPr>
-                <w:sz w:val="19"/>
+                <w:sz w:val="18"/>
+              </w:rPr>
+            </w:r>
+            <w:r>
+              <w:rPr>
+                <w:b w:val="0"/>
+                <w:sz w:val="18"/>
               </w:rPr>
               <w:t>在知识库「古源尊者开示及上座部佛教资料」中搜索「184讲 受念处 心念处」打开</w:t>
             </w:r>
@@ -5825,20 +5654,13 @@
         </w:tc>
       </w:tr>
     </w:tbl>
+    <w:p/>
     <w:p>
       <w:r>
         <w:rPr>
-          <w:sz w:val="21"/>
-        </w:rPr>
-        <w:t>&lt;!--/EXT_READ--&gt;</w:t>
-      </w:r>
-    </w:p>
-    <w:p>
-      <w:r>
-        <w:rPr>
-          <w:sz w:val="21"/>
-        </w:rPr>
-        <w:t>&lt;!--W_LEAD--&gt;开场提示：手机静音，我们用一分钟静坐开始；今天共读两段原文（一段回顾、一段心念处总说），读完每人先说一句最触动你的话。&lt;!--/W_LEAD--&gt;</w:t>
+          <w:b w:val="0"/>
+        </w:rPr>
+        <w:t>开场提示：手机静音，我们用一分钟静坐开始；今天共读两段原文（一段回顾、一段心念处总说），读完每人先说一句最触动你的话。</w:t>
       </w:r>
     </w:p>
     <w:sectPr>
@@ -5860,7 +5682,11 @@
       <w:pStyle w:val="Footer"/>
       <w:jc w:val="center"/>
     </w:pPr>
-    <w:fldSimple w:instr="PAGE"/>
+    <w:r>
+      <w:fldChar w:fldCharType="begin"/>
+      <w:instrText xml:space="preserve">PAGE</w:instrText>
+      <w:fldChar w:fldCharType="end"/>
+    </w:r>
   </w:p>
 </w:ftr>
 </file>
@@ -5874,10 +5700,10 @@
     </w:pPr>
     <w:r>
       <w:rPr>
-        <w:color w:val="808080"/>
+        <w:color w:val="1F3864"/>
         <w:sz w:val="16"/>
       </w:rPr>
-      <w:t>读书会07·第1周·前情回顾与心念处总说（朗读优化版）</w:t>
+      <w:t>读书会07 · 第1周 · 朗读优化版（8周版） · 主持人版</w:t>
     </w:r>
   </w:p>
 </w:hdr>
@@ -6246,11 +6072,8 @@
     <w:name w:val="Normal"/>
     <w:qFormat/>
     <w:rsid w:val="00FC693F"/>
-    <w:pPr>
-      <w:spacing w:line="324" w:lineRule="auto" w:after="60"/>
-    </w:pPr>
     <w:rPr>
-      <w:rFonts w:ascii="Microsoft YaHei" w:hAnsi="Microsoft YaHei" w:eastAsia="Microsoft YaHei"/>
+      <w:rFonts w:ascii="等线" w:hAnsi="等线" w:eastAsia="宋体"/>
       <w:sz w:val="21"/>
     </w:rPr>
   </w:style>
